--- a/protocol-publication/advance-trauma-protocol-paper-revision-1.docx
+++ b/protocol-publication/advance-trauma-protocol-paper-revision-1.docx
@@ -569,32 +569,54 @@
         <w:rPr>
           <w:highlight w:val="yellow"/>
         </w:rPr>
-        <w:t xml:space="preserve"> each. All clusters will transition through three phases: first, a standard care phase; second, a one-month transition phase, during which the training is delivered; and finally, an intervention phase, for a total of 13 months.</w:t>
+        <w:t xml:space="preserve"> each. All clusters transition through three phases: first, a standard care phase; second, a one-month transition phase, during which the training is delivered; and finally, an intervention phase, for a total of 13 months.</w:t>
       </w:r>
       <w:r>
         <w:rPr>
           <w:highlight w:val="yellow"/>
         </w:rPr>
-        <w:t xml:space="preserve"> Each cluster will be randomised to an</w:t>
-      </w:r>
-      <w:del w:id="0" w:author="sranjan@masonlive.gmu.edu" w:date="2025-11-11T12:06:00Z" w16du:dateUtc="2025-11-11T17:06:00Z">
-        <w:r>
-          <w:rPr>
-            <w:highlight w:val="yellow"/>
-          </w:rPr>
-          <w:delText xml:space="preserve"> </w:delText>
-        </w:r>
-      </w:del>
+        <w:t xml:space="preserve"> Each cluster </w:t>
+      </w:r>
       <w:r>
         <w:rPr>
           <w:highlight w:val="yellow"/>
         </w:rPr>
-        <w:t xml:space="preserve">implementation sequence that define the duration of standard care and intervention phases. </w:t>
+        <w:t>is</w:t>
       </w:r>
       <w:r>
         <w:rPr>
           <w:highlight w:val="yellow"/>
         </w:rPr>
+        <w:t xml:space="preserve"> randomised to an</w:t>
+      </w:r>
+      <w:r>
+        <w:rPr>
+          <w:highlight w:val="yellow"/>
+        </w:rPr>
+        <w:t xml:space="preserve"> </w:t>
+      </w:r>
+      <w:r>
+        <w:rPr>
+          <w:highlight w:val="yellow"/>
+        </w:rPr>
+        <w:t>implementation sequence that define</w:t>
+      </w:r>
+      <w:r>
+        <w:rPr>
+          <w:highlight w:val="yellow"/>
+        </w:rPr>
+        <w:t>s</w:t>
+      </w:r>
+      <w:r>
+        <w:rPr>
+          <w:highlight w:val="yellow"/>
+        </w:rPr>
+        <w:t xml:space="preserve"> the duration of standard care and intervention phases. </w:t>
+      </w:r>
+      <w:r>
+        <w:rPr>
+          <w:highlight w:val="yellow"/>
+        </w:rPr>
         <w:t xml:space="preserve">The trial will </w:t>
       </w:r>
       <w:r>
@@ -643,7 +665,43 @@
         <w:rPr>
           <w:highlight w:val="yellow"/>
         </w:rPr>
-        <w:t>subsequently admitted or transferred for admission.</w:t>
+        <w:t xml:space="preserve">subsequently admitted or transferred for </w:t>
+      </w:r>
+      <w:r>
+        <w:rPr>
+          <w:highlight w:val="yellow"/>
+        </w:rPr>
+        <w:t>admission.</w:t>
+      </w:r>
+      <w:r>
+        <w:rPr>
+          <w:highlight w:val="yellow"/>
+        </w:rPr>
+        <w:t xml:space="preserve"> </w:t>
+      </w:r>
+      <w:r>
+        <w:rPr>
+          <w:highlight w:val="yellow"/>
+        </w:rPr>
+        <w:t xml:space="preserve">The primary outcome </w:t>
+      </w:r>
+      <w:r>
+        <w:rPr>
+          <w:highlight w:val="yellow"/>
+        </w:rPr>
+        <w:t>is</w:t>
+      </w:r>
+      <w:r>
+        <w:rPr>
+          <w:highlight w:val="yellow"/>
+        </w:rPr>
+        <w:t xml:space="preserve"> in-hospital mortality within 30 days of arrival at the emergency department.</w:t>
+      </w:r>
+      <w:r>
+        <w:t xml:space="preserve"> </w:t>
+      </w:r>
+      <w:r>
+        <w:t xml:space="preserve"> </w:t>
       </w:r>
     </w:p>
     <w:p>
@@ -856,16 +914,16 @@
             <w:r>
               <w:t>Clinical Trials Registry – India (</w:t>
             </w:r>
-            <w:commentRangeStart w:id="1"/>
+            <w:commentRangeStart w:id="0"/>
             <w:r>
               <w:t>CTRI/2024/07/071336</w:t>
             </w:r>
-            <w:commentRangeEnd w:id="1"/>
+            <w:commentRangeEnd w:id="0"/>
             <w:r>
               <w:rPr>
                 <w:rStyle w:val="CommentReference"/>
               </w:rPr>
-              <w:commentReference w:id="1"/>
+              <w:commentReference w:id="0"/>
             </w:r>
             <w:r>
               <w:t>), ClinicalTrials.gov (NCT06321419</w:t>
@@ -2075,12 +2133,12 @@
         <w:fldChar w:fldCharType="end"/>
       </w:r>
       <w:r>
-        <w:t xml:space="preserve">. In this trial, the unit of randomisation is the hospital: that is, the “clusters” randomised to the sequences of the stepped wedge design are the hospitals. Within each hospital, one or more units of physicians performing initial resuscitation of trauma patients in the emergency department may be trained. The number of units that will be trained in each hospital will depend on the sizes of these units and the volumes of patients the physicians attend. If more than one unit is trained in the same hospital, these are all considered to be part of the same cluster (i.e. hospital) for the purpose of randomisation. </w:t>
-      </w:r>
-    </w:p>
-    <w:p>
-      <w:r>
-        <w:t>We will include a total of 30 clusters in six batches, with five clusters in each batch. The clusters in each batch will be randomised to one of five implementation sequences, with one cluster randomised to each implementation sequence. All clusters will transition through three phases: first, a standard care phase; second, a transition phase lasting one month during which the ATLS® training will be delivered to the physicians; and finally, the intervention phase. The period of participant inclusion (within any cluster) will last for a total of 13 months. The duration of the standard care and intervention phases will be determined by the implementation sequence.</w:t>
+        <w:t xml:space="preserve">. In this trial, the unit of randomisation is the hospital: that is, the clusters randomised to the sequences of the stepped wedge design are the hospitals. Within each hospital, one or more units of physicians performing initial resuscitation of trauma patients in the emergency department may be trained. The number of units that will be trained in each hospital will depend on the sizes of these units and the volumes of patients the physicians attend. If more than one unit is trained in the same hospital, these are all considered to be part of the same cluster for the purpose of randomisation. </w:t>
+      </w:r>
+    </w:p>
+    <w:p>
+      <w:r>
+        <w:t>We will include a total of 30 clusters in six batches, with five clusters in each batch. The clusters in each batch will be randomised to one of five implementation sequences, with one cluster randomised to each implementation sequence. All clusters will transition through three phases: first, a standard care phase; second, a transition phase lasting one month during which the ATLS® training will be delivered to the physicians; and finally, the intervention phase. The period of participant inclusion within any cluster will last for a total of 13 months. The duration of the standard care and intervention phases will be determined by the implementation sequence.</w:t>
       </w:r>
       <w:r>
         <w:t xml:space="preserve"> The anticipated overlap between batches is six months.</w:t>
@@ -2303,7 +2361,19 @@
         <w:fldChar w:fldCharType="end"/>
       </w:r>
       <w:r>
-        <w:t>. We nest a staircase design within the main design because some of the secondary outcomes will be considerably more labour intensive to collect than the primary outcome, and collecting these secondary outcomes for all patient participants would be unfeasible.</w:t>
+        <w:t xml:space="preserve">. We nest a staircase design within the main design </w:t>
+      </w:r>
+      <w:r>
+        <w:t xml:space="preserve">and collect data only from a subset of patients for some of the secpndary outcomes </w:t>
+      </w:r>
+      <w:r>
+        <w:t xml:space="preserve">because </w:t>
+      </w:r>
+      <w:r>
+        <w:t>these</w:t>
+      </w:r>
+      <w:r>
+        <w:t xml:space="preserve"> outcomes will be considerably more labour intensive to collect than the primary outcome, and collecting these for all patient participants would be unfeasible.</w:t>
       </w:r>
     </w:p>
     <w:p>
@@ -2581,7 +2651,16 @@
     </w:p>
     <w:p>
       <w:r>
-        <w:t>Therefore, for this study, consent will refer to consent for data collection because the patient participants cannot opt out of the intervention, as it is delivered on the cluster level as a training of physicians.</w:t>
+        <w:t>Because this is a cluster randomised trial, with the intervention delivered to physicians, patient participants cannot consent to the intervention. Therefore, in</w:t>
+      </w:r>
+      <w:r>
+        <w:t xml:space="preserve"> this study, consent refer</w:t>
+      </w:r>
+      <w:r>
+        <w:t xml:space="preserve">s </w:t>
+      </w:r>
+      <w:r>
+        <w:t>to consent for data collection.</w:t>
       </w:r>
     </w:p>
     <w:p>
@@ -2671,14 +2750,12 @@
       <w:r>
         <w:t>icers, surgical residents, or emergency medicine residents. The</w:t>
       </w:r>
-      <w:ins w:id="2" w:author="sranjan@masonlive.gmu.edu" w:date="2025-11-11T12:36:00Z" w16du:dateUtc="2025-11-11T17:36:00Z">
-        <w:r>
-          <w:rPr>
-            <w:lang w:val="en-US"/>
-          </w:rPr>
-          <w:t>r</w:t>
-        </w:r>
-      </w:ins>
+      <w:r>
+        <w:rPr>
+          <w:lang w:val="en-US"/>
+        </w:rPr>
+        <w:t>r</w:t>
+      </w:r>
       <w:r>
         <w:t>e are mainly first- or second-year residents who resuscitate patients, perform interventions and refer patients for imaging or other investigations.</w:t>
       </w:r>
@@ -2759,7 +2836,7 @@
     </w:p>
     <w:p>
       <w:r>
-        <w:t>We will train the number of units of physicians needed to reach the required patient sample size. We estimate that this will require training an average of ten physicians per hospital, which should be mean that we can train one to two units per hospital on average. This is possible because many hospitals in India organise physician sta</w:t>
+        <w:t>We will train the number of units of physicians needed to reach the required patient sample size. We estimate that this will require training an average of ten physicians per hospital, which should mean that we can train one to two units per hospital on average. This is possible because many hospitals in India organise physician sta</w:t>
       </w:r>
       <w:r>
         <w:rPr>
@@ -2799,13 +2876,49 @@
         </w:rPr>
       </w:pPr>
       <w:r>
-        <w:t xml:space="preserve">Adherence to ATLS is one of the secondary outcomes and will be monitored using a checklist that covers the key steps of the ATLS® primary survey (see </w:t>
+        <w:t>Adherence to ATLS</w:t>
+      </w:r>
+      <w:r>
+        <w:t>®</w:t>
+      </w:r>
+      <w:r>
+        <w:t xml:space="preserve"> is one of the secondary outcomes and will be monitored using a checklist that covers the key steps of the ATLS® primary survey (see </w:t>
       </w:r>
       <w:r>
         <w:rPr>
           <w:bCs/>
         </w:rPr>
-        <w:t>Table 1).</w:t>
+        <w:t>Table 1)</w:t>
+      </w:r>
+      <w:r>
+        <w:rPr>
+          <w:bCs/>
+        </w:rPr>
+        <w:t>, for patients included using the nested staircase design</w:t>
+      </w:r>
+      <w:r>
+        <w:rPr>
+          <w:bCs/>
+        </w:rPr>
+        <w:t>.</w:t>
+      </w:r>
+      <w:r>
+        <w:rPr>
+          <w:bCs/>
+        </w:rPr>
+        <w:t xml:space="preserve"> We will not enforce adherence to ATLS</w:t>
+      </w:r>
+      <w:r>
+        <w:t>®</w:t>
+      </w:r>
+      <w:r>
+        <w:t>, as this study is of real-world effectiveness of ATLS</w:t>
+      </w:r>
+      <w:r>
+        <w:t>®</w:t>
+      </w:r>
+      <w:r>
+        <w:t xml:space="preserve"> rather than efficacy.</w:t>
       </w:r>
     </w:p>
     <w:p>
@@ -2818,17 +2931,14 @@
     </w:p>
     <w:p>
       <w:r>
+        <w:lastRenderedPageBreak/>
         <w:t xml:space="preserve">Other than </w:t>
       </w:r>
       <w:r>
         <w:t>the implementation of</w:t>
       </w:r>
       <w:r>
-        <w:t xml:space="preserve"> another formalised trauma life support training programme or other major interventions to change the care of trauma patients as specified in the exclusion criteria, </w:t>
-      </w:r>
-      <w:r>
-        <w:lastRenderedPageBreak/>
-        <w:t>concomitant use of other medications and treatments may be provided at the discretion of the investigators and will not be considered an exclusion criterion.</w:t>
+        <w:t xml:space="preserve"> another formalised trauma life support training programme or other major interventions to change the care of trauma patients as specified in the exclusion criteria, concomitant use of other medications and treatments may be provided at the discretion of the investigators and will not be considered an exclusion criterion.</w:t>
       </w:r>
     </w:p>
     <w:p>
@@ -2872,9 +2982,18 @@
         <w:rPr>
           <w:highlight w:val="yellow"/>
         </w:rPr>
-        <w:t>Outcomes that cannot be confirmed at the designated time point will be considered missing.</w:t>
-      </w:r>
-      <w:r>
+        <w:t>Outcomes that cannot be confirmed at the designated time point will be considered missing</w:t>
+      </w:r>
+      <w:r>
+        <w:rPr>
+          <w:highlight w:val="yellow"/>
+        </w:rPr>
+        <w:t>.</w:t>
+      </w:r>
+      <w:r>
+        <w:rPr>
+          <w:highlight w:val="yellow"/>
+        </w:rPr>
         <w:t xml:space="preserve"> </w:t>
       </w:r>
     </w:p>
@@ -3210,6 +3329,7 @@
               <w:jc w:val="left"/>
             </w:pPr>
             <w:r>
+              <w:lastRenderedPageBreak/>
               <w:t>Intensive care unit admission.</w:t>
             </w:r>
           </w:p>
@@ -3224,11 +3344,7 @@
               <w:cnfStyle w:val="000000100000" w:firstRow="0" w:lastRow="0" w:firstColumn="0" w:lastColumn="0" w:oddVBand="0" w:evenVBand="0" w:oddHBand="1" w:evenHBand="0" w:firstRowFirstColumn="0" w:firstRowLastColumn="0" w:lastRowFirstColumn="0" w:lastRowLastColumn="0"/>
             </w:pPr>
             <w:r>
-              <w:t xml:space="preserve">Data on this outcome will be collected from patient hospital </w:t>
-            </w:r>
-            <w:r>
-              <w:lastRenderedPageBreak/>
-              <w:t>records.</w:t>
+              <w:t>Data on this outcome will be collected from patient hospital records.</w:t>
             </w:r>
           </w:p>
         </w:tc>
@@ -3241,7 +3357,6 @@
               <w:cnfStyle w:val="000000100000" w:firstRow="0" w:lastRow="0" w:firstColumn="0" w:lastColumn="0" w:oddVBand="0" w:evenVBand="0" w:oddHBand="1" w:evenHBand="0" w:firstRowFirstColumn="0" w:firstRowLastColumn="0" w:lastRowFirstColumn="0" w:lastRowLastColumn="0"/>
             </w:pPr>
             <w:r>
-              <w:lastRenderedPageBreak/>
               <w:t>Main stepped-wedge design. Collected for all patients.</w:t>
             </w:r>
           </w:p>
@@ -3521,12 +3636,12 @@
         <w:pStyle w:val="Heading1"/>
       </w:pPr>
       <w:r>
+        <w:lastRenderedPageBreak/>
         <w:t>Participant timeline {13}</w:t>
       </w:r>
     </w:p>
     <w:p>
       <w:r>
-        <w:lastRenderedPageBreak/>
         <w:t>The patient p</w:t>
       </w:r>
       <w:r>
@@ -4059,7 +4174,13 @@
               </w:rPr>
             </w:pPr>
             <w:r>
-              <w:t>ATLS adherence</w:t>
+              <w:t>ATLS</w:t>
+            </w:r>
+            <w:r>
+              <w:t>®</w:t>
+            </w:r>
+            <w:r>
+              <w:t xml:space="preserve"> adherence</w:t>
             </w:r>
             <w:r>
               <w:rPr>
@@ -4701,12 +4822,36 @@
         <w:t>2</w:t>
       </w:r>
       <w:r>
-        <w:t>ATLS adherence will be assessed by observing the care provided to a random sample of patient participants.</w:t>
-      </w:r>
-    </w:p>
-    <w:p>
-      <w:r>
-        <w:t>Abbreviations: ATLS Advanced Trauma Life Support, ED Emergency Department</w:t>
+        <w:t>ATLS</w:t>
+      </w:r>
+      <w:r>
+        <w:t>®</w:t>
+      </w:r>
+      <w:r>
+        <w:t xml:space="preserve"> adherence will be assessed by observing the care provided to a random sample of patient participants</w:t>
+      </w:r>
+      <w:r>
+        <w:t xml:space="preserve"> included using the nested staircase design</w:t>
+      </w:r>
+      <w:r>
+        <w:t>.</w:t>
+      </w:r>
+    </w:p>
+    <w:p>
+      <w:r>
+        <w:t>Abbreviations: ATLS</w:t>
+      </w:r>
+      <w:r>
+        <w:t>®</w:t>
+      </w:r>
+      <w:r>
+        <w:t xml:space="preserve"> Advanced Trauma Life Support</w:t>
+      </w:r>
+      <w:r>
+        <w:t>®</w:t>
+      </w:r>
+      <w:r>
+        <w:t>, ED Emergency Department</w:t>
       </w:r>
     </w:p>
     <w:p>
@@ -4913,6 +5058,7 @@
               <w:rPr>
                 <w:shd w:val="clear" w:color="auto" w:fill="FFFFFF"/>
               </w:rPr>
+              <w:lastRenderedPageBreak/>
               <w:t>EQ-5D/WHODAS</w:t>
             </w:r>
           </w:p>
@@ -4994,7 +5140,6 @@
               <w:rPr>
                 <w:shd w:val="clear" w:color="auto" w:fill="FFFFFF"/>
               </w:rPr>
-              <w:lastRenderedPageBreak/>
               <w:t>Return to work</w:t>
             </w:r>
           </w:p>
@@ -5147,7 +5292,19 @@
     </w:p>
     <w:p>
       <w:r>
-        <w:t>With 30 clusters across 6 batches and a total participant sample size of 4320, our study has ~90% power across different combinations of cluster autocorrelations (CACs) and intracluster correlations (ICCs) to detect a reduction in the primary outcome of in-hospital mortality within 30 days from 20% under standard care to 15% after ATLS® training (see Figure 3</w:t>
+        <w:t xml:space="preserve">With 30 clusters across </w:t>
+      </w:r>
+      <w:r>
+        <w:t>six</w:t>
+      </w:r>
+      <w:r>
+        <w:t xml:space="preserve"> batches and a total participant sample size of </w:t>
+      </w:r>
+      <w:r>
+        <w:t xml:space="preserve">at least </w:t>
+      </w:r>
+      <w:r>
+        <w:t>4320, our study has ~90% power across different combinations of cluster autocorrelations (CACs) and intracluster correlations (ICCs) to detect a reduction in the primary outcome of in-hospital mortality within 30 days from 20% under standard care to 15% after ATLS® training (see Figure 3</w:t>
       </w:r>
       <w:r>
         <w:t>A</w:t>
@@ -5284,14 +5441,11 @@
     </w:p>
     <w:p>
       <w:r>
+        <w:lastRenderedPageBreak/>
         <w:t xml:space="preserve">The secondary outcomes that will be measured using the nested staircase design are adherence to ATLS® principles during initial patient resuscitation, quality of life, and disability. </w:t>
       </w:r>
       <w:r>
-        <w:t xml:space="preserve">We will not </w:t>
-      </w:r>
-      <w:r>
-        <w:lastRenderedPageBreak/>
-        <w:t xml:space="preserve">include any multiplicity adjustment as these are intended to be hypothesis driving only. </w:t>
+        <w:t xml:space="preserve">We will not include any multiplicity adjustment as these are intended to be hypothesis driving only. </w:t>
       </w:r>
       <w:r>
         <w:t xml:space="preserve">The expected effect of the intervention on each of these outcomes are an improvement in adherence from 50% during standard care to 70% after training </w:t>
@@ -5381,7 +5535,13 @@
         <w:t xml:space="preserve"> for loss to follow-up, we will include at least six patients per cluster per month</w:t>
       </w:r>
       <w:r>
-        <w:t xml:space="preserve">, sampled as described under </w:t>
+        <w:t xml:space="preserve">, sampled as described </w:t>
+      </w:r>
+      <w:r>
+        <w:t>under Sequence generation {16a} below.</w:t>
+      </w:r>
+      <w:r>
+        <w:t xml:space="preserve"> </w:t>
       </w:r>
     </w:p>
     <w:p>
@@ -5467,13 +5627,43 @@
         <w:t>at</w:t>
       </w:r>
       <w:r>
-        <w:t xml:space="preserve"> the shift level, meaning that the timing of the clinical research coordinator's shift will be randomised to cover approximately eight hours during the morning, afternoon, or night shift. will be measured </w:t>
+        <w:t xml:space="preserve"> the shift level, meaning that the timing of the clinical research coordinator's shift will be randomised to cover approximately eight hours during the morning, afternoon, or night shift. </w:t>
+      </w:r>
+      <w:r>
+        <w:t>ATLS®</w:t>
+      </w:r>
+      <w:r>
+        <w:t xml:space="preserve"> adherence </w:t>
+      </w:r>
+      <w:r>
+        <w:t xml:space="preserve">will be </w:t>
+      </w:r>
+      <w:r>
+        <w:t>recorded</w:t>
+      </w:r>
+      <w:r>
+        <w:t xml:space="preserve"> </w:t>
       </w:r>
       <w:r>
         <w:t>for</w:t>
       </w:r>
       <w:r>
-        <w:t xml:space="preserve"> all patients included during these shifts. In each hospital, the number of shifts that will be randomised will be determined by the volume of patients included during the months preceding the staircase months.</w:t>
+        <w:t xml:space="preserve"> all patients included during these shifts. </w:t>
+      </w:r>
+      <w:r>
+        <w:t>Q</w:t>
+      </w:r>
+      <w:r>
+        <w:t>uality of life and disability</w:t>
+      </w:r>
+      <w:r>
+        <w:t xml:space="preserve"> will be recorded for all patients included during the days of the randomised shifts.</w:t>
+      </w:r>
+      <w:r>
+        <w:t xml:space="preserve"> </w:t>
+      </w:r>
+      <w:r>
+        <w:t>In each hospital, the number of shifts that will be randomised will be determined by the volume of patients included during the months preceding the staircase months.</w:t>
       </w:r>
     </w:p>
     <w:p>
@@ -5506,6 +5696,7 @@
         <w:rPr>
           <w:rStyle w:val="None"/>
         </w:rPr>
+        <w:lastRenderedPageBreak/>
         <w:t>Implementation {16c}</w:t>
       </w:r>
     </w:p>
@@ -5519,7 +5710,6 @@
         <w:rPr>
           <w:rStyle w:val="NoneA"/>
         </w:rPr>
-        <w:lastRenderedPageBreak/>
         <w:t xml:space="preserve">The allocation sequence is generated by JM. Participants are included by clinical </w:t>
       </w:r>
       <w:r>
@@ -5563,7 +5753,55 @@
     </w:p>
     <w:p>
       <w:r>
-        <w:t>It is not possible to blind trial participants or care providers in this  stepped-wedge trial. We will not blind outcome assessors nor data analysts because of how the intervention is randomised by time.</w:t>
+        <w:t>It is not possible to blind trial participants or care providers in this stepped-wedge trial. We will not blind outcome assessors nor data analysts because of how the intervention is randomised by time.</w:t>
+      </w:r>
+      <w:r>
+        <w:t xml:space="preserve"> </w:t>
+      </w:r>
+      <w:r>
+        <w:rPr>
+          <w:lang w:bidi="hi-IN"/>
+        </w:rPr>
+        <w:t>Instead</w:t>
+      </w:r>
+      <w:r>
+        <w:t xml:space="preserve">, </w:t>
+      </w:r>
+      <w:r>
+        <w:rPr>
+          <w:lang w:bidi="hi-IN"/>
+        </w:rPr>
+        <w:t>to protect against issues to do with an unblinded analysis of the data</w:t>
+      </w:r>
+      <w:r>
+        <w:t>,</w:t>
+      </w:r>
+      <w:r>
+        <w:rPr>
+          <w:lang w:bidi="hi-IN"/>
+        </w:rPr>
+        <w:t xml:space="preserve"> a full statistical analysis plan – including example code and descriptions of all sensitivity analyses – </w:t>
+      </w:r>
+      <w:r>
+        <w:t xml:space="preserve">will </w:t>
+      </w:r>
+      <w:r>
+        <w:rPr>
+          <w:lang w:bidi="hi-IN"/>
+        </w:rPr>
+        <w:t xml:space="preserve">be published online prior to the </w:t>
+      </w:r>
+      <w:r>
+        <w:rPr>
+          <w:lang w:bidi="hi-IN"/>
+        </w:rPr>
+        <w:t xml:space="preserve">trial </w:t>
+      </w:r>
+      <w:r>
+        <w:rPr>
+          <w:lang w:bidi="hi-IN"/>
+        </w:rPr>
+        <w:t>statistician receiving any data.</w:t>
       </w:r>
     </w:p>
     <w:p>
@@ -5632,7 +5870,19 @@
         <w:rPr>
           <w:highlight w:val="yellow"/>
         </w:rPr>
-        <w:t>Outcomes will be assessed and collected as described in Table 1. Outcome recording will be verified for a sample of observations through remote and on-site monitoring of source data by the coordinating centre.</w:t>
+        <w:t xml:space="preserve">Outcomes will be assessed and collected as described in Table 1. Outcome recording will be verified for a sample of observations through remote and on-site monitoring of source data by the coordinating </w:t>
+      </w:r>
+      <w:r>
+        <w:rPr>
+          <w:highlight w:val="yellow"/>
+        </w:rPr>
+        <w:t>centre.</w:t>
+      </w:r>
+      <w:r>
+        <w:rPr>
+          <w:highlight w:val="yellow"/>
+        </w:rPr>
+        <w:t xml:space="preserve"> The source data of all patients who die in-hospital are reviewed.</w:t>
       </w:r>
       <w:r>
         <w:t xml:space="preserve"> </w:t>
@@ -5703,6 +5953,53 @@
         </w:rPr>
         <w:t>phone numbers for each participant.</w:t>
       </w:r>
+      <w:r>
+        <w:rPr>
+          <w:rStyle w:val="None"/>
+        </w:rPr>
+        <w:t xml:space="preserve"> </w:t>
+      </w:r>
+      <w:r>
+        <w:rPr>
+          <w:highlight w:val="yellow"/>
+        </w:rPr>
+        <w:t>For outcomes collected through telephone follow up</w:t>
+      </w:r>
+      <w:r>
+        <w:rPr>
+          <w:highlight w:val="yellow"/>
+          <w:lang w:val="en-GB"/>
+        </w:rPr>
+        <w:t xml:space="preserve">, at least three calls are attempted. Depending on the response, a subsequent call </w:t>
+      </w:r>
+      <w:r>
+        <w:rPr>
+          <w:highlight w:val="yellow"/>
+          <w:lang w:val="en-GB"/>
+        </w:rPr>
+        <w:t xml:space="preserve">to complete the follow-up may </w:t>
+      </w:r>
+      <w:r>
+        <w:rPr>
+          <w:highlight w:val="yellow"/>
+          <w:lang w:val="en-GB"/>
+        </w:rPr>
+        <w:t>be scheduled. In cases where no contact can be established despite repeated attempts, the participant is classified as los</w:t>
+      </w:r>
+      <w:r>
+        <w:rPr>
+          <w:highlight w:val="yellow"/>
+          <w:lang w:val="en-GB"/>
+        </w:rPr>
+        <w:t>t</w:t>
+      </w:r>
+      <w:r>
+        <w:rPr>
+          <w:highlight w:val="yellow"/>
+          <w:lang w:val="en-GB"/>
+        </w:rPr>
+        <w:t xml:space="preserve"> to follow-up.</w:t>
+      </w:r>
     </w:p>
     <w:p>
       <w:pPr>
@@ -5720,7 +6017,11 @@
     </w:p>
     <w:p>
       <w:r>
-        <w:t>Data entry will be performed in REDCap. The George Institute India will be the coordinating center in India. It will be the responsibility of the George Institute to train site investigators and site staff before the trial about the documentation requirements and data collection procedures. Data management will be performed through ongoing quality metrics assessment, review of missing data and outliers, and documentation in the investigator site file. Study-related documents will be stored securely and retained according to regulatory requirements. Data management will strictly follow ICH GCP principles and Indian regulations.</w:t>
+        <w:t xml:space="preserve">Data entry will be performed in REDCap. The George Institute India will be the coordinating center in India. It will be the responsibility of the George Institute to train site investigators and site staff before the trial about the documentation requirements and data collection procedures. Data management will be performed through ongoing quality metrics assessment, review of missing data and outliers, and documentation in the investigator site file. Study-related documents will be stored </w:t>
+      </w:r>
+      <w:r>
+        <w:lastRenderedPageBreak/>
+        <w:t>securely and retained according to regulatory requirements. Data management will strictly follow ICH GCP principles and Indian regulations.</w:t>
       </w:r>
       <w:r>
         <w:rPr>
@@ -5763,8 +6064,7 @@
     </w:p>
     <w:p>
       <w:r>
-        <w:lastRenderedPageBreak/>
-        <w:t>All data will be handled according to the Indian Council of Medical Research’s guidelines and standard operating procedures of the George Institute for Global Health India on data security and protection. Trial data will be stored and shared via the trial electronic CRF (eCRF) throughout the trial. The eCRF will be accessible via two-factor authentication, and the data will be held on a secure server. All investigators and trial site staff involved in this trial must comply with the requirements of the ICMR guidelines on data security and protection.</w:t>
+        <w:t>All data will be handled according to the Indian Council of Medical Research’s guidelines and standard operating procedures of the George Institute for Global Health India on data security and protection. Trial data will be stored and shared via the eCRF throughout the trial. The eCRF will be accessible via two-factor authentication, and the data will be held on a secure server. All investigators and trial site staff involved in this trial must comply with the requirements of the ICMR guidelines on data security and protection.</w:t>
       </w:r>
       <w:r>
         <w:t xml:space="preserve"> </w:t>
@@ -5836,13 +6136,25 @@
         </w:rPr>
       </w:pPr>
       <w:r>
-        <w:t xml:space="preserve">We have several requirements for the analysis model. First, all analyses will consider the clustered nature of the design. Second, as the trial has only 30 clusters, it will be essential for the model to allow for correction due to the small number of clusters. Third, as the design is a stepped-wedge study, we will adjust for temporal confounding using categorical effects for the period of the study (one month) </w:t>
+        <w:t xml:space="preserve">We have several requirements for the analysis model. First, all analyses will consider the clustered nature of the design. Second, as the trial has only 30 clusters, it will be essential for the model to allow for correction due to the small number of clusters. Third, as the design is a stepped-wedge study, we will adjust for temporal confounding </w:t>
+      </w:r>
+      <w:r>
+        <w:t>following</w:t>
+      </w:r>
+      <w:r>
+        <w:t xml:space="preserve"> </w:t>
+      </w:r>
+      <w:r>
+        <w:t xml:space="preserve">standard approaches with </w:t>
+      </w:r>
+      <w:r>
+        <w:t xml:space="preserve">categorical effects for the period of the study (one month) </w:t>
       </w:r>
       <w:r>
         <w:fldChar w:fldCharType="begin"/>
       </w:r>
       <w:r>
-        <w:instrText xml:space="preserve"> ADDIN ZOTERO_ITEM CSL_CITATION {"citationID":"HqnOL1Go","properties":{"formattedCitation":"(46)","plainCitation":"(46)","noteIndex":0},"citationItems":[{"id":107,"uris":["http://zotero.org/users/6304864/items/QKZVAKAQ"],"itemData":{"id":107,"type":"article-journal","container-title":"Statistical Methods in Medical Research","DOI":"10.1177/0962280220932962","ISSN":"1477-0334","issue":"2","note":"publisher: SAGE Publications","page":"612–639","title":"Mixed-effects models for the design and analysis of stepped wedge cluster randomized trials: An overview","volume":"30","author":[{"family":"Li","given":"Fan"},{"family":"Hughes","given":"James P"},{"family":"Hemming","given":"Karla"},{"family":"Taljaard","given":"Monica"},{"family":"Melnick","given":"Edward R."},{"family":"Heagerty","given":"Patrick J"}],"issued":{"date-parts":[["2020",7]]}}}],"schema":"https://github.com/citation-style-language/schema/raw/master/csl-citation.json"} </w:instrText>
+        <w:instrText xml:space="preserve"> ADDIN ZOTERO_ITEM CSL_CITATION {"citationID":"l70jW85X","properties":{"formattedCitation":"(46,47)","plainCitation":"(46,47)","noteIndex":0},"citationItems":[{"id":107,"uris":["http://zotero.org/users/6304864/items/QKZVAKAQ"],"itemData":{"id":107,"type":"article-journal","container-title":"Statistical Methods in Medical Research","DOI":"10.1177/0962280220932962","ISSN":"1477-0334","issue":"2","note":"publisher: SAGE Publications","page":"612–639","title":"Mixed-effects models for the design and analysis of stepped wedge cluster randomized trials: An overview","volume":"30","author":[{"family":"Li","given":"Fan"},{"family":"Hughes","given":"James P"},{"family":"Hemming","given":"Karla"},{"family":"Taljaard","given":"Monica"},{"family":"Melnick","given":"Edward R."},{"family":"Heagerty","given":"Patrick J"}],"issued":{"date-parts":[["2020",7]]}}},{"id":2622,"uris":["http://zotero.org/users/6304864/items/ZHCVHZ8S"],"itemData":{"id":2622,"type":"article-journal","abstract":"Mixed models are commonly used to analyze stepped wedge trials (SWTs) to account for clustering and repeated measures on clusters. One critical issue researchers face is whether to include a random time effect or a random treatment effect. When the wrong model is chosen, inference on the treatment effect may be invalid. We explore asymptotic and finite-sample convergence of variance component estimates when the model is misspecified and how misspecification affects the estimated variance of the treatment effect. For asymptotic results, we rely on analytical solutions rather than simulation studies, which allow us to succinctly describe the convergence of misspecified estimates, even though there are multiple roots for each misspecified model. We found that both direction and magnitude of the bias associated with model-based standard errors depends on the study design and magnitude of the true variance components. We identify some scenarios in which choosing the wrong random effect has a large impact on model-based inference. However, many trends depend on trial design and assumptions about the true correlation structure, so we provide tools for researchers to investigate specific scenarios of interest. We use data from an SWT on disinvesting from weekend services in hospital wards to demonstrate how these results can be applied as a sensitivity analysis, which quantifies the impact of misspecification under a variety of settings and directly compares the potential consequences of different modeling choices. Our results will provide guidance for prespecified model choices and supplement sensitivity analyses to inform confidence in the validity of results.","container-title":"Statistics in Medicine","DOI":"10.1002/sim.9326","ISSN":"1097-0258","issue":"10","journalAbbreviation":"Stat Med","language":"eng","note":"PMID: 35137437\nPMCID: PMC9007853","page":"1751-1766","source":"PubMed","title":"Model misspecification in stepped wedge trials: Random effects for time or treatment","title-short":"Model misspecification in stepped wedge trials","volume":"41","author":[{"family":"Voldal","given":"Emily C."},{"family":"Xia","given":"Fan"},{"family":"Kenny","given":"Avi"},{"family":"Heagerty","given":"Patrick J."},{"family":"Hughes","given":"James P."}],"issued":{"date-parts":[["2022",5,10]]}}}],"schema":"https://github.com/citation-style-language/schema/raw/master/csl-citation.json"} </w:instrText>
       </w:r>
       <w:r>
         <w:fldChar w:fldCharType="separate"/>
@@ -5851,7 +6163,7 @@
         <w:rPr>
           <w:noProof/>
         </w:rPr>
-        <w:t>(46)</w:t>
+        <w:t>(46,47)</w:t>
       </w:r>
       <w:r>
         <w:fldChar w:fldCharType="end"/>
@@ -5891,12 +6203,69 @@
         <w:t>k. We will also apply</w:t>
       </w:r>
       <w:r>
-        <w:t xml:space="preserve"> a binomial model with identity link will be used to estimate the risk difference. These models will be fitted using residual pseudo-likelihood estimation based on linearisation with subject-specific expansion (RSPL). If the binomial model with the identity link does not converge then only an odds ratio will be reported.</w:t>
-      </w:r>
-    </w:p>
-    <w:p>
-      <w:r>
-        <w:t>We will include fixed effects for period and a fixed effect for intervention exposure. The primary analysis will allow for clustering as a random cluster and random cluster by period effect. To correct potential inflation of the type I error rate due to the small number of clusters, a correction for a small number of clusters will be applied. The correction that will be selected will be based on the best evidence that is available closer to the time, which may differ for the outcomes collected via the complete and incomplete designs.</w:t>
+        <w:t xml:space="preserve"> a binomial model with identity link to estimate the risk difference. These models will be fitted using residual pseudo-likelihood estimation based on linearisation with subject-specific expansion (RSPL). If the binomial model with the identity link does not converge then only an odds ratio will be reported.</w:t>
+      </w:r>
+    </w:p>
+    <w:p>
+      <w:r>
+        <w:t xml:space="preserve">We will include fixed effects for period and a fixed effect for intervention exposure. The primary analysis will allow for clustering as a random cluster and random cluster by period effect. To correct potential inflation of the type I error rate due to the small number of clusters, a correction for a small number of clusters will be applied. </w:t>
+      </w:r>
+      <w:r>
+        <w:t xml:space="preserve">Our primary method will be </w:t>
+      </w:r>
+      <w:r>
+        <w:t>a Kenward Roger correction</w:t>
+      </w:r>
+      <w:r>
+        <w:t xml:space="preserve"> </w:t>
+      </w:r>
+      <w:r>
+        <w:fldChar w:fldCharType="begin"/>
+      </w:r>
+      <w:r>
+        <w:instrText xml:space="preserve"> ADDIN ZOTERO_ITEM CSL_CITATION {"citationID":"fS4c4Dn4","properties":{"formattedCitation":"(48)","plainCitation":"(48)","noteIndex":0},"citationItems":[{"id":2620,"uris":["http://zotero.org/users/6304864/items/W5KXJYAP"],"itemData":{"id":2620,"type":"article-journal","abstract":"Stepped wedge trials are an appealing and potentially powerful cluster randomized trial design. However, they are frequently implemented with a small number of clusters. Standard analysis methods for these trials such as a linear mixed model with estimation via maximum likelihood or restricted maximum likelihood (REML) rely on asymptotic properties and have been shown to yield inflated type I error when applied to studies with a small number of clusters. Small-sample methods such as the Kenward-Roger approximation in combination with REML can potentially improve estimation of the fixed effects such as the treatment effect. A Bayesian approach may also be promising for such multilevel models but has not yet seen much application in cluster randomized trials.","container-title":"BMC Medical Research Methodology","DOI":"10.1186/s12874-022-01550-8","ISSN":"1471-2288","issue":"1","journalAbbreviation":"BMC Med Res Methodol","language":"en","page":"112","source":"Springer Link","title":"Evaluating the performance of Bayesian and restricted maximum likelihood estimation for stepped wedge cluster randomized trials with a small number of clusters","volume":"22","author":[{"family":"Grantham","given":"Kelsey L."},{"family":"Kasza","given":"Jessica"},{"family":"Heritier","given":"Stephane"},{"family":"Carlin","given":"John B."},{"family":"Forbes","given":"Andrew B."}],"issued":{"date-parts":[["2022",4,13]]}}}],"schema":"https://github.com/citation-style-language/schema/raw/master/csl-citation.json"} </w:instrText>
+      </w:r>
+      <w:r>
+        <w:fldChar w:fldCharType="separate"/>
+      </w:r>
+      <w:r>
+        <w:rPr>
+          <w:noProof/>
+        </w:rPr>
+        <w:t>(48)</w:t>
+      </w:r>
+      <w:r>
+        <w:fldChar w:fldCharType="end"/>
+      </w:r>
+      <w:r>
+        <w:t xml:space="preserve">, but this choice might be updated based on new methods work available </w:t>
+      </w:r>
+      <w:r>
+        <w:t xml:space="preserve">closer to the </w:t>
+      </w:r>
+      <w:r>
+        <w:t>end of patient inclusion</w:t>
+      </w:r>
+      <w:r>
+        <w:t xml:space="preserve">, </w:t>
+      </w:r>
+      <w:r>
+        <w:t>and</w:t>
+      </w:r>
+      <w:r>
+        <w:t xml:space="preserve"> may differ for the outcomes collected via the complete </w:t>
+      </w:r>
+      <w:r>
+        <w:t xml:space="preserve">main stepped-wedge design </w:t>
+      </w:r>
+      <w:r>
+        <w:t xml:space="preserve">and incomplete </w:t>
+      </w:r>
+      <w:r>
+        <w:t xml:space="preserve">nested staircase </w:t>
+      </w:r>
+      <w:r>
+        <w:t>designs.</w:t>
       </w:r>
     </w:p>
     <w:p>
@@ -5920,6 +6289,7 @@
         <w:rPr>
           <w:rStyle w:val="None"/>
         </w:rPr>
+        <w:lastRenderedPageBreak/>
         <w:t>Interim analyses {21b}</w:t>
       </w:r>
     </w:p>
@@ -5967,26 +6337,152 @@
         <w:t xml:space="preserve"> the</w:t>
       </w:r>
       <w:r>
-        <w:t xml:space="preserve"> intervention and </w:t>
+        <w:t xml:space="preserve"> intervention and control</w:t>
+      </w:r>
+      <w:r>
+        <w:t xml:space="preserve"> groups</w:t>
+      </w:r>
+      <w:r>
+        <w:t>.</w:t>
+      </w:r>
+      <w:r>
+        <w:t xml:space="preserve"> </w:t>
+      </w:r>
+      <w:r>
+        <w:rPr>
+          <w:highlight w:val="yellow"/>
+        </w:rPr>
+        <w:t xml:space="preserve">No efficacy stopping is planned because any estimates obtained at the time point of the interim analysis will be associated with major </w:t>
+      </w:r>
+      <w:r>
+        <w:rPr>
+          <w:highlight w:val="yellow"/>
+        </w:rPr>
+        <w:t xml:space="preserve">statistical </w:t>
+      </w:r>
+      <w:r>
+        <w:rPr>
+          <w:highlight w:val="yellow"/>
+        </w:rPr>
+        <w:t>uncertainties.</w:t>
+      </w:r>
+    </w:p>
+    <w:p>
+      <w:pPr>
+        <w:pStyle w:val="Heading2"/>
+        <w:rPr>
+          <w:rStyle w:val="None"/>
+        </w:rPr>
+      </w:pPr>
+      <w:r>
+        <w:rPr>
+          <w:rStyle w:val="None"/>
+        </w:rPr>
+        <w:t>Methods for additional analyses (e.g. subgroup analyses) {20b}</w:t>
+      </w:r>
+    </w:p>
+    <w:p>
+      <w:pPr>
+        <w:pStyle w:val="Heading3"/>
+      </w:pPr>
+      <w:r>
+        <w:t>Sensitivity analyses</w:t>
+      </w:r>
+    </w:p>
+    <w:p>
+      <w:r>
+        <w:t xml:space="preserve">We will conduct a sensitivity analysis to explore whether models with more complicated correlation structures are better fits to the data. These models are not our primary analysis models as there is limited understanding of when such models will converge and how to choose between the various correlation structures that may be plausible. To this end we will additionally fit generalised linear mixed models (with the same link functions and fixed effects described above) to include a discrete time decay correlation structure that includes a random cluster effect with an auto-regressive structure (AR (1)). </w:t>
+      </w:r>
+    </w:p>
+    <w:p>
+      <w:r>
+        <w:t>To explore whether the fixed period effect is both parsimonious and adequate to represent the extent of any underlying secular trend, we will model the time effect using a spline function. Models will also be extended to include random cluster by intervention effects (with a non-zero covariance term) to examine whether the results are sensitive to the assumption of no intervention by cluster interaction. A fully adjusted covariate analysis will adjust for a set of prespecified individual-level covariates of known prognostic importance.</w:t>
+      </w:r>
+    </w:p>
+    <w:p>
+      <w:pPr>
+        <w:pStyle w:val="Heading3"/>
+      </w:pPr>
+      <w:r>
+        <w:t>Additional analyses including subgroup analyses</w:t>
+      </w:r>
+    </w:p>
+    <w:p>
+      <w:r>
+        <w:t xml:space="preserve">The primary subgroup analyses will be based on geographical region because demonstrating the consistency of any effect across multiple regions will improve the generalisability of the results (4). The number of regions will depend on how clusters are distributed across states in India. Additional subgroup analyses will include age across the groups such as older adolescents (15-19 years), young adults (20-24 years), adults (25-59 years), and older adults (60 years and older) </w:t>
+      </w:r>
+      <w:r>
+        <w:fldChar w:fldCharType="begin"/>
+      </w:r>
+      <w:r>
+        <w:instrText xml:space="preserve"> ADDIN ZOTERO_ITEM CSL_CITATION {"citationID":"3LPiTHJr","properties":{"formattedCitation":"(49)","plainCitation":"(49)","noteIndex":0},"citationItems":[{"id":207,"uris":["http://zotero.org/users/6304864/items/FLGAEQ67"],"itemData":{"id":207,"type":"article-journal","container-title":"The Lancet Healthy Longevity","DOI":"10.1016/S2666-7568(21)00115-X","ISSN":"2666-7568","issue":"7","journalAbbreviation":"The Lancet Healthy Longevity","language":"English","note":"publisher: Elsevier","page":"e436-e443","source":"www.thelancet.com","title":"A call for standardised age-disaggregated health data","volume":"2","author":[{"family":"Diaz","given":"Theresa"},{"family":"Strong","given":"Kathleen L."},{"family":"Cao","given":"Bochen"},{"family":"Guthold","given":"Regina"},{"family":"Moran","given":"Allisyn C."},{"family":"Moller","given":"Ann-Beth"},{"family":"Requejo","given":"Jennifer"},{"family":"Sadana","given":"Ritu"},{"family":"Thiyagarajan","given":"Jotheeswaran Amuthavalli"},{"family":"Adebayo","given":"Emmanuel"},{"family":"Akwara","given":"Elsie"},{"family":"Amouzou","given":"Agbessi"},{"family":"Varon","given":"John J. Aponte"},{"family":"Azzopardi","given":"Peter S."},{"family":"Boschi-Pinto","given":"Cynthia"},{"family":"Carvajal","given":"Liliana"},{"family":"Chandra-Mouli","given":"Venkatraman"},{"family":"Crofts","given":"Sarah"},{"family":"Dastgiri","given":"Saeed"},{"family":"Dery","given":"Jeremiah S."},{"family":"Elnakib","given":"Shatha"},{"family":"Fagan","given":"Lucy"},{"family":"Ferguson","given":"B. Jane"},{"family":"Fitzner","given":"Julia"},{"family":"Friedman","given":"Howard S."},{"family":"Hagell","given":"Ann"},{"family":"Jongstra","given":"Eduard"},{"family":"Kann","given":"Laura"},{"family":"Chatterji","given":"Somnath"},{"family":"English","given":"Mike"},{"family":"Glaziou","given":"Philippe"},{"family":"Hanson","given":"Claudia"},{"family":"Hosseinpoor","given":"Ahmad R."},{"family":"Marsh","given":"Andrew"},{"family":"Morgan","given":"Alison P."},{"family":"Munos","given":"Melinda K."},{"family":"Noor","given":"Abdisalan"},{"family":"Pavlin","given":"Boris I."},{"family":"Pereira","given":"Rich"},{"family":"Porth","given":"Tyler A."},{"family":"Schellenberg","given":"Joanna"},{"family":"Siddique","given":"Rizwana"},{"family":"You","given":"Danzhen"},{"family":"Vaz","given":"Lara M. E."},{"family":"Banerjee","given":"Anshu"}],"issued":{"date-parts":[["2021",7,1]]}}}],"schema":"https://github.com/citation-style-language/schema/raw/master/csl-citation.json"} </w:instrText>
+      </w:r>
+      <w:r>
+        <w:fldChar w:fldCharType="separate"/>
+      </w:r>
+      <w:r>
+        <w:rPr>
+          <w:noProof/>
+        </w:rPr>
+        <w:t>(49)</w:t>
+      </w:r>
+      <w:r>
+        <w:fldChar w:fldCharType="end"/>
+      </w:r>
+      <w:r>
+        <w:t xml:space="preserve">; sex; the clinical cohorts blunt multisystem trauma, penetrating trauma, and severe isolated traumatic brain injury </w:t>
+      </w:r>
+      <w:r>
+        <w:fldChar w:fldCharType="begin"/>
+      </w:r>
+      <w:r>
+        <w:instrText xml:space="preserve"> ADDIN ZOTERO_ITEM CSL_CITATION {"citationID":"LcLshNY0","properties":{"formattedCitation":"(50)","plainCitation":"(50)","noteIndex":0},"citationItems":[{"id":85,"uris":["http://zotero.org/users/6304864/items/PDU4K7FQ"],"itemData":{"id":85,"type":"article-journal","container-title":"Current Trauma Reports","DOI":"10.1007/s40719-018-0127-1","ISSN":"2198-6096","issue":"2","note":"publisher: Springer Science and Business Media LLC","page":"160–169","title":"Quality Benchmarking in Trauma: from the NTDB to TQIP","volume":"4","author":[{"family":"Hornor","given":"Melissa A."},{"family":"Hoeft","given":"Christopher"},{"family":"Nathens","given":"Avery B."}],"issued":{"date-parts":[["2018",4]]}}}],"schema":"https://github.com/citation-style-language/schema/raw/master/csl-citation.json"} </w:instrText>
+      </w:r>
+      <w:r>
+        <w:fldChar w:fldCharType="separate"/>
+      </w:r>
+      <w:r>
+        <w:rPr>
+          <w:noProof/>
+        </w:rPr>
+        <w:t>(50)</w:t>
+      </w:r>
+      <w:r>
+        <w:fldChar w:fldCharType="end"/>
+      </w:r>
+      <w:r>
+        <w:t>, and cluster size</w:t>
+      </w:r>
+      <w:r>
+        <w:t>.</w:t>
+      </w:r>
+    </w:p>
+    <w:p>
+      <w:r>
+        <w:t xml:space="preserve">Models will also be extended to include an interaction between treatment and number of periods since first treated, to examine if there is any indication of a relationship between duration of exposure to the intervention and outcomes. This will allow us to consider different lag effects (i.e., it takes time for the intervention to become embedded within the culture before its impact can properly start to be realised); as well as weaning effects (i.e., the effect of the intervention starts to decrease – or fade). This type of analysis attempts to disentangle the effect of having differing lengths of exposure to the intervention. </w:t>
+      </w:r>
+    </w:p>
+    <w:p>
+      <w:pPr>
+        <w:pStyle w:val="Heading2"/>
+        <w:rPr>
+          <w:rStyle w:val="None"/>
+        </w:rPr>
+      </w:pPr>
+      <w:r>
+        <w:rPr>
+          <w:rStyle w:val="None"/>
+        </w:rPr>
+        <w:t>Methods in analysis to handle protocol non-adherence and any statistical methods to handle missing data {20c}</w:t>
+      </w:r>
+    </w:p>
+    <w:p>
+      <w:r>
+        <w:t xml:space="preserve">We will present the frequency and percentage of missing data for all variables. If the percentage of missing data for the primary outcome is less than 10%, we will perform a complete case analysis. If the percentage of missing data for the primary outcome is 10% or more, we will handle missing data depending on the missing data mechanism. If the data are missing at random (MAR), we will </w:t>
       </w:r>
       <w:r>
         <w:lastRenderedPageBreak/>
-        <w:t>control</w:t>
-      </w:r>
-      <w:r>
-        <w:t xml:space="preserve"> groups</w:t>
-      </w:r>
-      <w:r>
-        <w:t>.</w:t>
-      </w:r>
-      <w:r>
-        <w:t xml:space="preserve"> </w:t>
-      </w:r>
-      <w:r>
-        <w:rPr>
-          <w:highlight w:val="yellow"/>
-        </w:rPr>
-        <w:t>No efficacy stopping is planned because any estimates obtained at the time point of the interim analysis will be associated with major uncertainties.</w:t>
+        <w:t>perform multiple imputation using multiple imputation by chained equations (MICE), imputing data for the primary outcome as well as all covariates included in the fully adjusted model. The number of imputations will be determined by the percentage of missing data, with a minimum of 20 imputations. If there is evidence that the data are missing not at random (MNAR), we will explore the impact of this assumption using a sensitivity analysis (e.g., pattern mixture models or selection models) to assess how robust our findings are to different assumptions about the missing data mechanism. Additionally, we will perform diagnostic checks after multiple imputation to ensure the quality of the imputation process, including comparing distributions of observed and imputed data and checking convergence.</w:t>
       </w:r>
     </w:p>
     <w:p>
@@ -6000,157 +6496,7 @@
         <w:rPr>
           <w:rStyle w:val="None"/>
         </w:rPr>
-        <w:t>Methods for additional analyses (e.g. subgroup analyses) {20b}</w:t>
-      </w:r>
-    </w:p>
-    <w:p>
-      <w:pPr>
-        <w:pStyle w:val="Heading3"/>
-      </w:pPr>
-      <w:r>
-        <w:t>Sensitivity analyses</w:t>
-      </w:r>
-    </w:p>
-    <w:p>
-      <w:r>
-        <w:t xml:space="preserve">We will conduct a sensitivity analysis to explore whether models with more complicated correlation structures are better fits to the data. These models are not our primary analysis models as there is limited understanding of when such models will converge and how to choose between the various correlation structures that may be plausible. To this end we will additionally fit generalised linear mixed models (with the same link functions and fixed effects described above) to include a discrete time decay correlation structure that includes a random cluster effect with an auto-regressive structure (AR (1)). </w:t>
-      </w:r>
-    </w:p>
-    <w:p>
-      <w:r>
-        <w:t>To explore whether the fixed period effect is both parsimonious and adequate to represent the extent of any underlying secular trend, we will model the time effect using a spline function. Models will also be extended to include random cluster by intervention effects (with a non-zero covariance term) to examine whether the results are sensitive to the assumption of no intervention by cluster interaction. A fully adjusted covariate analysis will adjust for a set of prespecified individual-level covariates of known prognostic importance.</w:t>
-      </w:r>
-    </w:p>
-    <w:p>
-      <w:pPr>
-        <w:pStyle w:val="Heading3"/>
-      </w:pPr>
-      <w:r>
-        <w:t>Additional analyses including subgroup analyses</w:t>
-      </w:r>
-    </w:p>
-    <w:p>
-      <w:r>
-        <w:t xml:space="preserve">The primary subgroup analyses will be based on geographical region because demonstrating the consistency of any effect across multiple regions will improve the generalisability of the results (4). The number of regions will depend on how clusters are distributed across states in India. Additional subgroup analyses will include age across the groups such as older adolescents (15-19 years), young adults (20-24 years), adults (25-59 years), and older adults (60 years and older) </w:t>
-      </w:r>
-      <w:r>
-        <w:fldChar w:fldCharType="begin"/>
-      </w:r>
-      <w:r>
-        <w:instrText xml:space="preserve"> ADDIN ZOTERO_ITEM CSL_CITATION {"citationID":"3LPiTHJr","properties":{"formattedCitation":"(47)","plainCitation":"(47)","noteIndex":0},"citationItems":[{"id":207,"uris":["http://zotero.org/users/6304864/items/FLGAEQ67"],"itemData":{"id":207,"type":"article-journal","container-title":"The Lancet Healthy Longevity","DOI":"10.1016/S2666-7568(21)00115-X","ISSN":"2666-7568","issue":"7","journalAbbreviation":"The Lancet Healthy Longevity","language":"English","note":"publisher: Elsevier","page":"e436-e443","source":"www.thelancet.com","title":"A call for standardised age-disaggregated health data","volume":"2","author":[{"family":"Diaz","given":"Theresa"},{"family":"Strong","given":"Kathleen L."},{"family":"Cao","given":"Bochen"},{"family":"Guthold","given":"Regina"},{"family":"Moran","given":"Allisyn C."},{"family":"Moller","given":"Ann-Beth"},{"family":"Requejo","given":"Jennifer"},{"family":"Sadana","given":"Ritu"},{"family":"Thiyagarajan","given":"Jotheeswaran Amuthavalli"},{"family":"Adebayo","given":"Emmanuel"},{"family":"Akwara","given":"Elsie"},{"family":"Amouzou","given":"Agbessi"},{"family":"Varon","given":"John J. Aponte"},{"family":"Azzopardi","given":"Peter S."},{"family":"Boschi-Pinto","given":"Cynthia"},{"family":"Carvajal","given":"Liliana"},{"family":"Chandra-Mouli","given":"Venkatraman"},{"family":"Crofts","given":"Sarah"},{"family":"Dastgiri","given":"Saeed"},{"family":"Dery","given":"Jeremiah S."},{"family":"Elnakib","given":"Shatha"},{"family":"Fagan","given":"Lucy"},{"family":"Ferguson","given":"B. Jane"},{"family":"Fitzner","given":"Julia"},{"family":"Friedman","given":"Howard S."},{"family":"Hagell","given":"Ann"},{"family":"Jongstra","given":"Eduard"},{"family":"Kann","given":"Laura"},{"family":"Chatterji","given":"Somnath"},{"family":"English","given":"Mike"},{"family":"Glaziou","given":"Philippe"},{"family":"Hanson","given":"Claudia"},{"family":"Hosseinpoor","given":"Ahmad R."},{"family":"Marsh","given":"Andrew"},{"family":"Morgan","given":"Alison P."},{"family":"Munos","given":"Melinda K."},{"family":"Noor","given":"Abdisalan"},{"family":"Pavlin","given":"Boris I."},{"family":"Pereira","given":"Rich"},{"family":"Porth","given":"Tyler A."},{"family":"Schellenberg","given":"Joanna"},{"family":"Siddique","given":"Rizwana"},{"family":"You","given":"Danzhen"},{"family":"Vaz","given":"Lara M. E."},{"family":"Banerjee","given":"Anshu"}],"issued":{"date-parts":[["2021",7,1]]}}}],"schema":"https://github.com/citation-style-language/schema/raw/master/csl-citation.json"} </w:instrText>
-      </w:r>
-      <w:r>
-        <w:fldChar w:fldCharType="separate"/>
-      </w:r>
-      <w:r>
-        <w:rPr>
-          <w:noProof/>
-        </w:rPr>
-        <w:t>(47)</w:t>
-      </w:r>
-      <w:r>
-        <w:fldChar w:fldCharType="end"/>
-      </w:r>
-      <w:r>
-        <w:t xml:space="preserve">; sex; and the clinical cohorts blunt multisystem trauma, penetrating trauma, and severe isolated traumatic brain injury </w:t>
-      </w:r>
-      <w:r>
-        <w:fldChar w:fldCharType="begin"/>
-      </w:r>
-      <w:r>
-        <w:instrText xml:space="preserve"> ADDIN ZOTERO_ITEM CSL_CITATION {"citationID":"LcLshNY0","properties":{"formattedCitation":"(48)","plainCitation":"(48)","noteIndex":0},"citationItems":[{"id":85,"uris":["http://zotero.org/users/6304864/items/PDU4K7FQ"],"itemData":{"id":85,"type":"article-journal","container-title":"Current Trauma Reports","DOI":"10.1007/s40719-018-0127-1","ISSN":"2198-6096","issue":"2","note":"publisher: Springer Science and Business Media LLC","page":"160–169","title":"Quality Benchmarking in Trauma: from the NTDB to TQIP","volume":"4","author":[{"family":"Hornor","given":"Melissa A."},{"family":"Hoeft","given":"Christopher"},{"family":"Nathens","given":"Avery B."}],"issued":{"date-parts":[["2018",4]]}}}],"schema":"https://github.com/citation-style-language/schema/raw/master/csl-citation.json"} </w:instrText>
-      </w:r>
-      <w:r>
-        <w:fldChar w:fldCharType="separate"/>
-      </w:r>
-      <w:r>
-        <w:rPr>
-          <w:noProof/>
-        </w:rPr>
-        <w:t>(48)</w:t>
-      </w:r>
-      <w:r>
-        <w:fldChar w:fldCharType="end"/>
-      </w:r>
-      <w:r>
-        <w:t>.</w:t>
-      </w:r>
-    </w:p>
-    <w:p>
-      <w:pPr>
-        <w:rPr>
-          <w:del w:id="3" w:author="Martin Gerdin Wärnberg" w:date="2025-11-22T04:39:00Z" w16du:dateUtc="2025-11-22T03:39:00Z"/>
-        </w:rPr>
-      </w:pPr>
-      <w:r>
-        <w:t xml:space="preserve">Models will also be extended to include an interaction between treatment and number of periods since first treated, to examine if there is any indication of a relationship between duration of exposure to the intervention and outcomes. This will allow us to consider different lag effects (i.e., it takes time for the intervention to become embedded within the culture before its impact can properly start to be </w:t>
-      </w:r>
-      <w:proofErr w:type="spellStart"/>
-      <w:r>
-        <w:t>realised</w:t>
-      </w:r>
-      <w:proofErr w:type="spellEnd"/>
-      <w:r>
-        <w:t xml:space="preserve">); as well as weaning effects (i.e., the effect of the intervention starts to decrease – or fade). This type of analysis attempts to </w:t>
-      </w:r>
-      <w:r>
-        <w:t>disentangle the effect of having differing lengths of exposure to the intervention</w:t>
-      </w:r>
-      <w:r>
-        <w:t xml:space="preserve">. </w:t>
-      </w:r>
-    </w:p>
-    <w:p>
-      <w:pPr>
-        <w:pStyle w:val="Heading2"/>
-        <w:rPr>
-          <w:rStyle w:val="None"/>
-        </w:rPr>
-      </w:pPr>
-      <w:r>
-        <w:rPr>
-          <w:rStyle w:val="None"/>
-        </w:rPr>
-        <w:t>Methods in analysis to handle protocol non-adherence and any statistical methods to handle missing data {20c}</w:t>
-      </w:r>
-    </w:p>
-    <w:p>
-      <w:pPr>
-        <w:rPr>
-          <w:del w:id="4" w:author="Martin Gerdin Wärnberg" w:date="2025-11-22T04:39:00Z" w16du:dateUtc="2025-11-22T03:39:00Z"/>
-        </w:rPr>
-      </w:pPr>
-      <w:r>
-        <w:t xml:space="preserve">We will present the frequency and percentage of missing data for all variables. If the percentage of missing data for the primary outcome is less than 10%, we will perform a complete case analysis. If the percentage of missing data for the primary outcome is 10% or more, we will handle missing data depending on the missing data mechanism. If the data are missing at random (MAR), we will perform multiple imputation using multiple imputation by chained equations (MICE), imputing data for the primary outcome as well as all covariates included in the fully adjusted model. The number of imputations will be determined by the percentage of missing data, with a minimum of 20 imputations. If there is evidence that the data are missing not at random (MNAR), </w:t>
-      </w:r>
-      <w:r>
-        <w:lastRenderedPageBreak/>
-        <w:t xml:space="preserve">we will explore the impact of this assumption using a sensitivity analysis (e.g., pattern mixture models or selection models) to assess how robust our findings are to different assumptions about the missing data mechanism. Additionally, we will perform diagnostic checks after multiple imputation to ensure the quality of the imputation process, including comparing distributions of observed and imputed data and checking </w:t>
-      </w:r>
-      <w:proofErr w:type="spellStart"/>
-      <w:r>
-        <w:t>convergence.</w:t>
-      </w:r>
-    </w:p>
-    <w:p>
-      <w:pPr>
-        <w:pStyle w:val="Heading2"/>
-        <w:rPr>
-          <w:rStyle w:val="None"/>
-        </w:rPr>
-      </w:pPr>
-      <w:r>
-        <w:rPr>
-          <w:rStyle w:val="None"/>
-        </w:rPr>
-        <w:t>Plans</w:t>
-      </w:r>
-      <w:proofErr w:type="spellEnd"/>
-      <w:r>
-        <w:rPr>
-          <w:rStyle w:val="None"/>
-        </w:rPr>
-        <w:t xml:space="preserve"> to give access to the full protocol, participant level-data and statistical code {31c}</w:t>
+        <w:t>Plans to give access to the full protocol, participant level-data and statistical code {31c}</w:t>
       </w:r>
     </w:p>
     <w:p>
@@ -6334,6 +6680,7 @@
         <w:rPr>
           <w:rStyle w:val="None"/>
         </w:rPr>
+        <w:lastRenderedPageBreak/>
         <w:t>Adverse event reporting and harms {22}</w:t>
       </w:r>
     </w:p>
@@ -6359,7 +6706,7 @@
         <w:fldChar w:fldCharType="begin"/>
       </w:r>
       <w:r>
-        <w:instrText xml:space="preserve"> ADDIN ZOTERO_ITEM CSL_CITATION {"citationID":"m9ATsmdB","properties":{"formattedCitation":"(49)","plainCitation":"(49)","noteIndex":0},"citationItems":[{"id":2309,"uris":["http://zotero.org/users/6304864/items/CYGYV8YI"],"itemData":{"id":2309,"type":"article-journal","abstract":"Background Basic management for patients who have suffered a cardiac arrest and are admitted to an intensive care unit (ICU) after resuscitation includes setting targets for blood pressure and managing sedation and temperature. However, optimal targets and management are unknown. Methods The STEPCARE (Sedation, Temperature and Pressure after Cardiac Arrest and Resuscitation) trial is a multicenter, parallel-group, randomized, factorial, superiority trial in which sedation, temperature, and blood pressure strategies will be studied in three separate comparisons (SED-CARE, TEMP-CARE, and MAP-CARE). The trial population will be adults admitted to intensive care who are comatose after resuscitation from out-of-hospital cardiac arrest. The primary outcome will be all-cause mortality, and the secondary outcomes will be poor functional outcome (modified Rankin Scale 4–6), Health-Related Quality of Life using EQ-VAS, and specific serious adverse events in the intensive care unit predefined for each trial. All outcomes will be assessed at 6 months after randomization. The prognosticators, outcome assessors, statisticians, data managers, steering group, and manuscript writers will be blinded to treatment allocation. This statistical analysis plan includes a comprehensive description of the statistical analyses, handling of missing data, and assessments of underlying statistical assumptions. Analyses will be conducted according to the intention-to-treat principle, that is, all randomized participants with available data will be included. The analyses will be performed independently by two statisticians following the present plan. Conclusion This statistical analysis plan describes the statistical analyses for the STEPCARE trial in detail. The aim of this predefined statistical analysis plan is to minimize the risk of analysis bias.","container-title":"Acta Anaesthesiologica Scandinavica","DOI":"10.1111/aas.70033","ISSN":"1399-6576","issue":"5","language":"en","license":"© 2025 The Author(s). Acta Anaesthesiologica Scandinavica published by John Wiley &amp; Sons Ltd on behalf of Acta Anaesthesiologica Scandinavica Foundation.","note":"_eprint: https://onlinelibrary.wiley.com/doi/pdf/10.1111/aas.70033","page":"e70033","source":"Wiley Online Library","title":"Sedation, temperature and pressure after cardiac arrest and resuscitation—The STEPCARE trial: A statistical analysis plan","title-short":"Sedation, temperature and pressure after cardiac arrest and resuscitation—The STEPCARE trial","volume":"69","author":[{"family":"Kamp","given":"C. B."},{"family":"Dankiewicz","given":"J."},{"family":"Harboe Olsen","given":"M."},{"family":"Holgersson","given":"J."},{"family":"Saxena","given":"M."},{"family":"Young","given":"P."},{"family":"Niemelä","given":"V. H."},{"family":"Hästbacka","given":"J."},{"family":"Levin","given":"H."},{"family":"Lilja","given":"G."},{"family":"Moseby-Knappe","given":"M."},{"family":"Tiainen","given":"M."},{"family":"Reinikainen","given":"M."},{"family":"Ceric","given":"A."},{"family":"Johnsson","given":"J."},{"family":"Undén","given":"J."},{"family":"Düring","given":"J."},{"family":"Lybeck","given":"A."},{"family":"Rodriguez-Santos","given":"D."},{"family":"Lundin","given":"A."},{"family":"Kåhlin","given":"J."},{"family":"Grip","given":"J."},{"family":"Lotman","given":"E."},{"family":"Romundstad","given":"L."},{"family":"Seidel","given":"P."},{"family":"Stammet","given":"P."},{"family":"Graf","given":"T."},{"family":"Mengel","given":"A."},{"family":"Leithner","given":"C."},{"family":"Nee","given":"J."},{"family":"Drúwe","given":"P."},{"family":"Ameloot","given":"K."},{"family":"Wise","given":"M. P."},{"family":"McGuigan","given":"P. J."},{"family":"Ratcliffe","given":"A."},{"family":"Cole","given":"J."},{"family":"White","given":"J."},{"family":"Pareek","given":"N."},{"family":"Glover","given":"G."},{"family":"Handslip","given":"R."},{"family":"Proudfoot","given":"A."},{"family":"Thomas","given":"M."},{"family":"Pogson","given":"D."},{"family":"Keeble","given":"T. R."},{"family":"Nichol","given":"A."},{"family":"Haenggi","given":"M."},{"family":"Hilty","given":"M. P."},{"family":"Iten","given":"M."},{"family":"Schrag","given":"C."},{"family":"Nafi","given":"M."},{"family":"Joannidis","given":"M."},{"family":"Robba","given":"C."},{"family":"Pellis","given":"T."},{"family":"Belohlavek","given":"J."},{"family":"Smid","given":"O."},{"family":"Rob","given":"D."},{"family":"Arabi","given":"Y."},{"family":"Buabbas","given":"S."},{"family":"Yew Woon","given":"C."},{"family":"Li","given":"Q."},{"family":"Reade","given":"M."},{"family":"Delaney","given":"A."},{"family":"Venkatesh","given":"B."},{"family":"Hammond","given":"N."},{"family":"Bass","given":"F."},{"family":"Aneman","given":"A."},{"family":"Stewart","given":"A."},{"family":"Navarra","given":"L."},{"family":"Crichton","given":"B."},{"family":"Knight","given":"D."},{"family":"Williams","given":"A."},{"family":"Tirkkonen","given":"J."},{"family":"Oksanen","given":"T."},{"family":"Kaakinen","given":"T."},{"family":"Bendel","given":"S."},{"family":"Friberg","given":"H."},{"family":"Cronberg","given":"T."},{"family":"Skrifvars","given":"M. B."},{"family":"Nielsen","given":"N."},{"family":"Jakobsen","given":"J. C."}],"issued":{"date-parts":[["2025"]]}}}],"schema":"https://github.com/citation-style-language/schema/raw/master/csl-citation.json"} </w:instrText>
+        <w:instrText xml:space="preserve"> ADDIN ZOTERO_ITEM CSL_CITATION {"citationID":"m9ATsmdB","properties":{"formattedCitation":"(51)","plainCitation":"(51)","noteIndex":0},"citationItems":[{"id":2309,"uris":["http://zotero.org/users/6304864/items/CYGYV8YI"],"itemData":{"id":2309,"type":"article-journal","abstract":"Background Basic management for patients who have suffered a cardiac arrest and are admitted to an intensive care unit (ICU) after resuscitation includes setting targets for blood pressure and managing sedation and temperature. However, optimal targets and management are unknown. Methods The STEPCARE (Sedation, Temperature and Pressure after Cardiac Arrest and Resuscitation) trial is a multicenter, parallel-group, randomized, factorial, superiority trial in which sedation, temperature, and blood pressure strategies will be studied in three separate comparisons (SED-CARE, TEMP-CARE, and MAP-CARE). The trial population will be adults admitted to intensive care who are comatose after resuscitation from out-of-hospital cardiac arrest. The primary outcome will be all-cause mortality, and the secondary outcomes will be poor functional outcome (modified Rankin Scale 4–6), Health-Related Quality of Life using EQ-VAS, and specific serious adverse events in the intensive care unit predefined for each trial. All outcomes will be assessed at 6 months after randomization. The prognosticators, outcome assessors, statisticians, data managers, steering group, and manuscript writers will be blinded to treatment allocation. This statistical analysis plan includes a comprehensive description of the statistical analyses, handling of missing data, and assessments of underlying statistical assumptions. Analyses will be conducted according to the intention-to-treat principle, that is, all randomized participants with available data will be included. The analyses will be performed independently by two statisticians following the present plan. Conclusion This statistical analysis plan describes the statistical analyses for the STEPCARE trial in detail. The aim of this predefined statistical analysis plan is to minimize the risk of analysis bias.","container-title":"Acta Anaesthesiologica Scandinavica","DOI":"10.1111/aas.70033","ISSN":"1399-6576","issue":"5","language":"en","license":"© 2025 The Author(s). Acta Anaesthesiologica Scandinavica published by John Wiley &amp; Sons Ltd on behalf of Acta Anaesthesiologica Scandinavica Foundation.","note":"_eprint: https://onlinelibrary.wiley.com/doi/pdf/10.1111/aas.70033","page":"e70033","source":"Wiley Online Library","title":"Sedation, temperature and pressure after cardiac arrest and resuscitation—The STEPCARE trial: A statistical analysis plan","title-short":"Sedation, temperature and pressure after cardiac arrest and resuscitation—The STEPCARE trial","volume":"69","author":[{"family":"Kamp","given":"C. B."},{"family":"Dankiewicz","given":"J."},{"family":"Harboe Olsen","given":"M."},{"family":"Holgersson","given":"J."},{"family":"Saxena","given":"M."},{"family":"Young","given":"P."},{"family":"Niemelä","given":"V. H."},{"family":"Hästbacka","given":"J."},{"family":"Levin","given":"H."},{"family":"Lilja","given":"G."},{"family":"Moseby-Knappe","given":"M."},{"family":"Tiainen","given":"M."},{"family":"Reinikainen","given":"M."},{"family":"Ceric","given":"A."},{"family":"Johnsson","given":"J."},{"family":"Undén","given":"J."},{"family":"Düring","given":"J."},{"family":"Lybeck","given":"A."},{"family":"Rodriguez-Santos","given":"D."},{"family":"Lundin","given":"A."},{"family":"Kåhlin","given":"J."},{"family":"Grip","given":"J."},{"family":"Lotman","given":"E."},{"family":"Romundstad","given":"L."},{"family":"Seidel","given":"P."},{"family":"Stammet","given":"P."},{"family":"Graf","given":"T."},{"family":"Mengel","given":"A."},{"family":"Leithner","given":"C."},{"family":"Nee","given":"J."},{"family":"Drúwe","given":"P."},{"family":"Ameloot","given":"K."},{"family":"Wise","given":"M. P."},{"family":"McGuigan","given":"P. J."},{"family":"Ratcliffe","given":"A."},{"family":"Cole","given":"J."},{"family":"White","given":"J."},{"family":"Pareek","given":"N."},{"family":"Glover","given":"G."},{"family":"Handslip","given":"R."},{"family":"Proudfoot","given":"A."},{"family":"Thomas","given":"M."},{"family":"Pogson","given":"D."},{"family":"Keeble","given":"T. R."},{"family":"Nichol","given":"A."},{"family":"Haenggi","given":"M."},{"family":"Hilty","given":"M. P."},{"family":"Iten","given":"M."},{"family":"Schrag","given":"C."},{"family":"Nafi","given":"M."},{"family":"Joannidis","given":"M."},{"family":"Robba","given":"C."},{"family":"Pellis","given":"T."},{"family":"Belohlavek","given":"J."},{"family":"Smid","given":"O."},{"family":"Rob","given":"D."},{"family":"Arabi","given":"Y."},{"family":"Buabbas","given":"S."},{"family":"Yew Woon","given":"C."},{"family":"Li","given":"Q."},{"family":"Reade","given":"M."},{"family":"Delaney","given":"A."},{"family":"Venkatesh","given":"B."},{"family":"Hammond","given":"N."},{"family":"Bass","given":"F."},{"family":"Aneman","given":"A."},{"family":"Stewart","given":"A."},{"family":"Navarra","given":"L."},{"family":"Crichton","given":"B."},{"family":"Knight","given":"D."},{"family":"Williams","given":"A."},{"family":"Tirkkonen","given":"J."},{"family":"Oksanen","given":"T."},{"family":"Kaakinen","given":"T."},{"family":"Bendel","given":"S."},{"family":"Friberg","given":"H."},{"family":"Cronberg","given":"T."},{"family":"Skrifvars","given":"M. B."},{"family":"Nielsen","given":"N."},{"family":"Jakobsen","given":"J. C."}],"issued":{"date-parts":[["2025"]]}}}],"schema":"https://github.com/citation-style-language/schema/raw/master/csl-citation.json"} </w:instrText>
       </w:r>
       <w:r>
         <w:fldChar w:fldCharType="separate"/>
@@ -6368,20 +6715,19 @@
         <w:rPr>
           <w:noProof/>
         </w:rPr>
-        <w:t>(49)</w:t>
+        <w:t>(51)</w:t>
       </w:r>
       <w:r>
         <w:fldChar w:fldCharType="end"/>
       </w:r>
       <w:r>
-        <w:t xml:space="preserve">, we will not collect adverse events or serious adverse events, because many of these events are expected in this patient </w:t>
-      </w:r>
-      <w:r>
-        <w:lastRenderedPageBreak/>
-        <w:t>population</w:t>
-      </w:r>
-      <w:r>
-        <w:t>. W</w:t>
+        <w:t>, we will not collect adverse events or serious adverse events, because many of these events are expected in this patient population</w:t>
+      </w:r>
+      <w:r>
+        <w:t xml:space="preserve">. </w:t>
+      </w:r>
+      <w:r>
+        <w:t>In addition, w</w:t>
       </w:r>
       <w:r>
         <w:t xml:space="preserve">e already collect many of these events, </w:t>
@@ -6507,7 +6853,7 @@
     </w:p>
     <w:p>
       <w:r>
-        <w:t>Substantial amendments to the signed clinical trial protocol are possible only through approved protocol amendments and by agreement between the sponsor and the principal investigator.</w:t>
+        <w:t>Substantial amendments to the clinical trial protocol are possible only through approved protocol amendments and by agreement between the sponsor and the principal investigator.</w:t>
       </w:r>
     </w:p>
     <w:p>
@@ -6534,7 +6880,7 @@
         <w:fldChar w:fldCharType="begin"/>
       </w:r>
       <w:r>
-        <w:instrText xml:space="preserve"> ADDIN ZOTERO_ITEM CSL_CITATION {"citationID":"ZGH2KydQ","properties":{"formattedCitation":"(50)","plainCitation":"(50)","noteIndex":0},"citationItems":[{"id":659,"uris":["http://zotero.org/users/6304864/items/Q46RPZ7Z"],"itemData":{"id":659,"type":"webpage","title":"ICMJE | Recommendations | Defining the Role of Authors and Contributors","URL":"https://www.icmje.org/recommendations/browse/roles-and-responsibilities/defining-the-role-of-authors-and-contributors.html","accessed":{"date-parts":[["2024",2,9]]}}}],"schema":"https://github.com/citation-style-language/schema/raw/master/csl-citation.json"} </w:instrText>
+        <w:instrText xml:space="preserve"> ADDIN ZOTERO_ITEM CSL_CITATION {"citationID":"ZGH2KydQ","properties":{"formattedCitation":"(52)","plainCitation":"(52)","noteIndex":0},"citationItems":[{"id":659,"uris":["http://zotero.org/users/6304864/items/Q46RPZ7Z"],"itemData":{"id":659,"type":"webpage","title":"ICMJE | Recommendations | Defining the Role of Authors and Contributors","URL":"https://www.icmje.org/recommendations/browse/roles-and-responsibilities/defining-the-role-of-authors-and-contributors.html","accessed":{"date-parts":[["2024",2,9]]}}}],"schema":"https://github.com/citation-style-language/schema/raw/master/csl-citation.json"} </w:instrText>
       </w:r>
       <w:r>
         <w:fldChar w:fldCharType="separate"/>
@@ -6543,7 +6889,7 @@
         <w:rPr>
           <w:noProof/>
         </w:rPr>
-        <w:t>(50)</w:t>
+        <w:t>(52)</w:t>
       </w:r>
       <w:r>
         <w:fldChar w:fldCharType="end"/>
@@ -6561,6 +6907,7 @@
         </w:numPr>
       </w:pPr>
       <w:r>
+        <w:lastRenderedPageBreak/>
         <w:t>Substantial contributions to the conception or design of the work; or the acquisition, analysis, or interpretation of data for the work; AND</w:t>
       </w:r>
     </w:p>
@@ -6597,7 +6944,6 @@
         </w:numPr>
       </w:pPr>
       <w:r>
-        <w:lastRenderedPageBreak/>
         <w:t>Agreement to be accountable for all aspects of the work in ensuring that questions related to the accuracy or integrity of any part of the work are appropriately investigated and resolved.</w:t>
       </w:r>
     </w:p>
@@ -6733,18 +7079,6 @@
       </w:r>
     </w:p>
     <w:p>
-      <w:r>
-        <w:rPr>
-          <w:b/>
-          <w:i/>
-        </w:rPr>
-        <w:t>SAE:</w:t>
-      </w:r>
-      <w:r>
-        <w:t xml:space="preserve"> Serious adverse event</w:t>
-      </w:r>
-    </w:p>
-    <w:p>
       <w:pPr>
         <w:rPr>
           <w:b/>
@@ -6882,14 +7216,20 @@
         <w:rPr>
           <w:lang w:val="en-IN" w:eastAsia="zh-CN"/>
         </w:rPr>
-        <w:t xml:space="preserve">SR, SF and PK prepared the protocol for publication, and drafted the first and subsequent manuscript versions. SR lead the preparation of this manuscript, under the supervision of MGW. AB, GB, DB, JB, SC, LFT, KH, VJ, MK, AM, RS, KDS and MGW designed the trial. MGW drafted the first and subsequent versions of the protocol. AB, GB, DB, JB, SC, LFT, KH, VJ, MK, AM, AO, RS and KDS provided input on the first and subsequent versions of the protocol. JK and JM provided input on later versions of the protocol and this manuscript, specifically related to the </w:t>
+        <w:t xml:space="preserve">MGW conceived this study. </w:t>
       </w:r>
       <w:r>
         <w:rPr>
           <w:lang w:val="en-IN" w:eastAsia="zh-CN"/>
         </w:rPr>
+        <w:t xml:space="preserve">SR, SF and PK prepared the protocol for publication, and drafted the first and subsequent manuscript versions. SR lead the preparation of this manuscript, under the supervision of MGW. AB, GB, DB, JB, SC, LFT, KH, VJ, MK, AM, RS, KDS and MGW designed the trial. MGW drafted the first and subsequent versions of the protocol. AB, GB, DB, JB, SC, </w:t>
+      </w:r>
+      <w:r>
+        <w:rPr>
+          <w:lang w:val="en-IN" w:eastAsia="zh-CN"/>
+        </w:rPr>
         <w:lastRenderedPageBreak/>
-        <w:t>nested staircase design and the randomisation procedure respectively. All authors reviewed the manuscript.</w:t>
+        <w:t>LFT, KH, VJ, MK, AM, AO, RS and KDS provided input on the first and subsequent versions of the protocol. JK and JM provided input on later versions of the protocol and this manuscript, specifically related to the nested staircase design and the randomisation procedure respectively. All authors reviewed the manuscript.</w:t>
       </w:r>
     </w:p>
     <w:p>
@@ -6951,7 +7291,19 @@
     </w:p>
     <w:p>
       <w:r>
-        <w:t>Ethics approval has been obtained from The George Institute Ethics Committee (ECR/272/Indt/DL/2017), all hospitals in the first batch, and the Swedish Ethical Review Authority (</w:t>
+        <w:t xml:space="preserve">Ethics approval has been obtained from The George Institute Ethics Committee (ECR/272/Indt/DL/2017), all hospitals in the first </w:t>
+      </w:r>
+      <w:r>
+        <w:t xml:space="preserve">and second </w:t>
+      </w:r>
+      <w:r>
+        <w:t>batch</w:t>
+      </w:r>
+      <w:r>
+        <w:t>es</w:t>
+      </w:r>
+      <w:r>
+        <w:t>, and the Swedish Ethical Review Authority (</w:t>
       </w:r>
       <w:r>
         <w:t>2024-07547-01</w:t>
@@ -7282,6 +7634,7 @@
           <w:bdr w:val="nil"/>
           <w:lang w:val="en-GB"/>
         </w:rPr>
+        <w:lastRenderedPageBreak/>
         <w:t>5.</w:t>
       </w:r>
       <w:r>
@@ -7345,16 +7698,7 @@
           <w:bdr w:val="nil"/>
           <w:lang w:val="en-GB"/>
         </w:rPr>
-        <w:t xml:space="preserve"> MU, Kumar V, Solomon H, Kamble J, et al. Learning from 2523 trauma deaths in India- opportunities to prevent in-hospital deaths. BMC Health </w:t>
-      </w:r>
-      <w:r>
-        <w:rPr>
-          <w:rFonts w:eastAsia="Arial Unicode MS"/>
-          <w:bdr w:val="nil"/>
-          <w:lang w:val="en-GB"/>
-        </w:rPr>
-        <w:lastRenderedPageBreak/>
-        <w:t>Services Research [Internet]. 2017 Feb;17(1). Available from: http://dx.doi.org/10.1186/s12913-017-2085-7</w:t>
+        <w:t xml:space="preserve"> MU, Kumar V, Solomon H, Kamble J, et al. Learning from 2523 trauma deaths in India- opportunities to prevent in-hospital deaths. BMC Health Services Research [Internet]. 2017 Feb;17(1). Available from: http://dx.doi.org/10.1186/s12913-017-2085-7</w:t>
       </w:r>
     </w:p>
     <w:p>
@@ -9696,6 +10040,95 @@
           <w:lang w:val="en-GB"/>
         </w:rPr>
         <w:tab/>
+      </w:r>
+      <w:proofErr w:type="spellStart"/>
+      <w:r>
+        <w:rPr>
+          <w:rFonts w:eastAsia="Arial Unicode MS"/>
+          <w:bdr w:val="nil"/>
+          <w:lang w:val="en-GB"/>
+        </w:rPr>
+        <w:t>Voldal</w:t>
+      </w:r>
+      <w:proofErr w:type="spellEnd"/>
+      <w:r>
+        <w:rPr>
+          <w:rFonts w:eastAsia="Arial Unicode MS"/>
+          <w:bdr w:val="nil"/>
+          <w:lang w:val="en-GB"/>
+        </w:rPr>
+        <w:t xml:space="preserve"> EC, Xia F, Kenny A, Heagerty PJ, Hughes JP. Model misspecification in stepped wedge trials: Random effects for time or treatment. Stat Med. 2022 May 10;41(10):1751–66. </w:t>
+      </w:r>
+    </w:p>
+    <w:p>
+      <w:pPr>
+        <w:pStyle w:val="Bibliography"/>
+        <w:rPr>
+          <w:rFonts w:eastAsia="Arial Unicode MS"/>
+          <w:bdr w:val="nil"/>
+          <w:lang w:val="en-GB"/>
+        </w:rPr>
+      </w:pPr>
+      <w:r>
+        <w:rPr>
+          <w:rFonts w:eastAsia="Arial Unicode MS"/>
+          <w:bdr w:val="nil"/>
+          <w:lang w:val="en-GB"/>
+        </w:rPr>
+        <w:t>48.</w:t>
+      </w:r>
+      <w:r>
+        <w:rPr>
+          <w:rFonts w:eastAsia="Arial Unicode MS"/>
+          <w:bdr w:val="nil"/>
+          <w:lang w:val="en-GB"/>
+        </w:rPr>
+        <w:tab/>
+        <w:t xml:space="preserve">Grantham KL, Kasza J, Heritier S, Carlin JB, Forbes AB. Evaluating the performance of Bayesian and restricted maximum likelihood estimation for stepped wedge cluster randomized trials with a small number of clusters. BMC Med Res </w:t>
+      </w:r>
+      <w:proofErr w:type="spellStart"/>
+      <w:r>
+        <w:rPr>
+          <w:rFonts w:eastAsia="Arial Unicode MS"/>
+          <w:bdr w:val="nil"/>
+          <w:lang w:val="en-GB"/>
+        </w:rPr>
+        <w:t>Methodol</w:t>
+      </w:r>
+      <w:proofErr w:type="spellEnd"/>
+      <w:r>
+        <w:rPr>
+          <w:rFonts w:eastAsia="Arial Unicode MS"/>
+          <w:bdr w:val="nil"/>
+          <w:lang w:val="en-GB"/>
+        </w:rPr>
+        <w:t xml:space="preserve">. 2022 Apr 13;22(1):112. </w:t>
+      </w:r>
+    </w:p>
+    <w:p>
+      <w:pPr>
+        <w:pStyle w:val="Bibliography"/>
+        <w:rPr>
+          <w:rFonts w:eastAsia="Arial Unicode MS"/>
+          <w:bdr w:val="nil"/>
+          <w:lang w:val="en-GB"/>
+        </w:rPr>
+      </w:pPr>
+      <w:r>
+        <w:rPr>
+          <w:rFonts w:eastAsia="Arial Unicode MS"/>
+          <w:bdr w:val="nil"/>
+          <w:lang w:val="en-GB"/>
+        </w:rPr>
+        <w:t>49.</w:t>
+      </w:r>
+      <w:r>
+        <w:rPr>
+          <w:rFonts w:eastAsia="Arial Unicode MS"/>
+          <w:bdr w:val="nil"/>
+          <w:lang w:val="en-GB"/>
+        </w:rPr>
+        <w:tab/>
         <w:t xml:space="preserve">Diaz T, Strong KL, Cao B, </w:t>
       </w:r>
       <w:proofErr w:type="spellStart"/>
@@ -9750,7 +10183,7 @@
           <w:bdr w:val="nil"/>
           <w:lang w:val="en-GB"/>
         </w:rPr>
-        <w:t>48.</w:t>
+        <w:t>50.</w:t>
       </w:r>
       <w:r>
         <w:rPr>
@@ -9795,7 +10228,7 @@
           <w:bdr w:val="nil"/>
           <w:lang w:val="en-GB"/>
         </w:rPr>
-        <w:t>49.</w:t>
+        <w:t>51.</w:t>
       </w:r>
       <w:r>
         <w:rPr>
@@ -9858,7 +10291,7 @@
           <w:bdr w:val="nil"/>
           <w:lang w:val="en-GB"/>
         </w:rPr>
-        <w:t>50.</w:t>
+        <w:t>52.</w:t>
       </w:r>
       <w:r>
         <w:rPr>
@@ -9890,7 +10323,7 @@
 
 <file path=word/comments.xml><?xml version="1.0" encoding="utf-8"?>
 <w:comments xmlns:wpc="http://schemas.microsoft.com/office/word/2010/wordprocessingCanvas" xmlns:cx="http://schemas.microsoft.com/office/drawing/2014/chartex" xmlns:cx1="http://schemas.microsoft.com/office/drawing/2015/9/8/chartex" xmlns:cx2="http://schemas.microsoft.com/office/drawing/2015/10/21/chartex" xmlns:cx3="http://schemas.microsoft.com/office/drawing/2016/5/9/chartex" xmlns:cx4="http://schemas.microsoft.com/office/drawing/2016/5/10/chartex" xmlns:cx5="http://schemas.microsoft.com/office/drawing/2016/5/11/chartex" xmlns:cx6="http://schemas.microsoft.com/office/drawing/2016/5/12/chartex" xmlns:cx7="http://schemas.microsoft.com/office/drawing/2016/5/13/chartex" xmlns:cx8="http://schemas.microsoft.com/office/drawing/2016/5/14/chartex" xmlns:mc="http://schemas.openxmlformats.org/markup-compatibility/2006" xmlns:aink="http://schemas.microsoft.com/office/drawing/2016/ink" xmlns:am3d="http://schemas.microsoft.com/office/drawing/2017/model3d" xmlns:o="urn:schemas-microsoft-com:office:office" xmlns:oel="http://schemas.microsoft.com/office/2019/extlst" xmlns:r="http://schemas.openxmlformats.org/officeDocument/2006/relationships" xmlns:m="http://schemas.openxmlformats.org/officeDocument/2006/math" xmlns:v="urn:schemas-microsoft-com:vml" xmlns:wp14="http://schemas.microsoft.com/office/word/2010/wordprocessingDrawing" xmlns:wp="http://schemas.openxmlformats.org/drawingml/2006/wordprocessingDrawing" xmlns:w10="urn:schemas-microsoft-com:office:word" xmlns:w="http://schemas.openxmlformats.org/wordprocessingml/2006/main" xmlns:w14="http://schemas.microsoft.com/office/word/2010/wordml" xmlns:w15="http://schemas.microsoft.com/office/word/2012/wordml" xmlns:w16cex="http://schemas.microsoft.com/office/word/2018/wordml/cex" xmlns:w16cid="http://schemas.microsoft.com/office/word/2016/wordml/cid" xmlns:w16="http://schemas.microsoft.com/office/word/2018/wordml" xmlns:w16du="http://schemas.microsoft.com/office/word/2023/wordml/word16du" xmlns:w16sdtdh="http://schemas.microsoft.com/office/word/2020/wordml/sdtdatahash" xmlns:w16sdtfl="http://schemas.microsoft.com/office/word/2024/wordml/sdtformatlock" xmlns:w16se="http://schemas.microsoft.com/office/word/2015/wordml/symex" xmlns:wpg="http://schemas.microsoft.com/office/word/2010/wordprocessingGroup" xmlns:wpi="http://schemas.microsoft.com/office/word/2010/wordprocessingInk" xmlns:wne="http://schemas.microsoft.com/office/word/2006/wordml" xmlns:wps="http://schemas.microsoft.com/office/word/2010/wordprocessingShape" mc:Ignorable="w14 w15 w16se w16cid w16 w16cex w16sdtdh w16sdtfl w16du wp14">
-  <w:comment w:id="1" w:author="Martin Gerdin Wärnberg" w:date="2025-11-22T06:18:00Z" w:initials="MG">
+  <w:comment w:id="0" w:author="Martin Gerdin Wärnberg" w:date="2025-11-22T06:18:00Z" w:initials="MG">
     <w:p>
       <w:r>
         <w:rPr>
@@ -12065,9 +12498,6 @@
 
 <file path=word/people.xml><?xml version="1.0" encoding="utf-8"?>
 <w15:people xmlns:wpc="http://schemas.microsoft.com/office/word/2010/wordprocessingCanvas" xmlns:cx="http://schemas.microsoft.com/office/drawing/2014/chartex" xmlns:cx1="http://schemas.microsoft.com/office/drawing/2015/9/8/chartex" xmlns:cx2="http://schemas.microsoft.com/office/drawing/2015/10/21/chartex" xmlns:cx3="http://schemas.microsoft.com/office/drawing/2016/5/9/chartex" xmlns:cx4="http://schemas.microsoft.com/office/drawing/2016/5/10/chartex" xmlns:cx5="http://schemas.microsoft.com/office/drawing/2016/5/11/chartex" xmlns:cx6="http://schemas.microsoft.com/office/drawing/2016/5/12/chartex" xmlns:cx7="http://schemas.microsoft.com/office/drawing/2016/5/13/chartex" xmlns:cx8="http://schemas.microsoft.com/office/drawing/2016/5/14/chartex" xmlns:mc="http://schemas.openxmlformats.org/markup-compatibility/2006" xmlns:aink="http://schemas.microsoft.com/office/drawing/2016/ink" xmlns:am3d="http://schemas.microsoft.com/office/drawing/2017/model3d" xmlns:o="urn:schemas-microsoft-com:office:office" xmlns:oel="http://schemas.microsoft.com/office/2019/extlst" xmlns:r="http://schemas.openxmlformats.org/officeDocument/2006/relationships" xmlns:m="http://schemas.openxmlformats.org/officeDocument/2006/math" xmlns:v="urn:schemas-microsoft-com:vml" xmlns:wp14="http://schemas.microsoft.com/office/word/2010/wordprocessingDrawing" xmlns:wp="http://schemas.openxmlformats.org/drawingml/2006/wordprocessingDrawing" xmlns:w10="urn:schemas-microsoft-com:office:word" xmlns:w="http://schemas.openxmlformats.org/wordprocessingml/2006/main" xmlns:w14="http://schemas.microsoft.com/office/word/2010/wordml" xmlns:w15="http://schemas.microsoft.com/office/word/2012/wordml" xmlns:w16cex="http://schemas.microsoft.com/office/word/2018/wordml/cex" xmlns:w16cid="http://schemas.microsoft.com/office/word/2016/wordml/cid" xmlns:w16="http://schemas.microsoft.com/office/word/2018/wordml" xmlns:w16du="http://schemas.microsoft.com/office/word/2023/wordml/word16du" xmlns:w16sdtdh="http://schemas.microsoft.com/office/word/2020/wordml/sdtdatahash" xmlns:w16sdtfl="http://schemas.microsoft.com/office/word/2024/wordml/sdtformatlock" xmlns:w16se="http://schemas.microsoft.com/office/word/2015/wordml/symex" xmlns:wpg="http://schemas.microsoft.com/office/word/2010/wordprocessingGroup" xmlns:wpi="http://schemas.microsoft.com/office/word/2010/wordprocessingInk" xmlns:wne="http://schemas.microsoft.com/office/word/2006/wordml" xmlns:wps="http://schemas.microsoft.com/office/word/2010/wordprocessingShape" mc:Ignorable="w14 w15 w16se w16cid w16 w16cex w16sdtdh w16sdtfl w16du wp14">
-  <w15:person w15:author="sranjan@masonlive.gmu.edu">
-    <w15:presenceInfo w15:providerId="AD" w15:userId="S::sranjan@masonlive.gmu.edu::8d559e46-656f-44b3-9750-0f6fc96ac8f5"/>
-  </w15:person>
   <w15:person w15:author="Martin Gerdin Wärnberg">
     <w15:presenceInfo w15:providerId="AD" w15:userId="S::martin.gerdin@ki.se::77153f61-4c5f-462a-acd4-483a5c64ba16"/>
   </w15:person>
@@ -12737,7 +13167,6 @@
   <w:style w:type="character" w:default="1" w:styleId="DefaultParagraphFont">
     <w:name w:val="Default Paragraph Font"/>
     <w:uiPriority w:val="1"/>
-    <w:semiHidden/>
     <w:unhideWhenUsed/>
   </w:style>
   <w:style w:type="table" w:default="1" w:styleId="TableNormal">

--- a/protocol-publication/advance-trauma-protocol-paper-revision-1.docx
+++ b/protocol-publication/advance-trauma-protocol-paper-revision-1.docx
@@ -33,22 +33,7 @@
     </w:p>
     <w:p>
       <w:r>
-        <w:t xml:space="preserve">The George Institute </w:t>
-      </w:r>
-      <w:r>
-        <w:t>for</w:t>
-      </w:r>
-      <w:r>
-        <w:t xml:space="preserve"> Global Health, </w:t>
-      </w:r>
-      <w:r>
-        <w:t>New Delhi</w:t>
-      </w:r>
-      <w:r>
-        <w:t xml:space="preserve">, </w:t>
-      </w:r>
-      <w:r>
-        <w:t>India</w:t>
+        <w:t>The George Institute for Global Health, New Delhi, India</w:t>
       </w:r>
     </w:p>
     <w:p>
@@ -86,10 +71,7 @@
         </w:rPr>
       </w:pPr>
       <w:r>
-        <w:t>Department of Global Public Health</w:t>
-      </w:r>
-      <w:r>
-        <w:t xml:space="preserve">, </w:t>
+        <w:t xml:space="preserve">Department of Global Public Health, </w:t>
       </w:r>
       <w:r>
         <w:rPr>
@@ -123,13 +105,7 @@
         <w:rPr>
           <w:lang w:val="en-GB"/>
         </w:rPr>
-        <w:t>Prashant Kharat</w:t>
-      </w:r>
-      <w:r>
-        <w:rPr>
-          <w:lang w:val="en-GB"/>
-        </w:rPr>
-        <w:t xml:space="preserve"> (PK)</w:t>
+        <w:t>Prashant Kharat (PK)</w:t>
       </w:r>
     </w:p>
     <w:p>
@@ -139,22 +115,7 @@
         </w:rPr>
       </w:pPr>
       <w:r>
-        <w:t xml:space="preserve">The George Institute </w:t>
-      </w:r>
-      <w:r>
-        <w:t>for</w:t>
-      </w:r>
-      <w:r>
-        <w:t xml:space="preserve"> Global Health, </w:t>
-      </w:r>
-      <w:r>
-        <w:t>New Delhi</w:t>
-      </w:r>
-      <w:r>
-        <w:t xml:space="preserve">, </w:t>
-      </w:r>
-      <w:r>
-        <w:t>India</w:t>
+        <w:t>The George Institute for Global Health, New Delhi, India</w:t>
       </w:r>
     </w:p>
     <w:p>
@@ -434,13 +395,7 @@
         <w:rPr>
           <w:lang w:val="en-GB"/>
         </w:rPr>
-        <w:t>Martin Gerdin Wärnberg</w:t>
-      </w:r>
-      <w:r>
-        <w:rPr>
-          <w:lang w:val="en-GB"/>
-        </w:rPr>
-        <w:t xml:space="preserve"> (MGW)</w:t>
+        <w:t>Martin Gerdin Wärnberg (MGW)</w:t>
       </w:r>
     </w:p>
     <w:p>
@@ -452,10 +407,7 @@
         </w:numPr>
       </w:pPr>
       <w:r>
-        <w:t>Department of Global Public Health</w:t>
-      </w:r>
-      <w:r>
-        <w:t>, Karolinska Institutet, Stockholm, Sweden</w:t>
+        <w:t>Department of Global Public Health, Karolinska Institutet, Stockholm, Sweden</w:t>
       </w:r>
     </w:p>
     <w:p>
@@ -518,10 +470,7 @@
         <w:t xml:space="preserve">: </w:t>
       </w:r>
       <w:r>
-        <w:t xml:space="preserve">Advanced Trauma Life Support® (ATLS®) is the most widely adopted trauma life support training worldwide, but there is no high-quality evidence that it improves patient outcomes. </w:t>
-      </w:r>
-      <w:r>
-        <w:t>This trial aims to compare the effects of ATLS® training with standard care on outcomes in adult trauma patients.</w:t>
+        <w:t>Advanced Trauma Life Support® (ATLS®) is the most widely adopted trauma life support training worldwide, but there is no high-quality evidence that it improves patient outcomes. This trial aims to compare the effects of ATLS® training with standard care on outcomes in adult trauma patients.</w:t>
       </w:r>
     </w:p>
     <w:p>
@@ -536,169 +485,82 @@
         <w:t xml:space="preserve">: </w:t>
       </w:r>
       <w:r>
-        <w:rPr>
-          <w:highlight w:val="yellow"/>
-        </w:rPr>
         <w:t>ADVANCE TRAUMA is a batched stepped-wedge cluster randomised controlled trial in India, where ATLS® is not routinely</w:t>
       </w:r>
       <w:r>
-        <w:rPr>
-          <w:highlight w:val="yellow"/>
-        </w:rPr>
         <w:t xml:space="preserve"> implemented.</w:t>
       </w:r>
       <w:r>
-        <w:rPr>
-          <w:highlight w:val="yellow"/>
-        </w:rPr>
         <w:t xml:space="preserve"> The trial will be conducted in 30 clusters </w:t>
       </w:r>
       <w:r>
-        <w:rPr>
-          <w:highlight w:val="yellow"/>
-        </w:rPr>
         <w:t>(hospitals), organised into six batches of five cluster</w:t>
       </w:r>
       <w:r>
-        <w:rPr>
-          <w:highlight w:val="yellow"/>
-        </w:rPr>
         <w:t>s</w:t>
       </w:r>
       <w:r>
-        <w:rPr>
-          <w:highlight w:val="yellow"/>
-        </w:rPr>
         <w:t xml:space="preserve"> each. All clusters transition through three phases: first, a standard care phase; second, a one-month transition phase, during which the training is delivered; and finally, an intervention phase, for a total of 13 months.</w:t>
       </w:r>
       <w:r>
-        <w:rPr>
-          <w:highlight w:val="yellow"/>
-        </w:rPr>
         <w:t xml:space="preserve"> Each cluster </w:t>
       </w:r>
       <w:r>
-        <w:rPr>
-          <w:highlight w:val="yellow"/>
-        </w:rPr>
         <w:t>is</w:t>
       </w:r>
       <w:r>
-        <w:rPr>
-          <w:highlight w:val="yellow"/>
-        </w:rPr>
         <w:t xml:space="preserve"> randomised to an</w:t>
       </w:r>
       <w:r>
-        <w:rPr>
-          <w:highlight w:val="yellow"/>
-        </w:rPr>
         <w:t xml:space="preserve"> </w:t>
       </w:r>
       <w:r>
-        <w:rPr>
-          <w:highlight w:val="yellow"/>
-        </w:rPr>
         <w:t>implementation sequence that define</w:t>
       </w:r>
       <w:r>
-        <w:rPr>
-          <w:highlight w:val="yellow"/>
-        </w:rPr>
         <w:t>s</w:t>
       </w:r>
       <w:r>
-        <w:rPr>
-          <w:highlight w:val="yellow"/>
-        </w:rPr>
         <w:t xml:space="preserve"> the duration of standard care and intervention phases. </w:t>
       </w:r>
       <w:r>
-        <w:rPr>
-          <w:highlight w:val="yellow"/>
-        </w:rPr>
         <w:t xml:space="preserve">The trial will </w:t>
       </w:r>
       <w:r>
-        <w:rPr>
-          <w:highlight w:val="yellow"/>
-        </w:rPr>
         <w:t>include</w:t>
       </w:r>
       <w:r>
-        <w:rPr>
-          <w:highlight w:val="yellow"/>
-        </w:rPr>
         <w:t xml:space="preserve"> </w:t>
       </w:r>
       <w:r>
-        <w:rPr>
-          <w:highlight w:val="yellow"/>
-        </w:rPr>
         <w:t xml:space="preserve">at least </w:t>
       </w:r>
       <w:r>
-        <w:rPr>
-          <w:highlight w:val="yellow"/>
-        </w:rPr>
         <w:t xml:space="preserve">4,320 adult trauma patients (≥15 years) </w:t>
       </w:r>
       <w:r>
-        <w:rPr>
-          <w:highlight w:val="yellow"/>
-        </w:rPr>
         <w:t>who present</w:t>
       </w:r>
       <w:r>
-        <w:rPr>
-          <w:highlight w:val="yellow"/>
-        </w:rPr>
         <w:t xml:space="preserve"> to emergency departments and </w:t>
       </w:r>
       <w:r>
-        <w:rPr>
-          <w:highlight w:val="yellow"/>
-        </w:rPr>
         <w:t xml:space="preserve">are </w:t>
       </w:r>
       <w:r>
-        <w:rPr>
-          <w:highlight w:val="yellow"/>
-        </w:rPr>
-        <w:t xml:space="preserve">subsequently admitted or transferred for </w:t>
-      </w:r>
-      <w:r>
-        <w:rPr>
-          <w:highlight w:val="yellow"/>
-        </w:rPr>
-        <w:t>admission.</w:t>
-      </w:r>
-      <w:r>
-        <w:rPr>
-          <w:highlight w:val="yellow"/>
-        </w:rPr>
+        <w:t>subsequently admitted or transferred for admission.</w:t>
+      </w:r>
+      <w:r>
         <w:t xml:space="preserve"> </w:t>
       </w:r>
       <w:r>
-        <w:rPr>
-          <w:highlight w:val="yellow"/>
-        </w:rPr>
         <w:t xml:space="preserve">The primary outcome </w:t>
       </w:r>
       <w:r>
-        <w:rPr>
-          <w:highlight w:val="yellow"/>
-        </w:rPr>
         <w:t>is</w:t>
       </w:r>
       <w:r>
-        <w:rPr>
-          <w:highlight w:val="yellow"/>
-        </w:rPr>
-        <w:t xml:space="preserve"> in-hospital mortality within 30 days of arrival at the emergency department.</w:t>
-      </w:r>
-      <w:r>
-        <w:t xml:space="preserve"> </w:t>
+        <w:t xml:space="preserve"> in-hospital mortality within 30 days of arrival at the emergency department. </w:t>
       </w:r>
       <w:r>
         <w:t xml:space="preserve"> </w:t>
@@ -734,10 +596,7 @@
         <w:t>Clinical Trials Registry – India (CTRI/2024/07/071336), ClinicalTrials.gov (NCT06321419</w:t>
       </w:r>
       <w:r>
-        <w:t xml:space="preserve">, first registered </w:t>
-      </w:r>
-      <w:r>
-        <w:t>2024-03-20</w:t>
+        <w:t>, first registered 2024-03-20</w:t>
       </w:r>
       <w:r>
         <w:t>)</w:t>
@@ -929,10 +788,7 @@
               <w:t>), ClinicalTrials.gov (NCT06321419</w:t>
             </w:r>
             <w:r>
-              <w:t xml:space="preserve">, </w:t>
-            </w:r>
-            <w:r>
-              <w:t>2024-03-20</w:t>
+              <w:t>, 2024-03-20</w:t>
             </w:r>
             <w:r>
               <w:t>)</w:t>
@@ -1087,22 +943,7 @@
           </w:p>
           <w:p>
             <w:r>
-              <w:t xml:space="preserve">The George Institute </w:t>
-            </w:r>
-            <w:r>
-              <w:t>for</w:t>
-            </w:r>
-            <w:r>
-              <w:t xml:space="preserve"> Global Health, </w:t>
-            </w:r>
-            <w:r>
-              <w:t>New Delhi</w:t>
-            </w:r>
-            <w:r>
-              <w:t xml:space="preserve">, </w:t>
-            </w:r>
-            <w:r>
-              <w:t>India</w:t>
+              <w:t>The George Institute for Global Health, New Delhi, India</w:t>
             </w:r>
           </w:p>
           <w:p>
@@ -1140,10 +981,7 @@
               </w:rPr>
             </w:pPr>
             <w:r>
-              <w:t>Department of Global Public Health</w:t>
-            </w:r>
-            <w:r>
-              <w:t xml:space="preserve">, </w:t>
+              <w:t xml:space="preserve">Department of Global Public Health, </w:t>
             </w:r>
             <w:r>
               <w:rPr>
@@ -1177,13 +1015,7 @@
               <w:rPr>
                 <w:lang w:val="en-GB"/>
               </w:rPr>
-              <w:t>Prashant Kharat</w:t>
-            </w:r>
-            <w:r>
-              <w:rPr>
-                <w:lang w:val="en-GB"/>
-              </w:rPr>
-              <w:t xml:space="preserve"> (PK)</w:t>
+              <w:t>Prashant Kharat (PK)</w:t>
             </w:r>
           </w:p>
           <w:p>
@@ -1193,22 +1025,7 @@
               </w:rPr>
             </w:pPr>
             <w:r>
-              <w:t xml:space="preserve">The George Institute </w:t>
-            </w:r>
-            <w:r>
-              <w:t>for</w:t>
-            </w:r>
-            <w:r>
-              <w:t xml:space="preserve"> Global Health, </w:t>
-            </w:r>
-            <w:r>
-              <w:t>New Delhi</w:t>
-            </w:r>
-            <w:r>
-              <w:t xml:space="preserve">, </w:t>
-            </w:r>
-            <w:r>
-              <w:t>India</w:t>
+              <w:t>The George Institute for Global Health, New Delhi, India</w:t>
             </w:r>
           </w:p>
           <w:p>
@@ -1489,13 +1306,7 @@
               <w:rPr>
                 <w:lang w:val="en-GB"/>
               </w:rPr>
-              <w:t>Martin Gerdin Wärnberg</w:t>
-            </w:r>
-            <w:r>
-              <w:rPr>
-                <w:lang w:val="en-GB"/>
-              </w:rPr>
-              <w:t xml:space="preserve"> (MGW)</w:t>
+              <w:t>Martin Gerdin Wärnberg (MGW)</w:t>
             </w:r>
           </w:p>
           <w:p>
@@ -1507,10 +1318,7 @@
               </w:numPr>
             </w:pPr>
             <w:r>
-              <w:t>Department of Global Public Health</w:t>
-            </w:r>
-            <w:r>
-              <w:t>, Karolinska Institutet, Stockholm, Sweden</w:t>
+              <w:t>Department of Global Public Health, Karolinska Institutet, Stockholm, Sweden</w:t>
             </w:r>
           </w:p>
           <w:p>
@@ -1994,7 +1802,13 @@
         <w:t>7</w:t>
       </w:r>
       <w:r>
-        <w:t>) observational studies on the effect of ATLS on mortality</w:t>
+        <w:t xml:space="preserve">) observational studies on the effect of </w:t>
+      </w:r>
+      <w:r>
+        <w:t>ATLS®</w:t>
+      </w:r>
+      <w:r>
+        <w:t>on mortality</w:t>
       </w:r>
       <w:r>
         <w:t xml:space="preserve"> </w:t>
@@ -2106,13 +1920,7 @@
     </w:p>
     <w:p>
       <w:r>
-        <w:t>This is a batched stepped-wedge cluster randomised controlled trial in India</w:t>
-      </w:r>
-      <w:r>
-        <w:t xml:space="preserve"> (see Figure 1).</w:t>
-      </w:r>
-      <w:r>
-        <w:t xml:space="preserve"> The stepped-wedge trial is a unidirectional crossover trial, with a randomised time point when clusters cross-over from standard care to the intervention </w:t>
+        <w:t xml:space="preserve">This is a batched stepped-wedge cluster randomised controlled trial in India (see Figure 1). The stepped-wedge trial is a unidirectional crossover trial, with a randomised time point when clusters cross-over from standard care to the intervention </w:t>
       </w:r>
       <w:r>
         <w:fldChar w:fldCharType="begin"/>
@@ -2150,25 +1958,13 @@
         <w:t>Because certain secondary outcomes will be more burdensome to collect and because we anticipate larger effects on these outcomes, w</w:t>
       </w:r>
       <w:r>
-        <w:t xml:space="preserve">e will nest a staircase design within </w:t>
-      </w:r>
-      <w:r>
-        <w:t xml:space="preserve">the main stepped-wedge design to measure </w:t>
+        <w:t xml:space="preserve">e will nest a staircase design within the main stepped-wedge design to measure </w:t>
       </w:r>
       <w:r>
         <w:t>these</w:t>
       </w:r>
       <w:r>
-        <w:t xml:space="preserve"> outcomes (see </w:t>
-      </w:r>
-      <w:r>
-        <w:t>Figure 2</w:t>
-      </w:r>
-      <w:r>
-        <w:t>)</w:t>
-      </w:r>
-      <w:r>
-        <w:t xml:space="preserve"> </w:t>
+        <w:t xml:space="preserve"> outcomes (see Figure 2) </w:t>
       </w:r>
       <w:r>
         <w:fldChar w:fldCharType="begin"/>
@@ -2189,13 +1985,7 @@
         <w:fldChar w:fldCharType="end"/>
       </w:r>
       <w:r>
-        <w:t xml:space="preserve">. The staircase design will include a random subset of patients </w:t>
-      </w:r>
-      <w:r>
-        <w:t>who present</w:t>
-      </w:r>
-      <w:r>
-        <w:t xml:space="preserve"> during the three months preceding and the three months following the transition phase.</w:t>
+        <w:t>. The staircase design will include a random subset of patients who present during the three months preceding and the three months following the transition phase.</w:t>
       </w:r>
     </w:p>
     <w:p>
@@ -2824,7 +2614,7 @@
         <w:t>ﬀ</w:t>
       </w:r>
       <w:r>
-        <w:t>icers, surgical residents, or emergency medicine residents, depending on the setup at each participating centre. Physicians will be trained in an accredited ATLS® training facility in India. The training will occur during the transition phase in each cluster. Our experience from the pilot study is that study sites adhere to the training slot allotted to them through the trial; therefore, we judge the risk of clusters implementing ATLS ® before their randomised implementation sequence to be very low.</w:t>
+        <w:t>icers, surgical residents, or emergency medicine residents, depending on the setup at each participating centre. Physicians will be trained in an accredited ATLS® training facility in India. The training will occur during the transition phase in each cluster. Our experience from the pilot study is that study sites adhere to the training slot allotted to them through the trial; therefore, we judge the risk of clusters implementing ATLS® before their randomised implementation sequence to be very low.</w:t>
       </w:r>
       <w:r>
         <w:rPr>
@@ -2845,7 +2635,19 @@
         <w:t>ﬀ</w:t>
       </w:r>
       <w:r>
-        <w:t>ing of their emergency departments in units, and physicians in the same unit work together in the emergency department on the same days of the week. These physicians’ duties may change into another department as per the residency programme. Therefore, we will collect data only on the days when these units work. The units selected from each hospital will be a convenience sample of all eligible units in those hospitals. We will also assess adherence to ATLS principles before and after implementing ATLS training.</w:t>
+        <w:t xml:space="preserve">ing of their emergency departments in units, and physicians in the same unit work together in the emergency department on the same days of the week. These physicians’ duties may change into another department as per the residency programme. Therefore, we will collect data only on the days when these units work. The units selected from each hospital will be a convenience sample of all eligible units in those hospitals. We will also assess adherence to </w:t>
+      </w:r>
+      <w:r>
+        <w:t xml:space="preserve">ATLS® </w:t>
+      </w:r>
+      <w:r>
+        <w:t xml:space="preserve">principles before and after implementing </w:t>
+      </w:r>
+      <w:r>
+        <w:t xml:space="preserve">ATLS® </w:t>
+      </w:r>
+      <w:r>
+        <w:t>training.</w:t>
       </w:r>
     </w:p>
     <w:p>
@@ -2932,13 +2734,7 @@
     <w:p>
       <w:r>
         <w:lastRenderedPageBreak/>
-        <w:t xml:space="preserve">Other than </w:t>
-      </w:r>
-      <w:r>
-        <w:t>the implementation of</w:t>
-      </w:r>
-      <w:r>
-        <w:t xml:space="preserve"> another formalised trauma life support training programme or other major interventions to change the care of trauma patients as specified in the exclusion criteria, concomitant use of other medications and treatments may be provided at the discretion of the investigators and will not be considered an exclusion criterion.</w:t>
+        <w:t>Other than the implementation of another formalised trauma life support training programme or other major interventions to change the care of trauma patients as specified in the exclusion criteria, concomitant use of other medications and treatments may be provided at the discretion of the investigators and will not be considered an exclusion criterion.</w:t>
       </w:r>
     </w:p>
     <w:p>
@@ -2976,24 +2772,9 @@
         <w:t>)</w:t>
       </w:r>
       <w:r>
-        <w:t xml:space="preserve">. </w:t>
-      </w:r>
-      <w:r>
-        <w:rPr>
-          <w:highlight w:val="yellow"/>
-        </w:rPr>
-        <w:t>Outcomes that cannot be confirmed at the designated time point will be considered missing</w:t>
-      </w:r>
-      <w:r>
-        <w:rPr>
-          <w:highlight w:val="yellow"/>
-        </w:rPr>
-        <w:t>.</w:t>
-      </w:r>
-      <w:r>
-        <w:rPr>
-          <w:highlight w:val="yellow"/>
-        </w:rPr>
+        <w:t>. Outcomes that cannot be confirmed at the designated time point will be considered missing.</w:t>
+      </w:r>
+      <w:r>
         <w:t xml:space="preserve"> </w:t>
       </w:r>
     </w:p>
@@ -3642,46 +3423,7 @@
     </w:p>
     <w:p>
       <w:r>
-        <w:t>The patient p</w:t>
-      </w:r>
-      <w:r>
-        <w:t xml:space="preserve">articipants </w:t>
-      </w:r>
-      <w:r>
-        <w:t>will be</w:t>
-      </w:r>
-      <w:r>
-        <w:t xml:space="preserve"> adult trauma patients who present to the emergency department</w:t>
-      </w:r>
-      <w:r>
-        <w:t>s</w:t>
-      </w:r>
-      <w:r>
-        <w:t xml:space="preserve"> of </w:t>
-      </w:r>
-      <w:r>
-        <w:t xml:space="preserve">the </w:t>
-      </w:r>
-      <w:r>
-        <w:t>participating hospitals and are admitted or transferred for admission.</w:t>
-      </w:r>
-      <w:r>
-        <w:t xml:space="preserve"> Participants are screened by the clinical research coordinators and a</w:t>
-      </w:r>
-      <w:r>
-        <w:t xml:space="preserve">ll participants who meet the eligibility criteria will be included in the study. </w:t>
-      </w:r>
-      <w:r>
-        <w:t>The p</w:t>
-      </w:r>
-      <w:r>
-        <w:t>articipant</w:t>
-      </w:r>
-      <w:r>
-        <w:t>’s</w:t>
-      </w:r>
-      <w:r>
-        <w:t xml:space="preserve"> baseline and subsequent data will be collected as per Table 2</w:t>
+        <w:t>The patient participants will be adult trauma patients who present to the emergency departments of the participating hospitals and are admitted or transferred for admission. Participants are screened by the clinical research coordinators and all participants who meet the eligibility criteria will be included in the study. The participant’s baseline and subsequent data will be collected as per Table 2</w:t>
       </w:r>
       <w:r>
         <w:t xml:space="preserve"> and 3</w:t>
@@ -4805,13 +4547,7 @@
         <w:t>1</w:t>
       </w:r>
       <w:r>
-        <w:t>Clinical research coordinators will inform patient participants about the study, including their right to withdraw their data from the study at any time, and will approach them in person or by telephone for informed consent for the collection of non</w:t>
-      </w:r>
-      <w:r>
-        <w:t>-</w:t>
-      </w:r>
-      <w:r>
-        <w:t>routinely recorded.</w:t>
+        <w:t>Clinical research coordinators will inform patient participants about the study, including their right to withdraw their data from the study at any time, and will approach them in person or by telephone for informed consent for the collection of non-routinely recorded.</w:t>
       </w:r>
     </w:p>
     <w:p>
@@ -5262,10 +4998,7 @@
     </w:tbl>
     <w:p>
       <w:r>
-        <w:t xml:space="preserve">Abbreviations: EQ-5D EuroQol 5 dimensions, WHODAS World Health Organization Disability Assessment </w:t>
-      </w:r>
-      <w:r>
-        <w:t>Schedule</w:t>
+        <w:t>Abbreviations: EQ-5D EuroQol 5 dimensions, WHODAS World Health Organization Disability Assessment Schedule</w:t>
       </w:r>
     </w:p>
     <w:p>
@@ -5442,13 +5175,7 @@
     <w:p>
       <w:r>
         <w:lastRenderedPageBreak/>
-        <w:t xml:space="preserve">The secondary outcomes that will be measured using the nested staircase design are adherence to ATLS® principles during initial patient resuscitation, quality of life, and disability. </w:t>
-      </w:r>
-      <w:r>
-        <w:t xml:space="preserve">We will not include any multiplicity adjustment as these are intended to be hypothesis driving only. </w:t>
-      </w:r>
-      <w:r>
-        <w:t xml:space="preserve">The expected effect of the intervention on each of these outcomes are an improvement in adherence from 50% during standard care to 70% after training </w:t>
+        <w:t xml:space="preserve">The secondary outcomes that will be measured using the nested staircase design are adherence to ATLS® principles during initial patient resuscitation, quality of life, and disability. We will not include any multiplicity adjustment as these are intended to be hypothesis driving only. The expected effect of the intervention on each of these outcomes are an improvement in adherence from 50% during standard care to 70% after training </w:t>
       </w:r>
       <w:r>
         <w:fldChar w:fldCharType="begin"/>
@@ -5469,13 +5196,7 @@
         <w:fldChar w:fldCharType="end"/>
       </w:r>
       <w:r>
-        <w:t>,</w:t>
-      </w:r>
-      <w:r>
-        <w:t xml:space="preserve"> an increase in EQ5D5L health status from 70 during care to 75 after training</w:t>
-      </w:r>
-      <w:r>
-        <w:t xml:space="preserve"> </w:t>
+        <w:t xml:space="preserve">, an increase in EQ5D5L health status from 70 during care to 75 after training </w:t>
       </w:r>
       <w:r>
         <w:fldChar w:fldCharType="begin"/>
@@ -5517,22 +5238,7 @@
         <w:fldChar w:fldCharType="end"/>
       </w:r>
       <w:r>
-        <w:t xml:space="preserve">. </w:t>
-      </w:r>
-      <w:r>
-        <w:t xml:space="preserve">For quality of life and disability, these effects correspond to standardised effect sizes, expressed as Cohen's d of 0.5. With </w:t>
-      </w:r>
-      <w:r>
-        <w:t xml:space="preserve">a total of </w:t>
-      </w:r>
-      <w:r>
-        <w:t xml:space="preserve">30 clusters, six per sequence, for a discrete time decay correlation structure, with ICCs of 0.01 to 0.15 and a CAC of 0.8, there is &gt;80% power to detect these effects by including four patients in each cluster in each period. </w:t>
-      </w:r>
-      <w:r>
-        <w:t>To account</w:t>
-      </w:r>
-      <w:r>
-        <w:t xml:space="preserve"> for loss to follow-up, we will include at least six patients per cluster per month</w:t>
+        <w:t>. For quality of life and disability, these effects correspond to standardised effect sizes, expressed as Cohen's d of 0.5. With a total of 30 clusters, six per sequence, for a discrete time decay correlation structure, with ICCs of 0.01 to 0.15 and a CAC of 0.8, there is &gt;80% power to detect these effects by including four patients in each cluster in each period. To account for loss to follow-up, we will include at least six patients per cluster per month</w:t>
       </w:r>
       <w:r>
         <w:t xml:space="preserve">, sampled as described </w:t>
@@ -5618,16 +5324,7 @@
         <w:t xml:space="preserve">under the nested staircase design will </w:t>
       </w:r>
       <w:r>
-        <w:t>constitute</w:t>
-      </w:r>
-      <w:r>
-        <w:t xml:space="preserve"> a random subset of patients included during the staircase months. The random subset will be selected using simple random sampling </w:t>
-      </w:r>
-      <w:r>
-        <w:t>at</w:t>
-      </w:r>
-      <w:r>
-        <w:t xml:space="preserve"> the shift level, meaning that the timing of the clinical research coordinator's shift will be randomised to cover approximately eight hours during the morning, afternoon, or night shift. </w:t>
+        <w:t xml:space="preserve">constitute a random subset of patients included during the staircase months. The random subset will be selected using simple random sampling at the shift level, meaning that the timing of the clinical research coordinator's shift will be randomised to cover approximately eight hours during the morning, afternoon, or night shift. </w:t>
       </w:r>
       <w:r>
         <w:t>ATLS®</w:t>
@@ -5642,13 +5339,7 @@
         <w:t>recorded</w:t>
       </w:r>
       <w:r>
-        <w:t xml:space="preserve"> </w:t>
-      </w:r>
-      <w:r>
-        <w:t>for</w:t>
-      </w:r>
-      <w:r>
-        <w:t xml:space="preserve"> all patients included during these shifts. </w:t>
+        <w:t xml:space="preserve"> for all patients included during these shifts. </w:t>
       </w:r>
       <w:r>
         <w:t>Q</w:t>
@@ -5710,13 +5401,7 @@
         <w:rPr>
           <w:rStyle w:val="NoneA"/>
         </w:rPr>
-        <w:t xml:space="preserve">The allocation sequence is generated by JM. Participants are included by clinical </w:t>
-      </w:r>
-      <w:r>
-        <w:rPr>
-          <w:rStyle w:val="NoneA"/>
-        </w:rPr>
-        <w:t>research coordinators at each participating site. The time point when the intervention is implemented is determined by the randomised intervention sequence, and participants included after this time point are considered exposed to the intervention.</w:t>
+        <w:t>The allocation sequence is generated by JM. Participants are included by clinical research coordinators at each participating site. The time point when the intervention is implemented is determined by the randomised intervention sequence, and participants included after this time point are considered exposed to the intervention.</w:t>
       </w:r>
     </w:p>
     <w:p>
@@ -5867,21 +5552,9 @@
         </w:rPr>
       </w:pPr>
       <w:r>
-        <w:rPr>
-          <w:highlight w:val="yellow"/>
-        </w:rPr>
-        <w:t xml:space="preserve">Outcomes will be assessed and collected as described in Table 1. Outcome recording will be verified for a sample of observations through remote and on-site monitoring of source data by the coordinating </w:t>
-      </w:r>
-      <w:r>
-        <w:rPr>
-          <w:highlight w:val="yellow"/>
-        </w:rPr>
-        <w:t>centre.</w:t>
-      </w:r>
-      <w:r>
-        <w:rPr>
-          <w:highlight w:val="yellow"/>
-        </w:rPr>
+        <w:t>Outcomes will be assessed and collected as described in Table 1. Outcome recording will be verified for a sample of observations through remote and on-site monitoring of source data by the coordinating centre.</w:t>
+      </w:r>
+      <w:r>
         <w:t xml:space="preserve"> The source data of all patients who die in-hospital are reviewed.</w:t>
       </w:r>
       <w:r>
@@ -5960,42 +5633,34 @@
         <w:t xml:space="preserve"> </w:t>
       </w:r>
       <w:r>
-        <w:rPr>
-          <w:highlight w:val="yellow"/>
-        </w:rPr>
         <w:t>For outcomes collected through telephone follow up</w:t>
       </w:r>
       <w:r>
         <w:rPr>
-          <w:highlight w:val="yellow"/>
           <w:lang w:val="en-GB"/>
         </w:rPr>
         <w:t xml:space="preserve">, at least three calls are attempted. Depending on the response, a subsequent call </w:t>
       </w:r>
       <w:r>
         <w:rPr>
-          <w:highlight w:val="yellow"/>
           <w:lang w:val="en-GB"/>
         </w:rPr>
         <w:t xml:space="preserve">to complete the follow-up may </w:t>
       </w:r>
       <w:r>
         <w:rPr>
-          <w:highlight w:val="yellow"/>
           <w:lang w:val="en-GB"/>
         </w:rPr>
         <w:t>be scheduled. In cases where no contact can be established despite repeated attempts, the participant is classified as los</w:t>
       </w:r>
       <w:r>
         <w:rPr>
-          <w:highlight w:val="yellow"/>
           <w:lang w:val="en-GB"/>
         </w:rPr>
         <w:t>t</w:t>
       </w:r>
       <w:r>
         <w:rPr>
-          <w:highlight w:val="yellow"/>
           <w:lang w:val="en-GB"/>
         </w:rPr>
         <w:t xml:space="preserve"> to follow-up.</w:t>
@@ -6039,13 +5704,7 @@
         <w:rPr>
           <w:color w:val="000000"/>
         </w:rPr>
-        <w:t>Pseudonymised</w:t>
-      </w:r>
-      <w:r>
-        <w:rPr>
-          <w:color w:val="000000"/>
-        </w:rPr>
-        <w:t xml:space="preserve"> data will be transferred to secure servers at Karolinska Institutet for analysis.</w:t>
+        <w:t>Pseudonymised data will be transferred to secure servers at Karolinska Institutet for analysis.</w:t>
       </w:r>
     </w:p>
     <w:p>
@@ -6182,24 +5841,12 @@
         <w:t>In the case of binary outcomes,</w:t>
       </w:r>
       <w:r>
-        <w:t xml:space="preserve"> </w:t>
-      </w:r>
-      <w:r>
-        <w:rPr>
-          <w:highlight w:val="yellow"/>
-        </w:rPr>
-        <w:t>the primary estimand will be the odds ratio obtained from</w:t>
-      </w:r>
-      <w:r>
-        <w:rPr>
-          <w:highlight w:val="yellow"/>
-        </w:rPr>
+        <w:t xml:space="preserve"> the primary estimand will be the odds ratio obtained from</w:t>
+      </w:r>
+      <w:r>
         <w:t xml:space="preserve"> a mixed effects binomial regression with a logit lin</w:t>
       </w:r>
       <w:r>
-        <w:rPr>
-          <w:highlight w:val="yellow"/>
-        </w:rPr>
         <w:t>k. We will also apply</w:t>
       </w:r>
       <w:r>
@@ -6295,75 +5942,15 @@
     </w:p>
     <w:p>
       <w:r>
-        <w:t>There will be one interim analysis after half of the batches have completed the trial. The interim analysis will be assessed by the joint Trial Steering and Data Monitoring Committee. The purposes of this interim analysis will be to</w:t>
-      </w:r>
-      <w:r>
-        <w:t xml:space="preserve"> </w:t>
-      </w:r>
-      <w:r>
-        <w:t xml:space="preserve">assess the trial's feasibility and recommend </w:t>
-      </w:r>
-      <w:r>
-        <w:t>that</w:t>
-      </w:r>
-      <w:r>
-        <w:t xml:space="preserve"> the trial </w:t>
-      </w:r>
-      <w:r>
-        <w:t xml:space="preserve">be stopped </w:t>
-      </w:r>
-      <w:r>
-        <w:t xml:space="preserve">if </w:t>
-      </w:r>
-      <w:r>
-        <w:t>it</w:t>
-      </w:r>
-      <w:r>
-        <w:t xml:space="preserve"> is not feasible</w:t>
-      </w:r>
-      <w:r>
-        <w:t xml:space="preserve"> (e.g. </w:t>
-      </w:r>
-      <w:r>
-        <w:t>if hospitals fail to adhere to the randomisation schedule or if there are substantial missing data in outcomes</w:t>
-      </w:r>
-      <w:r>
-        <w:t xml:space="preserve">), and to </w:t>
-      </w:r>
-      <w:r>
-        <w:t>compare characteristics across intervention conditions to monitor for differential recruitment/ascertainment between</w:t>
-      </w:r>
-      <w:r>
-        <w:t xml:space="preserve"> the</w:t>
-      </w:r>
-      <w:r>
-        <w:t xml:space="preserve"> intervention and control</w:t>
-      </w:r>
-      <w:r>
-        <w:t xml:space="preserve"> groups</w:t>
-      </w:r>
-      <w:r>
-        <w:t>.</w:t>
-      </w:r>
-      <w:r>
-        <w:t xml:space="preserve"> </w:t>
-      </w:r>
-      <w:r>
-        <w:rPr>
-          <w:highlight w:val="yellow"/>
-        </w:rPr>
-        <w:t xml:space="preserve">No efficacy stopping is planned because any estimates obtained at the time point of the interim analysis will be associated with major </w:t>
-      </w:r>
-      <w:r>
-        <w:rPr>
-          <w:highlight w:val="yellow"/>
-        </w:rPr>
+        <w:t>There will be one interim analysis after half of the batches have completed the trial. The interim analysis will be assessed by the joint Trial Steering and Data Monitoring Committee. The purposes of this interim analysis will be to assess the trial's feasibility and recommend that the trial be stopped if it is not feasible (e.g. if hospitals fail to adhere to the randomisation schedule or if there are substantial missing data in outcomes), and to compare characteristics across intervention conditions to monitor for differential recruitment/ascertainment between the intervention and control groups.</w:t>
+      </w:r>
+      <w:r>
+        <w:t xml:space="preserve"> No efficacy stopping is planned because any estimates obtained at the time point of the interim analysis will be associated with major </w:t>
+      </w:r>
+      <w:r>
         <w:t xml:space="preserve">statistical </w:t>
       </w:r>
       <w:r>
-        <w:rPr>
-          <w:highlight w:val="yellow"/>
-        </w:rPr>
         <w:t>uncertainties.</w:t>
       </w:r>
     </w:p>
@@ -6550,19 +6137,7 @@
     </w:p>
     <w:p>
       <w:r>
-        <w:t>The t</w:t>
-      </w:r>
-      <w:r>
-        <w:t xml:space="preserve">rial management and oversight </w:t>
-      </w:r>
-      <w:r>
-        <w:t>are</w:t>
-      </w:r>
-      <w:r>
-        <w:t xml:space="preserve"> governed by three trial committees and groups: the Trial Team (TT), the Trial Management Group (TMG), the joint Trial Steering and Data Monitoring Committee (SDMC).</w:t>
-      </w:r>
-      <w:r>
-        <w:t xml:space="preserve"> The TT is responsible for running the trial operations on a day-to-day basis, maintaining trial databases, randomising clusters, ensuring complete and correct data, and preparing reports for meetings (including those of the TMG, and the SDMC). The TT will also address research governance and regulatory matters wherever needed. The TMG will be responsible for managing the trial, including its clinical and practical aspects as well as technical aspects and any safety issues related to the trial participants. In addition, the TMG will be also responsible for providing inputs to the SDMC meetings.</w:t>
+        <w:t>The trial management and oversight are governed by three trial committees and groups: the Trial Team (TT), the Trial Management Group (TMG), the joint Trial Steering and Data Monitoring Committee (SDMC). The TT is responsible for running the trial operations on a day-to-day basis, maintaining trial databases, randomising clusters, ensuring complete and correct data, and preparing reports for meetings (including those of the TMG, and the SDMC). The TT will also address research governance and regulatory matters wherever needed. The TMG will be responsible for managing the trial, including its clinical and practical aspects as well as technical aspects and any safety issues related to the trial participants. In addition, the TMG will be also responsible for providing inputs to the SDMC meetings.</w:t>
       </w:r>
     </w:p>
     <w:p>
@@ -6691,16 +6266,7 @@
         </w:rPr>
       </w:pPr>
       <w:r>
-        <w:t xml:space="preserve">In line with other current trials </w:t>
-      </w:r>
-      <w:r>
-        <w:t>that include</w:t>
-      </w:r>
-      <w:r>
-        <w:t xml:space="preserve"> critically ill patients</w:t>
-      </w:r>
-      <w:r>
-        <w:t xml:space="preserve"> </w:t>
+        <w:t xml:space="preserve">In line with other current trials that include critically ill patients </w:t>
       </w:r>
       <w:r>
         <w:fldChar w:fldCharType="begin"/>
@@ -6721,40 +6287,19 @@
         <w:fldChar w:fldCharType="end"/>
       </w:r>
       <w:r>
-        <w:t>, we will not collect adverse events or serious adverse events, because many of these events are expected in this patient population</w:t>
-      </w:r>
-      <w:r>
-        <w:t xml:space="preserve">. </w:t>
+        <w:t xml:space="preserve">, we will not collect adverse events or serious adverse events, because many of these events are expected in this patient population. </w:t>
       </w:r>
       <w:r>
         <w:t>In addition, w</w:t>
       </w:r>
       <w:r>
-        <w:t xml:space="preserve">e already collect many of these events, </w:t>
-      </w:r>
-      <w:r>
-        <w:t>such as</w:t>
-      </w:r>
-      <w:r>
-        <w:t xml:space="preserve"> mortality, as part of our outcomes. </w:t>
+        <w:t xml:space="preserve">e already collect many of these events, such as mortality, as part of our outcomes. </w:t>
       </w:r>
       <w:r>
         <w:rPr>
           <w:color w:val="000000"/>
         </w:rPr>
-        <w:t xml:space="preserve">We will only report safety events if they are life-threatening, prolong hospitalisation or result in meaningful harm to the participant. It is difficult to predefine a comprehensive list of events that can be considered safety events, but </w:t>
-      </w:r>
-      <w:r>
-        <w:rPr>
-          <w:color w:val="000000"/>
-        </w:rPr>
-        <w:t xml:space="preserve">we </w:t>
-      </w:r>
-      <w:r>
-        <w:rPr>
-          <w:color w:val="000000"/>
-        </w:rPr>
-        <w:t>will actively assess the presence of the following safety events:</w:t>
+        <w:t>We will only report safety events if they are life-threatening, prolong hospitalisation or result in meaningful harm to the participant. It is difficult to predefine a comprehensive list of events that can be considered safety events, but we will actively assess the presence of the following safety events:</w:t>
       </w:r>
     </w:p>
     <w:p>
@@ -6795,22 +6340,7 @@
     </w:p>
     <w:p>
       <w:r>
-        <w:t xml:space="preserve">These are considered safety events because they </w:t>
-      </w:r>
-      <w:r>
-        <w:t xml:space="preserve">may </w:t>
-      </w:r>
-      <w:r>
-        <w:t xml:space="preserve">suggest pulmonary, renal, septic or bleeding complications, and an increase in their occurrence following ATLS® training may indicate that the intervention is harmful. These events must therefore be tracked during the standard care phase as well as the intervention phase. However, these events will be considered indicative of harm related to the intervention only if they occurr more often during the intervention phase than during the standard care phase. In addition, safety reports other than those mentioned above will be collected. These events will </w:t>
-      </w:r>
-      <w:r>
-        <w:t>be identified</w:t>
-      </w:r>
-      <w:r>
-        <w:t xml:space="preserve"> during the</w:t>
-      </w:r>
-      <w:r>
-        <w:t xml:space="preserve"> trial, and the reporting of these safety events will be based on the clinical judgement of the site investigators. Examples of safety events may include missed injuries or missed investigations, which may be suspected if certain injuries or investigations were identified or conducted more often during the standard care phase than during the intervention phase.</w:t>
+        <w:t>These are considered safety events because they may suggest pulmonary, renal, septic or bleeding complications, and an increase in their occurrence following ATLS® training may indicate that the intervention is harmful. These events must therefore be tracked during the standard care phase as well as the intervention phase. However, these events will be considered indicative of harm related to the intervention only if they occurr more often during the intervention phase than during the standard care phase. In addition, safety reports other than those mentioned above will be collected. These events will be identified during the trial, and the reporting of these safety events will be based on the clinical judgement of the site investigators. Examples of safety events may include missed injuries or missed investigations, which may be suspected if certain injuries or investigations were identified or conducted more often during the standard care phase than during the intervention phase.</w:t>
       </w:r>
     </w:p>
     <w:p>
@@ -6949,31 +6479,7 @@
     </w:p>
     <w:p>
       <w:r>
-        <w:t xml:space="preserve">In addition to being accountable for the parts of the work </w:t>
-      </w:r>
-      <w:r>
-        <w:t>completed</w:t>
-      </w:r>
-      <w:r>
-        <w:t>, an author should be able to identify which coauthors are responsible for other</w:t>
-      </w:r>
-      <w:r>
-        <w:t xml:space="preserve"> </w:t>
-      </w:r>
-      <w:r>
-        <w:t xml:space="preserve">specific parts of the work. In addition, authors should have confidence in the integrity of the contributions of their coauthors. The most recent version of the ICMJE criteria will be </w:t>
-      </w:r>
-      <w:r>
-        <w:t>followed</w:t>
-      </w:r>
-      <w:r>
-        <w:t xml:space="preserve">. We will also use the ICMJE criteria for nonauthor contributorship. Before work on a trial manuscript is initiated, a writing group will be formed and first and last authors will be designated. This writing group will be formed by discussion in the </w:t>
-      </w:r>
-      <w:r>
-        <w:t>TMG</w:t>
-      </w:r>
-      <w:r>
-        <w:t>.</w:t>
+        <w:t>In addition to being accountable for the parts of the work completed, an author should be able to identify which coauthors are responsible for other specific parts of the work. In addition, authors should have confidence in the integrity of the contributions of their coauthors. The most recent version of the ICMJE criteria will be followed. We will also use the ICMJE criteria for nonauthor contributorship. Before work on a trial manuscript is initiated, a writing group will be formed and first and last authors will be designated. This writing group will be formed by discussion in the TMG.</w:t>
       </w:r>
     </w:p>
     <w:p>
@@ -7177,19 +6683,7 @@
         <w:rPr>
           <w:rStyle w:val="None"/>
         </w:rPr>
-        <w:t xml:space="preserve">We would like to acknowledge </w:t>
-      </w:r>
-      <w:r>
-        <w:rPr>
-          <w:rStyle w:val="None"/>
-        </w:rPr>
-        <w:t xml:space="preserve">the efforts of </w:t>
-      </w:r>
-      <w:r>
-        <w:rPr>
-          <w:rStyle w:val="None"/>
-        </w:rPr>
-        <w:t>all current and future site investigators, clinical research coordinators, and staff at the coordinating centre who help run this trial.</w:t>
+        <w:t>We would like to acknowledge the efforts of all current and future site investigators, clinical research coordinators, and staff at the coordinating centre who help run this trial.</w:t>
       </w:r>
     </w:p>
     <w:p>
@@ -7303,13 +6797,7 @@
         <w:t>es</w:t>
       </w:r>
       <w:r>
-        <w:t>, and the Swedish Ethical Review Authority (</w:t>
-      </w:r>
-      <w:r>
-        <w:t>2024-07547-01</w:t>
-      </w:r>
-      <w:r>
-        <w:t xml:space="preserve">) </w:t>
+        <w:t xml:space="preserve">, and the Swedish Ethical Review Authority (2024-07547-01) </w:t>
       </w:r>
     </w:p>
     <w:p>

--- a/protocol-publication/advance-trauma-protocol-paper-revision-1.docx
+++ b/protocol-publication/advance-trauma-protocol-paper-revision-1.docx
@@ -771,21 +771,7 @@
           </w:tcPr>
           <w:p>
             <w:r>
-              <w:t>Clinical Trials Registry – India (</w:t>
-            </w:r>
-            <w:commentRangeStart w:id="0"/>
-            <w:r>
-              <w:t>CTRI/2024/07/071336</w:t>
-            </w:r>
-            <w:commentRangeEnd w:id="0"/>
-            <w:r>
-              <w:rPr>
-                <w:rStyle w:val="CommentReference"/>
-              </w:rPr>
-              <w:commentReference w:id="0"/>
-            </w:r>
-            <w:r>
-              <w:t>), ClinicalTrials.gov (NCT06321419</w:t>
+              <w:t>Clinical Trials Registry – India (CTRI/2024/07/071336), ClinicalTrials.gov (NCT06321419</w:t>
             </w:r>
             <w:r>
               <w:t>, 2024-03-20</w:t>
@@ -2009,7 +1995,7 @@
                     <pic:cNvPicPr/>
                   </pic:nvPicPr>
                   <pic:blipFill>
-                    <a:blip r:embed="rId11" cstate="print">
+                    <a:blip r:embed="rId7" cstate="print">
                       <a:extLst>
                         <a:ext uri="{28A0092B-C50C-407E-A947-70E740481C1C}">
                           <a14:useLocalDpi xmlns:a14="http://schemas.microsoft.com/office/drawing/2010/main" val="0"/>
@@ -2068,7 +2054,7 @@
                     <pic:cNvPicPr/>
                   </pic:nvPicPr>
                   <pic:blipFill>
-                    <a:blip r:embed="rId12" cstate="print">
+                    <a:blip r:embed="rId8" cstate="print">
                       <a:extLst>
                         <a:ext uri="{28A0092B-C50C-407E-A947-70E740481C1C}">
                           <a14:useLocalDpi xmlns:a14="http://schemas.microsoft.com/office/drawing/2010/main" val="0"/>
@@ -5130,7 +5116,7 @@
                     <pic:cNvPicPr preferRelativeResize="0"/>
                   </pic:nvPicPr>
                   <pic:blipFill>
-                    <a:blip r:embed="rId13"/>
+                    <a:blip r:embed="rId9"/>
                     <a:srcRect/>
                     <a:stretch>
                       <a:fillRect/>
@@ -6201,7 +6187,7 @@
                     <pic:cNvPicPr/>
                   </pic:nvPicPr>
                   <pic:blipFill>
-                    <a:blip r:embed="rId14">
+                    <a:blip r:embed="rId10">
                       <a:extLst>
                         <a:ext uri="{28A0092B-C50C-407E-A947-70E740481C1C}">
                           <a14:useLocalDpi xmlns:a14="http://schemas.microsoft.com/office/drawing/2010/main" val="0"/>
@@ -9800,53 +9786,13 @@
       </w:r>
     </w:p>
     <w:sectPr>
-      <w:footerReference w:type="default" r:id="rId15"/>
+      <w:footerReference w:type="default" r:id="rId11"/>
       <w:pgSz w:w="11900" w:h="16840"/>
       <w:pgMar w:top="1440" w:right="1134" w:bottom="1440" w:left="1134" w:header="709" w:footer="709" w:gutter="0"/>
       <w:cols w:space="720"/>
     </w:sectPr>
   </w:body>
 </w:document>
-</file>
-
-<file path=word/comments.xml><?xml version="1.0" encoding="utf-8"?>
-<w:comments xmlns:wpc="http://schemas.microsoft.com/office/word/2010/wordprocessingCanvas" xmlns:cx="http://schemas.microsoft.com/office/drawing/2014/chartex" xmlns:cx1="http://schemas.microsoft.com/office/drawing/2015/9/8/chartex" xmlns:cx2="http://schemas.microsoft.com/office/drawing/2015/10/21/chartex" xmlns:cx3="http://schemas.microsoft.com/office/drawing/2016/5/9/chartex" xmlns:cx4="http://schemas.microsoft.com/office/drawing/2016/5/10/chartex" xmlns:cx5="http://schemas.microsoft.com/office/drawing/2016/5/11/chartex" xmlns:cx6="http://schemas.microsoft.com/office/drawing/2016/5/12/chartex" xmlns:cx7="http://schemas.microsoft.com/office/drawing/2016/5/13/chartex" xmlns:cx8="http://schemas.microsoft.com/office/drawing/2016/5/14/chartex" xmlns:mc="http://schemas.openxmlformats.org/markup-compatibility/2006" xmlns:aink="http://schemas.microsoft.com/office/drawing/2016/ink" xmlns:am3d="http://schemas.microsoft.com/office/drawing/2017/model3d" xmlns:o="urn:schemas-microsoft-com:office:office" xmlns:oel="http://schemas.microsoft.com/office/2019/extlst" xmlns:r="http://schemas.openxmlformats.org/officeDocument/2006/relationships" xmlns:m="http://schemas.openxmlformats.org/officeDocument/2006/math" xmlns:v="urn:schemas-microsoft-com:vml" xmlns:wp14="http://schemas.microsoft.com/office/word/2010/wordprocessingDrawing" xmlns:wp="http://schemas.openxmlformats.org/drawingml/2006/wordprocessingDrawing" xmlns:w10="urn:schemas-microsoft-com:office:word" xmlns:w="http://schemas.openxmlformats.org/wordprocessingml/2006/main" xmlns:w14="http://schemas.microsoft.com/office/word/2010/wordml" xmlns:w15="http://schemas.microsoft.com/office/word/2012/wordml" xmlns:w16cex="http://schemas.microsoft.com/office/word/2018/wordml/cex" xmlns:w16cid="http://schemas.microsoft.com/office/word/2016/wordml/cid" xmlns:w16="http://schemas.microsoft.com/office/word/2018/wordml" xmlns:w16du="http://schemas.microsoft.com/office/word/2023/wordml/word16du" xmlns:w16sdtdh="http://schemas.microsoft.com/office/word/2020/wordml/sdtdatahash" xmlns:w16sdtfl="http://schemas.microsoft.com/office/word/2024/wordml/sdtformatlock" xmlns:w16se="http://schemas.microsoft.com/office/word/2015/wordml/symex" xmlns:wpg="http://schemas.microsoft.com/office/word/2010/wordprocessingGroup" xmlns:wpi="http://schemas.microsoft.com/office/word/2010/wordprocessingInk" xmlns:wne="http://schemas.microsoft.com/office/word/2006/wordml" xmlns:wps="http://schemas.microsoft.com/office/word/2010/wordprocessingShape" mc:Ignorable="w14 w15 w16se w16cid w16 w16cex w16sdtdh w16sdtfl w16du wp14">
-  <w:comment w:id="0" w:author="Martin Gerdin Wärnberg" w:date="2025-11-22T06:18:00Z" w:initials="MG">
-    <w:p>
-      <w:r>
-        <w:rPr>
-          <w:rStyle w:val="CommentReference"/>
-        </w:rPr>
-        <w:annotationRef/>
-      </w:r>
-      <w:r>
-        <w:rPr>
-          <w:sz w:val="20"/>
-          <w:szCs w:val="20"/>
-        </w:rPr>
-        <w:t>@prashant, please add the date of CTRI registration</w:t>
-      </w:r>
-    </w:p>
-  </w:comment>
-</w:comments>
-</file>
-
-<file path=word/commentsExtended.xml><?xml version="1.0" encoding="utf-8"?>
-<w15:commentsEx xmlns:wpc="http://schemas.microsoft.com/office/word/2010/wordprocessingCanvas" xmlns:cx="http://schemas.microsoft.com/office/drawing/2014/chartex" xmlns:cx1="http://schemas.microsoft.com/office/drawing/2015/9/8/chartex" xmlns:cx2="http://schemas.microsoft.com/office/drawing/2015/10/21/chartex" xmlns:cx3="http://schemas.microsoft.com/office/drawing/2016/5/9/chartex" xmlns:cx4="http://schemas.microsoft.com/office/drawing/2016/5/10/chartex" xmlns:cx5="http://schemas.microsoft.com/office/drawing/2016/5/11/chartex" xmlns:cx6="http://schemas.microsoft.com/office/drawing/2016/5/12/chartex" xmlns:cx7="http://schemas.microsoft.com/office/drawing/2016/5/13/chartex" xmlns:cx8="http://schemas.microsoft.com/office/drawing/2016/5/14/chartex" xmlns:mc="http://schemas.openxmlformats.org/markup-compatibility/2006" xmlns:aink="http://schemas.microsoft.com/office/drawing/2016/ink" xmlns:am3d="http://schemas.microsoft.com/office/drawing/2017/model3d" xmlns:o="urn:schemas-microsoft-com:office:office" xmlns:oel="http://schemas.microsoft.com/office/2019/extlst" xmlns:r="http://schemas.openxmlformats.org/officeDocument/2006/relationships" xmlns:m="http://schemas.openxmlformats.org/officeDocument/2006/math" xmlns:v="urn:schemas-microsoft-com:vml" xmlns:wp14="http://schemas.microsoft.com/office/word/2010/wordprocessingDrawing" xmlns:wp="http://schemas.openxmlformats.org/drawingml/2006/wordprocessingDrawing" xmlns:w10="urn:schemas-microsoft-com:office:word" xmlns:w="http://schemas.openxmlformats.org/wordprocessingml/2006/main" xmlns:w14="http://schemas.microsoft.com/office/word/2010/wordml" xmlns:w15="http://schemas.microsoft.com/office/word/2012/wordml" xmlns:w16cex="http://schemas.microsoft.com/office/word/2018/wordml/cex" xmlns:w16cid="http://schemas.microsoft.com/office/word/2016/wordml/cid" xmlns:w16="http://schemas.microsoft.com/office/word/2018/wordml" xmlns:w16du="http://schemas.microsoft.com/office/word/2023/wordml/word16du" xmlns:w16sdtdh="http://schemas.microsoft.com/office/word/2020/wordml/sdtdatahash" xmlns:w16sdtfl="http://schemas.microsoft.com/office/word/2024/wordml/sdtformatlock" xmlns:w16se="http://schemas.microsoft.com/office/word/2015/wordml/symex" xmlns:wpg="http://schemas.microsoft.com/office/word/2010/wordprocessingGroup" xmlns:wpi="http://schemas.microsoft.com/office/word/2010/wordprocessingInk" xmlns:wne="http://schemas.microsoft.com/office/word/2006/wordml" xmlns:wps="http://schemas.microsoft.com/office/word/2010/wordprocessingShape" mc:Ignorable="w14 w15 w16se w16cid w16 w16cex w16sdtdh w16sdtfl w16du wp14">
-  <w15:commentEx w15:paraId="12283C57" w15:done="0"/>
-</w15:commentsEx>
-</file>
-
-<file path=word/commentsExtensible.xml><?xml version="1.0" encoding="utf-8"?>
-<w16cex:commentsExtensible xmlns:wpc="http://schemas.microsoft.com/office/word/2010/wordprocessingCanvas" xmlns:cx="http://schemas.microsoft.com/office/drawing/2014/chartex" xmlns:cx1="http://schemas.microsoft.com/office/drawing/2015/9/8/chartex" xmlns:cx2="http://schemas.microsoft.com/office/drawing/2015/10/21/chartex" xmlns:cx3="http://schemas.microsoft.com/office/drawing/2016/5/9/chartex" xmlns:cx4="http://schemas.microsoft.com/office/drawing/2016/5/10/chartex" xmlns:cx5="http://schemas.microsoft.com/office/drawing/2016/5/11/chartex" xmlns:cx6="http://schemas.microsoft.com/office/drawing/2016/5/12/chartex" xmlns:cx7="http://schemas.microsoft.com/office/drawing/2016/5/13/chartex" xmlns:cx8="http://schemas.microsoft.com/office/drawing/2016/5/14/chartex" xmlns:cr="http://schemas.microsoft.com/office/comments/2020/reactions" xmlns:mc="http://schemas.openxmlformats.org/markup-compatibility/2006" xmlns:aink="http://schemas.microsoft.com/office/drawing/2016/ink" xmlns:am3d="http://schemas.microsoft.com/office/drawing/2017/model3d" xmlns:o="urn:schemas-microsoft-com:office:office" xmlns:oel="http://schemas.microsoft.com/office/2019/extlst" xmlns:r="http://schemas.openxmlformats.org/officeDocument/2006/relationships" xmlns:m="http://schemas.openxmlformats.org/officeDocument/2006/math" xmlns:v="urn:schemas-microsoft-com:vml" xmlns:wp14="http://schemas.microsoft.com/office/word/2010/wordprocessingDrawing" xmlns:wp="http://schemas.openxmlformats.org/drawingml/2006/wordprocessingDrawing" xmlns:w10="urn:schemas-microsoft-com:office:word" xmlns:w="http://schemas.openxmlformats.org/wordprocessingml/2006/main" xmlns:w14="http://schemas.microsoft.com/office/word/2010/wordml" xmlns:w15="http://schemas.microsoft.com/office/word/2012/wordml" xmlns:w16cex="http://schemas.microsoft.com/office/word/2018/wordml/cex" xmlns:w16cid="http://schemas.microsoft.com/office/word/2016/wordml/cid" xmlns:w16="http://schemas.microsoft.com/office/word/2018/wordml" xmlns:w16du="http://schemas.microsoft.com/office/word/2023/wordml/word16du" xmlns:w16sdtdh="http://schemas.microsoft.com/office/word/2020/wordml/sdtdatahash" xmlns:w16sdtfl="http://schemas.microsoft.com/office/word/2024/wordml/sdtformatlock" xmlns:w16se="http://schemas.microsoft.com/office/word/2015/wordml/symex" xmlns:wpg="http://schemas.microsoft.com/office/word/2010/wordprocessingGroup" xmlns:wpi="http://schemas.microsoft.com/office/word/2010/wordprocessingInk" xmlns:wne="http://schemas.microsoft.com/office/word/2006/wordml" xmlns:wps="http://schemas.microsoft.com/office/word/2010/wordprocessingShape" mc:Ignorable="w14 w15 w16se w16cid w16 w16cex w16sdtdh w16sdtfl cr w16du wp14">
-  <w16cex:commentExtensible w16cex:durableId="676F929B" w16cex:dateUtc="2025-11-22T05:18:00Z"/>
-</w16cex:commentsExtensible>
-</file>
-
-<file path=word/commentsIds.xml><?xml version="1.0" encoding="utf-8"?>
-<w16cid:commentsIds xmlns:wpc="http://schemas.microsoft.com/office/word/2010/wordprocessingCanvas" xmlns:cx="http://schemas.microsoft.com/office/drawing/2014/chartex" xmlns:cx1="http://schemas.microsoft.com/office/drawing/2015/9/8/chartex" xmlns:cx2="http://schemas.microsoft.com/office/drawing/2015/10/21/chartex" xmlns:cx3="http://schemas.microsoft.com/office/drawing/2016/5/9/chartex" xmlns:cx4="http://schemas.microsoft.com/office/drawing/2016/5/10/chartex" xmlns:cx5="http://schemas.microsoft.com/office/drawing/2016/5/11/chartex" xmlns:cx6="http://schemas.microsoft.com/office/drawing/2016/5/12/chartex" xmlns:cx7="http://schemas.microsoft.com/office/drawing/2016/5/13/chartex" xmlns:cx8="http://schemas.microsoft.com/office/drawing/2016/5/14/chartex" xmlns:mc="http://schemas.openxmlformats.org/markup-compatibility/2006" xmlns:aink="http://schemas.microsoft.com/office/drawing/2016/ink" xmlns:am3d="http://schemas.microsoft.com/office/drawing/2017/model3d" xmlns:o="urn:schemas-microsoft-com:office:office" xmlns:oel="http://schemas.microsoft.com/office/2019/extlst" xmlns:r="http://schemas.openxmlformats.org/officeDocument/2006/relationships" xmlns:m="http://schemas.openxmlformats.org/officeDocument/2006/math" xmlns:v="urn:schemas-microsoft-com:vml" xmlns:wp14="http://schemas.microsoft.com/office/word/2010/wordprocessingDrawing" xmlns:wp="http://schemas.openxmlformats.org/drawingml/2006/wordprocessingDrawing" xmlns:w10="urn:schemas-microsoft-com:office:word" xmlns:w="http://schemas.openxmlformats.org/wordprocessingml/2006/main" xmlns:w14="http://schemas.microsoft.com/office/word/2010/wordml" xmlns:w15="http://schemas.microsoft.com/office/word/2012/wordml" xmlns:w16cex="http://schemas.microsoft.com/office/word/2018/wordml/cex" xmlns:w16cid="http://schemas.microsoft.com/office/word/2016/wordml/cid" xmlns:w16="http://schemas.microsoft.com/office/word/2018/wordml" xmlns:w16du="http://schemas.microsoft.com/office/word/2023/wordml/word16du" xmlns:w16sdtdh="http://schemas.microsoft.com/office/word/2020/wordml/sdtdatahash" xmlns:w16sdtfl="http://schemas.microsoft.com/office/word/2024/wordml/sdtformatlock" xmlns:w16se="http://schemas.microsoft.com/office/word/2015/wordml/symex" xmlns:wpg="http://schemas.microsoft.com/office/word/2010/wordprocessingGroup" xmlns:wpi="http://schemas.microsoft.com/office/word/2010/wordprocessingInk" xmlns:wne="http://schemas.microsoft.com/office/word/2006/wordml" xmlns:wps="http://schemas.microsoft.com/office/word/2010/wordprocessingShape" mc:Ignorable="w14 w15 w16se w16cid w16 w16cex w16sdtdh w16sdtfl w16du wp14">
-  <w16cid:commentId w16cid:paraId="12283C57" w16cid:durableId="676F929B"/>
-</w16cid:commentsIds>
 </file>
 
 <file path=word/endnotes.xml><?xml version="1.0" encoding="utf-8"?>
@@ -11982,14 +11928,6 @@
     <w:abstractNumId w:val="15"/>
   </w:num>
 </w:numbering>
-</file>
-
-<file path=word/people.xml><?xml version="1.0" encoding="utf-8"?>
-<w15:people xmlns:wpc="http://schemas.microsoft.com/office/word/2010/wordprocessingCanvas" xmlns:cx="http://schemas.microsoft.com/office/drawing/2014/chartex" xmlns:cx1="http://schemas.microsoft.com/office/drawing/2015/9/8/chartex" xmlns:cx2="http://schemas.microsoft.com/office/drawing/2015/10/21/chartex" xmlns:cx3="http://schemas.microsoft.com/office/drawing/2016/5/9/chartex" xmlns:cx4="http://schemas.microsoft.com/office/drawing/2016/5/10/chartex" xmlns:cx5="http://schemas.microsoft.com/office/drawing/2016/5/11/chartex" xmlns:cx6="http://schemas.microsoft.com/office/drawing/2016/5/12/chartex" xmlns:cx7="http://schemas.microsoft.com/office/drawing/2016/5/13/chartex" xmlns:cx8="http://schemas.microsoft.com/office/drawing/2016/5/14/chartex" xmlns:mc="http://schemas.openxmlformats.org/markup-compatibility/2006" xmlns:aink="http://schemas.microsoft.com/office/drawing/2016/ink" xmlns:am3d="http://schemas.microsoft.com/office/drawing/2017/model3d" xmlns:o="urn:schemas-microsoft-com:office:office" xmlns:oel="http://schemas.microsoft.com/office/2019/extlst" xmlns:r="http://schemas.openxmlformats.org/officeDocument/2006/relationships" xmlns:m="http://schemas.openxmlformats.org/officeDocument/2006/math" xmlns:v="urn:schemas-microsoft-com:vml" xmlns:wp14="http://schemas.microsoft.com/office/word/2010/wordprocessingDrawing" xmlns:wp="http://schemas.openxmlformats.org/drawingml/2006/wordprocessingDrawing" xmlns:w10="urn:schemas-microsoft-com:office:word" xmlns:w="http://schemas.openxmlformats.org/wordprocessingml/2006/main" xmlns:w14="http://schemas.microsoft.com/office/word/2010/wordml" xmlns:w15="http://schemas.microsoft.com/office/word/2012/wordml" xmlns:w16cex="http://schemas.microsoft.com/office/word/2018/wordml/cex" xmlns:w16cid="http://schemas.microsoft.com/office/word/2016/wordml/cid" xmlns:w16="http://schemas.microsoft.com/office/word/2018/wordml" xmlns:w16du="http://schemas.microsoft.com/office/word/2023/wordml/word16du" xmlns:w16sdtdh="http://schemas.microsoft.com/office/word/2020/wordml/sdtdatahash" xmlns:w16sdtfl="http://schemas.microsoft.com/office/word/2024/wordml/sdtformatlock" xmlns:w16se="http://schemas.microsoft.com/office/word/2015/wordml/symex" xmlns:wpg="http://schemas.microsoft.com/office/word/2010/wordprocessingGroup" xmlns:wpi="http://schemas.microsoft.com/office/word/2010/wordprocessingInk" xmlns:wne="http://schemas.microsoft.com/office/word/2006/wordml" xmlns:wps="http://schemas.microsoft.com/office/word/2010/wordprocessingShape" mc:Ignorable="w14 w15 w16se w16cid w16 w16cex w16sdtdh w16sdtfl w16du wp14">
-  <w15:person w15:author="Martin Gerdin Wärnberg">
-    <w15:presenceInfo w15:providerId="AD" w15:userId="S::martin.gerdin@ki.se::77153f61-4c5f-462a-acd4-483a5c64ba16"/>
-  </w15:person>
-</w15:people>
 </file>
 
 <file path=word/styles.xml><?xml version="1.0" encoding="utf-8"?>

--- a/protocol-publication/advance-trauma-protocol-paper-revision-1.docx
+++ b/protocol-publication/advance-trauma-protocol-paper-revision-1.docx
@@ -551,19 +551,7 @@
         <w:t>subsequently admitted or transferred for admission.</w:t>
       </w:r>
       <w:r>
-        <w:t xml:space="preserve"> </w:t>
-      </w:r>
-      <w:r>
-        <w:t xml:space="preserve">The primary outcome </w:t>
-      </w:r>
-      <w:r>
-        <w:t>is</w:t>
-      </w:r>
-      <w:r>
-        <w:t xml:space="preserve"> in-hospital mortality within 30 days of arrival at the emergency department. </w:t>
-      </w:r>
-      <w:r>
-        <w:t xml:space="preserve"> </w:t>
+        <w:t xml:space="preserve"> The primary outcome is in-hospital mortality within 30 days of arrival at the emergency department.  </w:t>
       </w:r>
     </w:p>
     <w:p>
@@ -1980,7 +1968,7 @@
           <w:noProof/>
         </w:rPr>
         <w:drawing>
-          <wp:inline distT="0" distB="0" distL="0" distR="0" wp14:anchorId="4B665B8A" wp14:editId="07D3E02B">
+          <wp:inline distT="0" distB="0" distL="0" distR="0" wp14:anchorId="4B665B8A" wp14:editId="079934F7">
             <wp:extent cx="5376333" cy="3225800"/>
             <wp:effectExtent l="0" t="0" r="0" b="0"/>
             <wp:docPr id="641952518" name="Picture 2"/>
@@ -2039,7 +2027,7 @@
           <w:noProof/>
         </w:rPr>
         <w:drawing>
-          <wp:inline distT="0" distB="0" distL="0" distR="0" wp14:anchorId="19C2E276" wp14:editId="0326F00D">
+          <wp:inline distT="0" distB="0" distL="0" distR="0" wp14:anchorId="19C2E276" wp14:editId="1AFD6F08">
             <wp:extent cx="5376333" cy="3225800"/>
             <wp:effectExtent l="0" t="0" r="0" b="0"/>
             <wp:docPr id="1359493987" name="Picture 3"/>
@@ -2697,16 +2685,7 @@
         <w:t xml:space="preserve"> We will not enforce adherence to ATLS</w:t>
       </w:r>
       <w:r>
-        <w:t>®</w:t>
-      </w:r>
-      <w:r>
-        <w:t>, as this study is of real-world effectiveness of ATLS</w:t>
-      </w:r>
-      <w:r>
-        <w:t>®</w:t>
-      </w:r>
-      <w:r>
-        <w:t xml:space="preserve"> rather than efficacy.</w:t>
+        <w:t>®, as this study is of real-world effectiveness of ATLS® rather than efficacy.</w:t>
       </w:r>
     </w:p>
     <w:p>
@@ -5301,22 +5280,10 @@
     </w:p>
     <w:p>
       <w:r>
-        <w:t>Patients included for measurement of the secondary outcomes a</w:t>
-      </w:r>
-      <w:r>
-        <w:t xml:space="preserve">dherence to ATLS® principles, quality of life, and disability </w:t>
-      </w:r>
-      <w:r>
-        <w:t xml:space="preserve">under the nested staircase design will </w:t>
-      </w:r>
-      <w:r>
-        <w:t xml:space="preserve">constitute a random subset of patients included during the staircase months. The random subset will be selected using simple random sampling at the shift level, meaning that the timing of the clinical research coordinator's shift will be randomised to cover approximately eight hours during the morning, afternoon, or night shift. </w:t>
-      </w:r>
-      <w:r>
-        <w:t>ATLS®</w:t>
-      </w:r>
-      <w:r>
-        <w:t xml:space="preserve"> adherence </w:t>
+        <w:t xml:space="preserve">Patients included for measurement of the secondary outcomes adherence to ATLS® principles, quality of life, and disability under the nested staircase design will constitute a random subset of patients included during the staircase months. The random subset will be selected using simple random sampling at the shift level, meaning that the timing of the clinical research coordinator's shift will be randomised to cover approximately eight hours during the morning, afternoon, or night shift. </w:t>
+      </w:r>
+      <w:r>
+        <w:t xml:space="preserve">ATLS® adherence </w:t>
       </w:r>
       <w:r>
         <w:t xml:space="preserve">will be </w:t>
@@ -5328,16 +5295,7 @@
         <w:t xml:space="preserve"> for all patients included during these shifts. </w:t>
       </w:r>
       <w:r>
-        <w:t>Q</w:t>
-      </w:r>
-      <w:r>
-        <w:t>uality of life and disability</w:t>
-      </w:r>
-      <w:r>
-        <w:t xml:space="preserve"> will be recorded for all patients included during the days of the randomised shifts.</w:t>
-      </w:r>
-      <w:r>
-        <w:t xml:space="preserve"> </w:t>
+        <w:t xml:space="preserve">Quality of life and disability will be recorded for all patients included during the days of the randomised shifts. </w:t>
       </w:r>
       <w:r>
         <w:t>In each hospital, the number of shifts that will be randomised will be determined by the volume of patients included during the months preceding the staircase months.</w:t>
@@ -5460,19 +5418,7 @@
         <w:rPr>
           <w:lang w:bidi="hi-IN"/>
         </w:rPr>
-        <w:t xml:space="preserve">be published online prior to the </w:t>
-      </w:r>
-      <w:r>
-        <w:rPr>
-          <w:lang w:bidi="hi-IN"/>
-        </w:rPr>
-        <w:t xml:space="preserve">trial </w:t>
-      </w:r>
-      <w:r>
-        <w:rPr>
-          <w:lang w:bidi="hi-IN"/>
-        </w:rPr>
-        <w:t>statistician receiving any data.</w:t>
+        <w:t>be published online prior to the trial statistician receiving any data.</w:t>
       </w:r>
     </w:p>
     <w:p>
@@ -5625,19 +5571,7 @@
         <w:rPr>
           <w:lang w:val="en-GB"/>
         </w:rPr>
-        <w:t xml:space="preserve">, at least three calls are attempted. Depending on the response, a subsequent call </w:t>
-      </w:r>
-      <w:r>
-        <w:rPr>
-          <w:lang w:val="en-GB"/>
-        </w:rPr>
-        <w:t xml:space="preserve">to complete the follow-up may </w:t>
-      </w:r>
-      <w:r>
-        <w:rPr>
-          <w:lang w:val="en-GB"/>
-        </w:rPr>
-        <w:t>be scheduled. In cases where no contact can be established despite repeated attempts, the participant is classified as los</w:t>
+        <w:t>, at least three calls are attempted. Depending on the response, a subsequent call to complete the follow-up may be scheduled. In cases where no contact can be established despite repeated attempts, the participant is classified as los</w:t>
       </w:r>
       <w:r>
         <w:rPr>
@@ -5844,13 +5778,7 @@
         <w:t xml:space="preserve">We will include fixed effects for period and a fixed effect for intervention exposure. The primary analysis will allow for clustering as a random cluster and random cluster by period effect. To correct potential inflation of the type I error rate due to the small number of clusters, a correction for a small number of clusters will be applied. </w:t>
       </w:r>
       <w:r>
-        <w:t xml:space="preserve">Our primary method will be </w:t>
-      </w:r>
-      <w:r>
-        <w:t>a Kenward Roger correction</w:t>
-      </w:r>
-      <w:r>
-        <w:t xml:space="preserve"> </w:t>
+        <w:t xml:space="preserve">Our primary method will be a Kenward Roger correction </w:t>
       </w:r>
       <w:r>
         <w:fldChar w:fldCharType="begin"/>
@@ -7000,97 +6928,7 @@
           <w:lang w:val="en-GB"/>
         </w:rPr>
         <w:tab/>
-        <w:t xml:space="preserve">Rauf R, von Matthey F, </w:t>
-      </w:r>
-      <w:proofErr w:type="spellStart"/>
-      <w:r>
-        <w:rPr>
-          <w:rFonts w:eastAsia="Arial Unicode MS"/>
-          <w:bdr w:val="nil"/>
-          <w:lang w:val="en-GB"/>
-        </w:rPr>
-        <w:t>Croenlein</w:t>
-      </w:r>
-      <w:proofErr w:type="spellEnd"/>
-      <w:r>
-        <w:rPr>
-          <w:rFonts w:eastAsia="Arial Unicode MS"/>
-          <w:bdr w:val="nil"/>
-          <w:lang w:val="en-GB"/>
-        </w:rPr>
-        <w:t xml:space="preserve"> M, Zyskowski M, van </w:t>
-      </w:r>
-      <w:proofErr w:type="spellStart"/>
-      <w:r>
-        <w:rPr>
-          <w:rFonts w:eastAsia="Arial Unicode MS"/>
-          <w:bdr w:val="nil"/>
-          <w:lang w:val="en-GB"/>
-        </w:rPr>
-        <w:t>Griensven</w:t>
-      </w:r>
-      <w:proofErr w:type="spellEnd"/>
-      <w:r>
-        <w:rPr>
-          <w:rFonts w:eastAsia="Arial Unicode MS"/>
-          <w:bdr w:val="nil"/>
-          <w:lang w:val="en-GB"/>
-        </w:rPr>
-        <w:t xml:space="preserve"> M, </w:t>
-      </w:r>
-      <w:proofErr w:type="spellStart"/>
-      <w:r>
-        <w:rPr>
-          <w:rFonts w:eastAsia="Arial Unicode MS"/>
-          <w:bdr w:val="nil"/>
-          <w:lang w:val="en-GB"/>
-        </w:rPr>
-        <w:t>Biberthaler</w:t>
-      </w:r>
-      <w:proofErr w:type="spellEnd"/>
-      <w:r>
-        <w:rPr>
-          <w:rFonts w:eastAsia="Arial Unicode MS"/>
-          <w:bdr w:val="nil"/>
-          <w:lang w:val="en-GB"/>
-        </w:rPr>
-        <w:t xml:space="preserve"> P, et al. Changes in the temporal distribution of in-hospital mortality in severely injured patients—An analysis of the </w:t>
-      </w:r>
-      <w:proofErr w:type="spellStart"/>
-      <w:r>
-        <w:rPr>
-          <w:rFonts w:eastAsia="Arial Unicode MS"/>
-          <w:bdr w:val="nil"/>
-          <w:lang w:val="en-GB"/>
-        </w:rPr>
-        <w:t>TraumaRegister</w:t>
-      </w:r>
-      <w:proofErr w:type="spellEnd"/>
-      <w:r>
-        <w:rPr>
-          <w:rFonts w:eastAsia="Arial Unicode MS"/>
-          <w:bdr w:val="nil"/>
-          <w:lang w:val="en-GB"/>
-        </w:rPr>
-        <w:t xml:space="preserve"> DGU. Patman S, editor. PLOS ONE. 2019 Feb;14(2</w:t>
-      </w:r>
-      <w:proofErr w:type="gramStart"/>
-      <w:r>
-        <w:rPr>
-          <w:rFonts w:eastAsia="Arial Unicode MS"/>
-          <w:bdr w:val="nil"/>
-          <w:lang w:val="en-GB"/>
-        </w:rPr>
-        <w:t>):e</w:t>
-      </w:r>
-      <w:proofErr w:type="gramEnd"/>
-      <w:r>
-        <w:rPr>
-          <w:rFonts w:eastAsia="Arial Unicode MS"/>
-          <w:bdr w:val="nil"/>
-          <w:lang w:val="en-GB"/>
-        </w:rPr>
-        <w:t xml:space="preserve">0212095. </w:t>
+        <w:t xml:space="preserve">Rauf R, von Matthey F, Croenlein M, Zyskowski M, van Griensven M, Biberthaler P, et al. Changes in the temporal distribution of in-hospital mortality in severely injured patients—An analysis of the TraumaRegister DGU. Patman S, editor. PLOS ONE. 2019 Feb;14(2):e0212095. </w:t>
       </w:r>
     </w:p>
     <w:p>
@@ -7118,61 +6956,7 @@
           <w:lang w:val="en-GB"/>
         </w:rPr>
         <w:tab/>
-        <w:t xml:space="preserve">Roy N, </w:t>
-      </w:r>
-      <w:proofErr w:type="spellStart"/>
-      <w:r>
-        <w:rPr>
-          <w:rFonts w:eastAsia="Arial Unicode MS"/>
-          <w:bdr w:val="nil"/>
-          <w:lang w:val="en-GB"/>
-        </w:rPr>
-        <w:t>Kizhakke</w:t>
-      </w:r>
-      <w:proofErr w:type="spellEnd"/>
-      <w:r>
-        <w:rPr>
-          <w:rFonts w:eastAsia="Arial Unicode MS"/>
-          <w:bdr w:val="nil"/>
-          <w:lang w:val="en-GB"/>
-        </w:rPr>
-        <w:t xml:space="preserve"> </w:t>
-      </w:r>
-      <w:proofErr w:type="spellStart"/>
-      <w:r>
-        <w:rPr>
-          <w:rFonts w:eastAsia="Arial Unicode MS"/>
-          <w:bdr w:val="nil"/>
-          <w:lang w:val="en-GB"/>
-        </w:rPr>
-        <w:t>Veetil</w:t>
-      </w:r>
-      <w:proofErr w:type="spellEnd"/>
-      <w:r>
-        <w:rPr>
-          <w:rFonts w:eastAsia="Arial Unicode MS"/>
-          <w:bdr w:val="nil"/>
-          <w:lang w:val="en-GB"/>
-        </w:rPr>
-        <w:t xml:space="preserve"> D, </w:t>
-      </w:r>
-      <w:proofErr w:type="spellStart"/>
-      <w:r>
-        <w:rPr>
-          <w:rFonts w:eastAsia="Arial Unicode MS"/>
-          <w:bdr w:val="nil"/>
-          <w:lang w:val="en-GB"/>
-        </w:rPr>
-        <w:t>Khajanchi</w:t>
-      </w:r>
-      <w:proofErr w:type="spellEnd"/>
-      <w:r>
-        <w:rPr>
-          <w:rFonts w:eastAsia="Arial Unicode MS"/>
-          <w:bdr w:val="nil"/>
-          <w:lang w:val="en-GB"/>
-        </w:rPr>
-        <w:t xml:space="preserve"> MU, Kumar V, Solomon H, Kamble J, et al. Learning from 2523 trauma deaths in India- opportunities to prevent in-hospital deaths. BMC Health Services Research [Internet]. 2017 Feb;17(1). Available from: http://dx.doi.org/10.1186/s12913-017-2085-7</w:t>
+        <w:t>Roy N, Kizhakke Veetil D, Khajanchi MU, Kumar V, Solomon H, Kamble J, et al. Learning from 2523 trauma deaths in India- opportunities to prevent in-hospital deaths. BMC Health Services Research [Internet]. 2017 Feb;17(1). Available from: http://dx.doi.org/10.1186/s12913-017-2085-7</w:t>
       </w:r>
     </w:p>
     <w:p>
@@ -7199,78 +6983,7 @@
           <w:lang w:val="en-GB"/>
         </w:rPr>
         <w:tab/>
-      </w:r>
-      <w:proofErr w:type="spellStart"/>
-      <w:r>
-        <w:rPr>
-          <w:rFonts w:eastAsia="Arial Unicode MS"/>
-          <w:bdr w:val="nil"/>
-          <w:lang w:val="en-GB"/>
-        </w:rPr>
-        <w:t>Callcut</w:t>
-      </w:r>
-      <w:proofErr w:type="spellEnd"/>
-      <w:r>
-        <w:rPr>
-          <w:rFonts w:eastAsia="Arial Unicode MS"/>
-          <w:bdr w:val="nil"/>
-          <w:lang w:val="en-GB"/>
-        </w:rPr>
-        <w:t xml:space="preserve"> RA, </w:t>
-      </w:r>
-      <w:proofErr w:type="spellStart"/>
-      <w:r>
-        <w:rPr>
-          <w:rFonts w:eastAsia="Arial Unicode MS"/>
-          <w:bdr w:val="nil"/>
-          <w:lang w:val="en-GB"/>
-        </w:rPr>
-        <w:t>Kornblith</w:t>
-      </w:r>
-      <w:proofErr w:type="spellEnd"/>
-      <w:r>
-        <w:rPr>
-          <w:rFonts w:eastAsia="Arial Unicode MS"/>
-          <w:bdr w:val="nil"/>
-          <w:lang w:val="en-GB"/>
-        </w:rPr>
-        <w:t xml:space="preserve"> LZ, Conroy AS, Robles AJ, </w:t>
-      </w:r>
-      <w:proofErr w:type="spellStart"/>
-      <w:r>
-        <w:rPr>
-          <w:rFonts w:eastAsia="Arial Unicode MS"/>
-          <w:bdr w:val="nil"/>
-          <w:lang w:val="en-GB"/>
-        </w:rPr>
-        <w:t>Meizoso</w:t>
-      </w:r>
-      <w:proofErr w:type="spellEnd"/>
-      <w:r>
-        <w:rPr>
-          <w:rFonts w:eastAsia="Arial Unicode MS"/>
-          <w:bdr w:val="nil"/>
-          <w:lang w:val="en-GB"/>
-        </w:rPr>
-        <w:t xml:space="preserve"> JP, Namias N, et al. The why and how our trauma patients die: A prospective </w:t>
-      </w:r>
-      <w:proofErr w:type="spellStart"/>
-      <w:r>
-        <w:rPr>
-          <w:rFonts w:eastAsia="Arial Unicode MS"/>
-          <w:bdr w:val="nil"/>
-          <w:lang w:val="en-GB"/>
-        </w:rPr>
-        <w:t>Multicenter</w:t>
-      </w:r>
-      <w:proofErr w:type="spellEnd"/>
-      <w:r>
-        <w:rPr>
-          <w:rFonts w:eastAsia="Arial Unicode MS"/>
-          <w:bdr w:val="nil"/>
-          <w:lang w:val="en-GB"/>
-        </w:rPr>
-        <w:t xml:space="preserve"> Western Trauma Association study. J Trauma Acute Care Surg. 2019 May;86(5):864–70. </w:t>
+        <w:t xml:space="preserve">Callcut RA, Kornblith LZ, Conroy AS, Robles AJ, Meizoso JP, Namias N, et al. The why and how our trauma patients die: A prospective Multicenter Western Trauma Association study. J Trauma Acute Care Surg. 2019 May;86(5):864–70. </w:t>
       </w:r>
     </w:p>
     <w:p>
@@ -7297,61 +7010,7 @@
           <w:lang w:val="en-GB"/>
         </w:rPr>
         <w:tab/>
-        <w:t xml:space="preserve">Ghorbani P, </w:t>
-      </w:r>
-      <w:proofErr w:type="spellStart"/>
-      <w:r>
-        <w:rPr>
-          <w:rFonts w:eastAsia="Arial Unicode MS"/>
-          <w:bdr w:val="nil"/>
-          <w:lang w:val="en-GB"/>
-        </w:rPr>
-        <w:t>Strömmer</w:t>
-      </w:r>
-      <w:proofErr w:type="spellEnd"/>
-      <w:r>
-        <w:rPr>
-          <w:rFonts w:eastAsia="Arial Unicode MS"/>
-          <w:bdr w:val="nil"/>
-          <w:lang w:val="en-GB"/>
-        </w:rPr>
-        <w:t xml:space="preserve"> L. Analysis of preventable deaths and errors in trauma care in a Scandinavian trauma </w:t>
-      </w:r>
-      <w:proofErr w:type="gramStart"/>
-      <w:r>
-        <w:rPr>
-          <w:rFonts w:eastAsia="Arial Unicode MS"/>
-          <w:bdr w:val="nil"/>
-          <w:lang w:val="en-GB"/>
-        </w:rPr>
-        <w:t>level-I</w:t>
-      </w:r>
-      <w:proofErr w:type="gramEnd"/>
-      <w:r>
-        <w:rPr>
-          <w:rFonts w:eastAsia="Arial Unicode MS"/>
-          <w:bdr w:val="nil"/>
-          <w:lang w:val="en-GB"/>
-        </w:rPr>
-        <w:t xml:space="preserve"> centre. Acta </w:t>
-      </w:r>
-      <w:proofErr w:type="spellStart"/>
-      <w:r>
-        <w:rPr>
-          <w:rFonts w:eastAsia="Arial Unicode MS"/>
-          <w:bdr w:val="nil"/>
-          <w:lang w:val="en-GB"/>
-        </w:rPr>
-        <w:t>Anaesthesiologica</w:t>
-      </w:r>
-      <w:proofErr w:type="spellEnd"/>
-      <w:r>
-        <w:rPr>
-          <w:rFonts w:eastAsia="Arial Unicode MS"/>
-          <w:bdr w:val="nil"/>
-          <w:lang w:val="en-GB"/>
-        </w:rPr>
-        <w:t xml:space="preserve"> Scandinavica. 2018 May;62(8):1146–53. </w:t>
+        <w:t xml:space="preserve">Ghorbani P, Strömmer L. Analysis of preventable deaths and errors in trauma care in a Scandinavian trauma level-I centre. Acta Anaesthesiologica Scandinavica. 2018 May;62(8):1146–53. </w:t>
       </w:r>
     </w:p>
     <w:p>
@@ -7378,25 +7037,7 @@
           <w:lang w:val="en-GB"/>
         </w:rPr>
         <w:tab/>
-        <w:t xml:space="preserve">Mohammad A, </w:t>
-      </w:r>
-      <w:proofErr w:type="spellStart"/>
-      <w:r>
-        <w:rPr>
-          <w:rFonts w:eastAsia="Arial Unicode MS"/>
-          <w:bdr w:val="nil"/>
-          <w:lang w:val="en-GB"/>
-        </w:rPr>
-        <w:t>Branicki</w:t>
-      </w:r>
-      <w:proofErr w:type="spellEnd"/>
-      <w:r>
-        <w:rPr>
-          <w:rFonts w:eastAsia="Arial Unicode MS"/>
-          <w:bdr w:val="nil"/>
-          <w:lang w:val="en-GB"/>
-        </w:rPr>
-        <w:t xml:space="preserve"> F, Abu-Zidan FM. Educational and Clinical Impact of Advanced Trauma Life Support (ATLS) Courses: A Systematic Review. World Journal of Surgery. 2013 Oct;38(2):322–9. </w:t>
+        <w:t xml:space="preserve">Mohammad A, Branicki F, Abu-Zidan FM. Educational and Clinical Impact of Advanced Trauma Life Support (ATLS) Courses: A Systematic Review. World Journal of Surgery. 2013 Oct;38(2):322–9. </w:t>
       </w:r>
     </w:p>
     <w:p>
@@ -7477,43 +7118,7 @@
           <w:lang w:val="en-GB"/>
         </w:rPr>
         <w:tab/>
-        <w:t xml:space="preserve">Jin J, </w:t>
-      </w:r>
-      <w:proofErr w:type="spellStart"/>
-      <w:r>
-        <w:rPr>
-          <w:rFonts w:eastAsia="Arial Unicode MS"/>
-          <w:bdr w:val="nil"/>
-          <w:lang w:val="en-GB"/>
-        </w:rPr>
-        <w:t>Akau’ola</w:t>
-      </w:r>
-      <w:proofErr w:type="spellEnd"/>
-      <w:r>
-        <w:rPr>
-          <w:rFonts w:eastAsia="Arial Unicode MS"/>
-          <w:bdr w:val="nil"/>
-          <w:lang w:val="en-GB"/>
-        </w:rPr>
-        <w:t xml:space="preserve"> S, Yip CH, </w:t>
-      </w:r>
-      <w:proofErr w:type="spellStart"/>
-      <w:r>
-        <w:rPr>
-          <w:rFonts w:eastAsia="Arial Unicode MS"/>
-          <w:bdr w:val="nil"/>
-          <w:lang w:val="en-GB"/>
-        </w:rPr>
-        <w:t>Nthumba</w:t>
-      </w:r>
-      <w:proofErr w:type="spellEnd"/>
-      <w:r>
-        <w:rPr>
-          <w:rFonts w:eastAsia="Arial Unicode MS"/>
-          <w:bdr w:val="nil"/>
-          <w:lang w:val="en-GB"/>
-        </w:rPr>
-        <w:t xml:space="preserve"> P, Ameh EA, de Jonge S, et al. Effectiveness of Quality Improvement Processes, Interventions, and Structure in Trauma Systems in Low- and Middle-Income Countries: A Systematic Review and Meta-analysis. World Journal of Surgery. 2021 Apr;45(7):1982–98. </w:t>
+        <w:t xml:space="preserve">Jin J, Akau’ola S, Yip CH, Nthumba P, Ameh EA, de Jonge S, et al. Effectiveness of Quality Improvement Processes, Interventions, and Structure in Trauma Systems in Low- and Middle-Income Countries: A Systematic Review and Meta-analysis. World Journal of Surgery. 2021 Apr;45(7):1982–98. </w:t>
       </w:r>
     </w:p>
     <w:p>
@@ -7567,25 +7172,7 @@
           <w:lang w:val="en-GB"/>
         </w:rPr>
         <w:tab/>
-        <w:t xml:space="preserve">American College of Surgeons C on T. Advanced Trauma Life Support® Student Course Manual. 10th </w:t>
-      </w:r>
-      <w:proofErr w:type="spellStart"/>
-      <w:r>
-        <w:rPr>
-          <w:rFonts w:eastAsia="Arial Unicode MS"/>
-          <w:bdr w:val="nil"/>
-          <w:lang w:val="en-GB"/>
-        </w:rPr>
-        <w:t>edn</w:t>
-      </w:r>
-      <w:proofErr w:type="spellEnd"/>
-      <w:r>
-        <w:rPr>
-          <w:rFonts w:eastAsia="Arial Unicode MS"/>
-          <w:bdr w:val="nil"/>
-          <w:lang w:val="en-GB"/>
-        </w:rPr>
-        <w:t xml:space="preserve">. 633 N. Saint Clair Street, Chicago, IL 60611-3211: American College of Surgeons; 2018. </w:t>
+        <w:t xml:space="preserve">American College of Surgeons C on T. Advanced Trauma Life Support® Student Course Manual. 10th edn. 633 N. Saint Clair Street, Chicago, IL 60611-3211: American College of Surgeons; 2018. </w:t>
       </w:r>
     </w:p>
     <w:p>
@@ -7666,25 +7253,7 @@
           <w:lang w:val="en-GB"/>
         </w:rPr>
         <w:tab/>
-        <w:t xml:space="preserve">Ali J, Cohen R, Adam R, Theophilus J. G, Pierre I, </w:t>
-      </w:r>
-      <w:proofErr w:type="spellStart"/>
-      <w:r>
-        <w:rPr>
-          <w:rFonts w:eastAsia="Arial Unicode MS"/>
-          <w:bdr w:val="nil"/>
-          <w:lang w:val="en-GB"/>
-        </w:rPr>
-        <w:t>Bedaysie</w:t>
-      </w:r>
-      <w:proofErr w:type="spellEnd"/>
-      <w:r>
-        <w:rPr>
-          <w:rFonts w:eastAsia="Arial Unicode MS"/>
-          <w:bdr w:val="nil"/>
-          <w:lang w:val="en-GB"/>
-        </w:rPr>
-        <w:t xml:space="preserve"> H, et al. Teaching Effectiveness of the Advanced Trauma Life Support Program as Demonstrated by an Objective Structured Clinical Examination for Practicing Physicians. World Journal of Surgery. 1996 Oct;20(8):1121–6. </w:t>
+        <w:t xml:space="preserve">Ali J, Cohen R, Adam R, Theophilus J. G, Pierre I, Bedaysie H, et al. Teaching Effectiveness of the Advanced Trauma Life Support Program as Demonstrated by an Objective Structured Clinical Examination for Practicing Physicians. World Journal of Surgery. 1996 Oct;20(8):1121–6. </w:t>
       </w:r>
     </w:p>
     <w:p>
@@ -7711,25 +7280,7 @@
           <w:lang w:val="en-GB"/>
         </w:rPr>
         <w:tab/>
-        <w:t xml:space="preserve">Ali J, Adam RU, Josa D, Pierre I, </w:t>
-      </w:r>
-      <w:proofErr w:type="spellStart"/>
-      <w:r>
-        <w:rPr>
-          <w:rFonts w:eastAsia="Arial Unicode MS"/>
-          <w:bdr w:val="nil"/>
-          <w:lang w:val="en-GB"/>
-        </w:rPr>
-        <w:t>Bedaysie</w:t>
-      </w:r>
-      <w:proofErr w:type="spellEnd"/>
-      <w:r>
-        <w:rPr>
-          <w:rFonts w:eastAsia="Arial Unicode MS"/>
-          <w:bdr w:val="nil"/>
-          <w:lang w:val="en-GB"/>
-        </w:rPr>
-        <w:t xml:space="preserve"> H, West U, et al. Comparison of Performance of Interns Completing the Old (1993) and New Interactive (1997) Advanced Trauma Life Support Courses. The Journal of Trauma: Injury, Infection, and Critical Care. 1999 Jan;46(1):80–6. </w:t>
+        <w:t xml:space="preserve">Ali J, Adam RU, Josa D, Pierre I, Bedaysie H, West U, et al. Comparison of Performance of Interns Completing the Old (1993) and New Interactive (1997) Advanced Trauma Life Support Courses. The Journal of Trauma: Injury, Infection, and Critical Care. 1999 Jan;46(1):80–6. </w:t>
       </w:r>
     </w:p>
     <w:p>
@@ -7757,97 +7308,7 @@
           <w:lang w:val="en-GB"/>
         </w:rPr>
         <w:tab/>
-        <w:t xml:space="preserve">Putra AB, </w:t>
-      </w:r>
-      <w:proofErr w:type="spellStart"/>
-      <w:r>
-        <w:rPr>
-          <w:rFonts w:eastAsia="Arial Unicode MS"/>
-          <w:bdr w:val="nil"/>
-          <w:lang w:val="en-GB"/>
-        </w:rPr>
-        <w:t>Nurachman</w:t>
-      </w:r>
-      <w:proofErr w:type="spellEnd"/>
-      <w:r>
-        <w:rPr>
-          <w:rFonts w:eastAsia="Arial Unicode MS"/>
-          <w:bdr w:val="nil"/>
-          <w:lang w:val="en-GB"/>
-        </w:rPr>
-        <w:t xml:space="preserve"> LA, </w:t>
-      </w:r>
-      <w:proofErr w:type="spellStart"/>
-      <w:r>
-        <w:rPr>
-          <w:rFonts w:eastAsia="Arial Unicode MS"/>
-          <w:bdr w:val="nil"/>
-          <w:lang w:val="en-GB"/>
-        </w:rPr>
-        <w:t>Suryawiditya</w:t>
-      </w:r>
-      <w:proofErr w:type="spellEnd"/>
-      <w:r>
-        <w:rPr>
-          <w:rFonts w:eastAsia="Arial Unicode MS"/>
-          <w:bdr w:val="nil"/>
-          <w:lang w:val="en-GB"/>
-        </w:rPr>
-        <w:t xml:space="preserve"> BA, </w:t>
-      </w:r>
-      <w:proofErr w:type="spellStart"/>
-      <w:r>
-        <w:rPr>
-          <w:rFonts w:eastAsia="Arial Unicode MS"/>
-          <w:bdr w:val="nil"/>
-          <w:lang w:val="en-GB"/>
-        </w:rPr>
-        <w:t>Risyaldi</w:t>
-      </w:r>
-      <w:proofErr w:type="spellEnd"/>
-      <w:r>
-        <w:rPr>
-          <w:rFonts w:eastAsia="Arial Unicode MS"/>
-          <w:bdr w:val="nil"/>
-          <w:lang w:val="en-GB"/>
-        </w:rPr>
-        <w:t xml:space="preserve"> M, </w:t>
-      </w:r>
-      <w:proofErr w:type="spellStart"/>
-      <w:r>
-        <w:rPr>
-          <w:rFonts w:eastAsia="Arial Unicode MS"/>
-          <w:bdr w:val="nil"/>
-          <w:lang w:val="en-GB"/>
-        </w:rPr>
-        <w:t>Sihardo</w:t>
-      </w:r>
-      <w:proofErr w:type="spellEnd"/>
-      <w:r>
-        <w:rPr>
-          <w:rFonts w:eastAsia="Arial Unicode MS"/>
-          <w:bdr w:val="nil"/>
-          <w:lang w:val="en-GB"/>
-        </w:rPr>
-        <w:t xml:space="preserve"> L. Impact of Advanced Trauma Life Support Training for Improving Mortality Outcome: A Systematic Review and Meta-analysis. The New </w:t>
-      </w:r>
-      <w:proofErr w:type="spellStart"/>
-      <w:r>
-        <w:rPr>
-          <w:rFonts w:eastAsia="Arial Unicode MS"/>
-          <w:bdr w:val="nil"/>
-          <w:lang w:val="en-GB"/>
-        </w:rPr>
-        <w:t>Ropanasury</w:t>
-      </w:r>
-      <w:proofErr w:type="spellEnd"/>
-      <w:r>
-        <w:rPr>
-          <w:rFonts w:eastAsia="Arial Unicode MS"/>
-          <w:bdr w:val="nil"/>
-          <w:lang w:val="en-GB"/>
-        </w:rPr>
-        <w:t xml:space="preserve"> Journal of Surgery [Internet]. 2023 June;8(2). Available from: http://dx.doi.org/10.7454/nrjs.v8i2.1152</w:t>
+        <w:t>Putra AB, Nurachman LA, Suryawiditya BA, Risyaldi M, Sihardo L. Impact of Advanced Trauma Life Support Training for Improving Mortality Outcome: A Systematic Review and Meta-analysis. The New Ropanasury Journal of Surgery [Internet]. 2023 June;8(2). Available from: http://dx.doi.org/10.7454/nrjs.v8i2.1152</w:t>
       </w:r>
     </w:p>
     <w:p>
@@ -7874,25 +7335,7 @@
           <w:lang w:val="en-GB"/>
         </w:rPr>
         <w:tab/>
-        <w:t xml:space="preserve">Vestrup JA, </w:t>
-      </w:r>
-      <w:proofErr w:type="spellStart"/>
-      <w:r>
-        <w:rPr>
-          <w:rFonts w:eastAsia="Arial Unicode MS"/>
-          <w:bdr w:val="nil"/>
-          <w:lang w:val="en-GB"/>
-        </w:rPr>
-        <w:t>Stormorken</w:t>
-      </w:r>
-      <w:proofErr w:type="spellEnd"/>
-      <w:r>
-        <w:rPr>
-          <w:rFonts w:eastAsia="Arial Unicode MS"/>
-          <w:bdr w:val="nil"/>
-          <w:lang w:val="en-GB"/>
-        </w:rPr>
-        <w:t xml:space="preserve"> A, Wood V. Impact of advanced trauma life support training on early trauma management. The American Journal of Surgery. 1988 May;155(5):704–7. </w:t>
+        <w:t xml:space="preserve">Vestrup JA, Stormorken A, Wood V. Impact of advanced trauma life support training on early trauma management. The American Journal of Surgery. 1988 May;155(5):704–7. </w:t>
       </w:r>
     </w:p>
     <w:p>
@@ -7946,25 +7389,7 @@
           <w:lang w:val="en-GB"/>
         </w:rPr>
         <w:tab/>
-        <w:t xml:space="preserve">van Olden GDJ, Dik Meeuwis J, Bolhuis HW, </w:t>
-      </w:r>
-      <w:proofErr w:type="spellStart"/>
-      <w:r>
-        <w:rPr>
-          <w:rFonts w:eastAsia="Arial Unicode MS"/>
-          <w:bdr w:val="nil"/>
-          <w:lang w:val="en-GB"/>
-        </w:rPr>
-        <w:t>Boxma</w:t>
-      </w:r>
-      <w:proofErr w:type="spellEnd"/>
-      <w:r>
-        <w:rPr>
-          <w:rFonts w:eastAsia="Arial Unicode MS"/>
-          <w:bdr w:val="nil"/>
-          <w:lang w:val="en-GB"/>
-        </w:rPr>
-        <w:t xml:space="preserve"> H, Goris RJA. Clinical impact of advanced trauma life support. The American Journal of Emergency Medicine. 2004 Nov;22(7):522–5. </w:t>
+        <w:t xml:space="preserve">van Olden GDJ, Dik Meeuwis J, Bolhuis HW, Boxma H, Goris RJA. Clinical impact of advanced trauma life support. The American Journal of Emergency Medicine. 2004 Nov;22(7):522–5. </w:t>
       </w:r>
     </w:p>
     <w:p>
@@ -8045,25 +7470,7 @@
           <w:lang w:val="en-GB"/>
         </w:rPr>
         <w:tab/>
-        <w:t xml:space="preserve">Hashmi ZG, Haider AH, Zafar SN, </w:t>
-      </w:r>
-      <w:proofErr w:type="spellStart"/>
-      <w:r>
-        <w:rPr>
-          <w:rFonts w:eastAsia="Arial Unicode MS"/>
-          <w:bdr w:val="nil"/>
-          <w:lang w:val="en-GB"/>
-        </w:rPr>
-        <w:t>Kisat</w:t>
-      </w:r>
-      <w:proofErr w:type="spellEnd"/>
-      <w:r>
-        <w:rPr>
-          <w:rFonts w:eastAsia="Arial Unicode MS"/>
-          <w:bdr w:val="nil"/>
-          <w:lang w:val="en-GB"/>
-        </w:rPr>
-        <w:t xml:space="preserve"> M, Moosa A, Siddiqui F, et al. Hospital-based trauma quality improvement initiatives: First step toward improving trauma outcomes in the developing world. Journal of Trauma and Acute Care Surgery. 2013 July;75(1):60–8. </w:t>
+        <w:t xml:space="preserve">Hashmi ZG, Haider AH, Zafar SN, Kisat M, Moosa A, Siddiqui F, et al. Hospital-based trauma quality improvement initiatives: First step toward improving trauma outcomes in the developing world. Journal of Trauma and Acute Care Surgery. 2013 July;75(1):60–8. </w:t>
       </w:r>
     </w:p>
     <w:p>
@@ -8090,60 +7497,7 @@
           <w:lang w:val="en-GB"/>
         </w:rPr>
         <w:tab/>
-      </w:r>
-      <w:proofErr w:type="spellStart"/>
-      <w:r>
-        <w:rPr>
-          <w:rFonts w:eastAsia="Arial Unicode MS"/>
-          <w:bdr w:val="nil"/>
-          <w:lang w:val="en-GB"/>
-        </w:rPr>
-        <w:t>Petroze</w:t>
-      </w:r>
-      <w:proofErr w:type="spellEnd"/>
-      <w:r>
-        <w:rPr>
-          <w:rFonts w:eastAsia="Arial Unicode MS"/>
-          <w:bdr w:val="nil"/>
-          <w:lang w:val="en-GB"/>
-        </w:rPr>
-        <w:t xml:space="preserve"> RT, </w:t>
-      </w:r>
-      <w:proofErr w:type="spellStart"/>
-      <w:r>
-        <w:rPr>
-          <w:rFonts w:eastAsia="Arial Unicode MS"/>
-          <w:bdr w:val="nil"/>
-          <w:lang w:val="en-GB"/>
-        </w:rPr>
-        <w:t>Byiringiro</w:t>
-      </w:r>
-      <w:proofErr w:type="spellEnd"/>
-      <w:r>
-        <w:rPr>
-          <w:rFonts w:eastAsia="Arial Unicode MS"/>
-          <w:bdr w:val="nil"/>
-          <w:lang w:val="en-GB"/>
-        </w:rPr>
-        <w:t xml:space="preserve"> JC, </w:t>
-      </w:r>
-      <w:proofErr w:type="spellStart"/>
-      <w:r>
-        <w:rPr>
-          <w:rFonts w:eastAsia="Arial Unicode MS"/>
-          <w:bdr w:val="nil"/>
-          <w:lang w:val="en-GB"/>
-        </w:rPr>
-        <w:t>Ntakiyiruta</w:t>
-      </w:r>
-      <w:proofErr w:type="spellEnd"/>
-      <w:r>
-        <w:rPr>
-          <w:rFonts w:eastAsia="Arial Unicode MS"/>
-          <w:bdr w:val="nil"/>
-          <w:lang w:val="en-GB"/>
-        </w:rPr>
-        <w:t xml:space="preserve"> G, Briggs SM, Deckelbaum DL, Razek T, et al. Can Focused Trauma Education Initiatives Reduce Mortality or Improve Resource Utilization in a Low-Resource Setting? World Journal of Surgery. 2014 Dec;39(4):926–33. </w:t>
+        <w:t xml:space="preserve">Petroze RT, Byiringiro JC, Ntakiyiruta G, Briggs SM, Deckelbaum DL, Razek T, et al. Can Focused Trauma Education Initiatives Reduce Mortality or Improve Resource Utilization in a Low-Resource Setting? World Journal of Surgery. 2014 Dec;39(4):926–33. </w:t>
       </w:r>
     </w:p>
     <w:p>
@@ -8170,151 +7524,7 @@
           <w:lang w:val="en-GB"/>
         </w:rPr>
         <w:tab/>
-        <w:t xml:space="preserve">Bellanova G, </w:t>
-      </w:r>
-      <w:proofErr w:type="spellStart"/>
-      <w:r>
-        <w:rPr>
-          <w:rFonts w:eastAsia="Arial Unicode MS"/>
-          <w:bdr w:val="nil"/>
-          <w:lang w:val="en-GB"/>
-        </w:rPr>
-        <w:t>Buccelletti</w:t>
-      </w:r>
-      <w:proofErr w:type="spellEnd"/>
-      <w:r>
-        <w:rPr>
-          <w:rFonts w:eastAsia="Arial Unicode MS"/>
-          <w:bdr w:val="nil"/>
-          <w:lang w:val="en-GB"/>
-        </w:rPr>
-        <w:t xml:space="preserve"> F, </w:t>
-      </w:r>
-      <w:proofErr w:type="spellStart"/>
-      <w:r>
-        <w:rPr>
-          <w:rFonts w:eastAsia="Arial Unicode MS"/>
-          <w:bdr w:val="nil"/>
-          <w:lang w:val="en-GB"/>
-        </w:rPr>
-        <w:t>Berletti</w:t>
-      </w:r>
-      <w:proofErr w:type="spellEnd"/>
-      <w:r>
-        <w:rPr>
-          <w:rFonts w:eastAsia="Arial Unicode MS"/>
-          <w:bdr w:val="nil"/>
-          <w:lang w:val="en-GB"/>
-        </w:rPr>
-        <w:t xml:space="preserve"> R, </w:t>
-      </w:r>
-      <w:proofErr w:type="spellStart"/>
-      <w:r>
-        <w:rPr>
-          <w:rFonts w:eastAsia="Arial Unicode MS"/>
-          <w:bdr w:val="nil"/>
-          <w:lang w:val="en-GB"/>
-        </w:rPr>
-        <w:t>Cavana</w:t>
-      </w:r>
-      <w:proofErr w:type="spellEnd"/>
-      <w:r>
-        <w:rPr>
-          <w:rFonts w:eastAsia="Arial Unicode MS"/>
-          <w:bdr w:val="nil"/>
-          <w:lang w:val="en-GB"/>
-        </w:rPr>
-        <w:t xml:space="preserve"> M, </w:t>
-      </w:r>
-      <w:proofErr w:type="spellStart"/>
-      <w:r>
-        <w:rPr>
-          <w:rFonts w:eastAsia="Arial Unicode MS"/>
-          <w:bdr w:val="nil"/>
-          <w:lang w:val="en-GB"/>
-        </w:rPr>
-        <w:t>Folgheraiter</w:t>
-      </w:r>
-      <w:proofErr w:type="spellEnd"/>
-      <w:r>
-        <w:rPr>
-          <w:rFonts w:eastAsia="Arial Unicode MS"/>
-          <w:bdr w:val="nil"/>
-          <w:lang w:val="en-GB"/>
-        </w:rPr>
-        <w:t xml:space="preserve"> G, </w:t>
-      </w:r>
-      <w:proofErr w:type="spellStart"/>
-      <w:r>
-        <w:rPr>
-          <w:rFonts w:eastAsia="Arial Unicode MS"/>
-          <w:bdr w:val="nil"/>
-          <w:lang w:val="en-GB"/>
-        </w:rPr>
-        <w:t>Groppo</w:t>
-      </w:r>
-      <w:proofErr w:type="spellEnd"/>
-      <w:r>
-        <w:rPr>
-          <w:rFonts w:eastAsia="Arial Unicode MS"/>
-          <w:bdr w:val="nil"/>
-          <w:lang w:val="en-GB"/>
-        </w:rPr>
-        <w:t xml:space="preserve"> F, et al. </w:t>
-      </w:r>
-      <w:proofErr w:type="gramStart"/>
-      <w:r>
-        <w:rPr>
-          <w:rFonts w:eastAsia="Arial Unicode MS"/>
-          <w:bdr w:val="nil"/>
-          <w:lang w:val="en-GB"/>
-        </w:rPr>
-        <w:t>How</w:t>
-      </w:r>
-      <w:proofErr w:type="gramEnd"/>
-      <w:r>
-        <w:rPr>
-          <w:rFonts w:eastAsia="Arial Unicode MS"/>
-          <w:bdr w:val="nil"/>
-          <w:lang w:val="en-GB"/>
-        </w:rPr>
-        <w:t xml:space="preserve"> formative courses about damage control surgery and non-operative management improved outcome and survival in unstable </w:t>
-      </w:r>
-      <w:proofErr w:type="spellStart"/>
-      <w:r>
-        <w:rPr>
-          <w:rFonts w:eastAsia="Arial Unicode MS"/>
-          <w:bdr w:val="nil"/>
-          <w:lang w:val="en-GB"/>
-        </w:rPr>
-        <w:t>politrauma</w:t>
-      </w:r>
-      <w:proofErr w:type="spellEnd"/>
-      <w:r>
-        <w:rPr>
-          <w:rFonts w:eastAsia="Arial Unicode MS"/>
-          <w:bdr w:val="nil"/>
-          <w:lang w:val="en-GB"/>
-        </w:rPr>
-        <w:t xml:space="preserve"> patients in a Mountain Trauma </w:t>
-      </w:r>
-      <w:proofErr w:type="spellStart"/>
-      <w:r>
-        <w:rPr>
-          <w:rFonts w:eastAsia="Arial Unicode MS"/>
-          <w:bdr w:val="nil"/>
-          <w:lang w:val="en-GB"/>
-        </w:rPr>
-        <w:t>Center</w:t>
-      </w:r>
-      <w:proofErr w:type="spellEnd"/>
-      <w:r>
-        <w:rPr>
-          <w:rFonts w:eastAsia="Arial Unicode MS"/>
-          <w:bdr w:val="nil"/>
-          <w:lang w:val="en-GB"/>
-        </w:rPr>
-        <w:t xml:space="preserve">. Ann Ital Chir. 2016;87(1):68–74. </w:t>
+        <w:t xml:space="preserve">Bellanova G, Buccelletti F, Berletti R, Cavana M, Folgheraiter G, Groppo F, et al. How formative courses about damage control surgery and non-operative management improved outcome and survival in unstable politrauma patients in a Mountain Trauma Center. Ann Ital Chir. 2016;87(1):68–74. </w:t>
       </w:r>
     </w:p>
     <w:p>
@@ -8341,79 +7551,7 @@
           <w:lang w:val="en-GB"/>
         </w:rPr>
         <w:tab/>
-        <w:t xml:space="preserve">Magnone S, Allegri A, Belotti E, Castelli CC, </w:t>
-      </w:r>
-      <w:proofErr w:type="spellStart"/>
-      <w:r>
-        <w:rPr>
-          <w:rFonts w:eastAsia="Arial Unicode MS"/>
-          <w:bdr w:val="nil"/>
-          <w:lang w:val="en-GB"/>
-        </w:rPr>
-        <w:t>Ceresoli</w:t>
-      </w:r>
-      <w:proofErr w:type="spellEnd"/>
-      <w:r>
-        <w:rPr>
-          <w:rFonts w:eastAsia="Arial Unicode MS"/>
-          <w:bdr w:val="nil"/>
-          <w:lang w:val="en-GB"/>
-        </w:rPr>
-        <w:t xml:space="preserve"> M, </w:t>
-      </w:r>
-      <w:proofErr w:type="spellStart"/>
-      <w:r>
-        <w:rPr>
-          <w:rFonts w:eastAsia="Arial Unicode MS"/>
-          <w:bdr w:val="nil"/>
-          <w:lang w:val="en-GB"/>
-        </w:rPr>
-        <w:t>Coccolini</w:t>
-      </w:r>
-      <w:proofErr w:type="spellEnd"/>
-      <w:r>
-        <w:rPr>
-          <w:rFonts w:eastAsia="Arial Unicode MS"/>
-          <w:bdr w:val="nil"/>
-          <w:lang w:val="en-GB"/>
-        </w:rPr>
-        <w:t xml:space="preserve"> F, et al. Impact of ATLS Guidelines and Trauma Team Introduction </w:t>
-      </w:r>
-      <w:proofErr w:type="gramStart"/>
-      <w:r>
-        <w:rPr>
-          <w:rFonts w:eastAsia="Arial Unicode MS"/>
-          <w:bdr w:val="nil"/>
-          <w:lang w:val="en-GB"/>
-        </w:rPr>
-        <w:t>an</w:t>
-      </w:r>
-      <w:proofErr w:type="gramEnd"/>
-      <w:r>
-        <w:rPr>
-          <w:rFonts w:eastAsia="Arial Unicode MS"/>
-          <w:bdr w:val="nil"/>
-          <w:lang w:val="en-GB"/>
-        </w:rPr>
-        <w:t xml:space="preserve"> 24 </w:t>
-      </w:r>
-      <w:proofErr w:type="gramStart"/>
-      <w:r>
-        <w:rPr>
-          <w:rFonts w:eastAsia="Arial Unicode MS"/>
-          <w:bdr w:val="nil"/>
-          <w:lang w:val="en-GB"/>
-        </w:rPr>
-        <w:t>Hours</w:t>
-      </w:r>
-      <w:proofErr w:type="gramEnd"/>
-      <w:r>
-        <w:rPr>
-          <w:rFonts w:eastAsia="Arial Unicode MS"/>
-          <w:bdr w:val="nil"/>
-          <w:lang w:val="en-GB"/>
-        </w:rPr>
-        <w:t xml:space="preserve"> Mortality in Severe Trauma in a Busy Italian Metropolitan Hospital: a Case Control Study. Turkish Journal of Trauma and Emergency Surgery [Internet]. 2015; Available from: http://dx.doi.org/10.5505/tjtes.2015.19540</w:t>
+        <w:t>Magnone S, Allegri A, Belotti E, Castelli CC, Ceresoli M, Coccolini F, et al. Impact of ATLS Guidelines and Trauma Team Introduction an 24 Hours Mortality in Severe Trauma in a Busy Italian Metropolitan Hospital: a Case Control Study. Turkish Journal of Trauma and Emergency Surgery [Internet]. 2015; Available from: http://dx.doi.org/10.5505/tjtes.2015.19540</w:t>
       </w:r>
     </w:p>
     <w:p>
@@ -8440,43 +7578,7 @@
           <w:lang w:val="en-GB"/>
         </w:rPr>
         <w:tab/>
-        <w:t xml:space="preserve">Kamau C, </w:t>
-      </w:r>
-      <w:proofErr w:type="spellStart"/>
-      <w:r>
-        <w:rPr>
-          <w:rFonts w:eastAsia="Arial Unicode MS"/>
-          <w:bdr w:val="nil"/>
-          <w:lang w:val="en-GB"/>
-        </w:rPr>
-        <w:t>Chikophe</w:t>
-      </w:r>
-      <w:proofErr w:type="spellEnd"/>
-      <w:r>
-        <w:rPr>
-          <w:rFonts w:eastAsia="Arial Unicode MS"/>
-          <w:bdr w:val="nil"/>
-          <w:lang w:val="en-GB"/>
-        </w:rPr>
-        <w:t xml:space="preserve"> I, Abdallah A, Mogere E. Impact of advanced trauma life support training on 30-day mortality in severely injured patients at a Kenyan tertiary </w:t>
-      </w:r>
-      <w:proofErr w:type="spellStart"/>
-      <w:r>
-        <w:rPr>
-          <w:rFonts w:eastAsia="Arial Unicode MS"/>
-          <w:bdr w:val="nil"/>
-          <w:lang w:val="en-GB"/>
-        </w:rPr>
-        <w:t>center</w:t>
-      </w:r>
-      <w:proofErr w:type="spellEnd"/>
-      <w:r>
-        <w:rPr>
-          <w:rFonts w:eastAsia="Arial Unicode MS"/>
-          <w:bdr w:val="nil"/>
-          <w:lang w:val="en-GB"/>
-        </w:rPr>
-        <w:t xml:space="preserve">: a retrospective matched case-control study. International Journal of Emergency Medicine. 2024 Oct 10;17(1):153. </w:t>
+        <w:t xml:space="preserve">Kamau C, Chikophe I, Abdallah A, Mogere E. Impact of advanced trauma life support training on 30-day mortality in severely injured patients at a Kenyan tertiary center: a retrospective matched case-control study. International Journal of Emergency Medicine. 2024 Oct 10;17(1):153. </w:t>
       </w:r>
     </w:p>
     <w:p>
@@ -8503,25 +7605,7 @@
           <w:lang w:val="en-GB"/>
         </w:rPr>
         <w:tab/>
-        <w:t>Gerdin Wärnberg M, Berg J, Bhandarkar P, Chatterjee A, Chatterjee S, Chintamani C, et al. A pilot multicentre cluster randomised trial to compare the effect of trauma life support training programmes on patient and provider outcomes. BMJ Open. 2022 Apr;12(4</w:t>
-      </w:r>
-      <w:proofErr w:type="gramStart"/>
-      <w:r>
-        <w:rPr>
-          <w:rFonts w:eastAsia="Arial Unicode MS"/>
-          <w:bdr w:val="nil"/>
-          <w:lang w:val="en-GB"/>
-        </w:rPr>
-        <w:t>):e</w:t>
-      </w:r>
-      <w:proofErr w:type="gramEnd"/>
-      <w:r>
-        <w:rPr>
-          <w:rFonts w:eastAsia="Arial Unicode MS"/>
-          <w:bdr w:val="nil"/>
-          <w:lang w:val="en-GB"/>
-        </w:rPr>
-        <w:t xml:space="preserve">057504. </w:t>
+        <w:t xml:space="preserve">Gerdin Wärnberg M, Berg J, Bhandarkar P, Chatterjee A, Chatterjee S, Chintamani C, et al. A pilot multicentre cluster randomised trial to compare the effect of trauma life support training programmes on patient and provider outcomes. BMJ Open. 2022 Apr;12(4):e057504. </w:t>
       </w:r>
     </w:p>
     <w:p>
@@ -8549,43 +7633,7 @@
           <w:lang w:val="en-GB"/>
         </w:rPr>
         <w:tab/>
-        <w:t xml:space="preserve">Gerdin Wärnberg M, Basak D, Berg J, Chatterjee S, </w:t>
-      </w:r>
-      <w:proofErr w:type="spellStart"/>
-      <w:r>
-        <w:rPr>
-          <w:rFonts w:eastAsia="Arial Unicode MS"/>
-          <w:bdr w:val="nil"/>
-          <w:lang w:val="en-GB"/>
-        </w:rPr>
-        <w:t>Felländer</w:t>
-      </w:r>
-      <w:proofErr w:type="spellEnd"/>
-      <w:r>
-        <w:rPr>
-          <w:rFonts w:eastAsia="Arial Unicode MS"/>
-          <w:bdr w:val="nil"/>
-          <w:lang w:val="en-GB"/>
-        </w:rPr>
-        <w:t xml:space="preserve">-Tsai L, Ghag G, et al. Feasibility of a Cluster Randomised Trial on the Effect of Trauma Life Support Training: A Pilot Study. </w:t>
-      </w:r>
-      <w:proofErr w:type="spellStart"/>
-      <w:r>
-        <w:rPr>
-          <w:rFonts w:eastAsia="Arial Unicode MS"/>
-          <w:bdr w:val="nil"/>
-          <w:lang w:val="en-GB"/>
-        </w:rPr>
-        <w:t>medRxiv</w:t>
-      </w:r>
-      <w:proofErr w:type="spellEnd"/>
-      <w:r>
-        <w:rPr>
-          <w:rFonts w:eastAsia="Arial Unicode MS"/>
-          <w:bdr w:val="nil"/>
-          <w:lang w:val="en-GB"/>
-        </w:rPr>
-        <w:t xml:space="preserve">. 2024 Nov 26;2024.03.13.24304236. </w:t>
+        <w:t xml:space="preserve">Gerdin Wärnberg M, Basak D, Berg J, Chatterjee S, Felländer-Tsai L, Ghag G, et al. Feasibility of a Cluster Randomised Trial on the Effect of Trauma Life Support Training: A Pilot Study. medRxiv. 2024 Nov 26;2024.03.13.24304236. </w:t>
       </w:r>
     </w:p>
     <w:p>
@@ -8612,25 +7660,7 @@
           <w:lang w:val="en-GB"/>
         </w:rPr>
         <w:tab/>
-        <w:t xml:space="preserve">David S, Gerdin Wärnberg M, Trauma life support training Effectiveness Research Network (TERN) Collaborators. Patient-reported outcomes relevant to post-discharge trauma patients in urban India [Internet]. </w:t>
-      </w:r>
-      <w:proofErr w:type="spellStart"/>
-      <w:r>
-        <w:rPr>
-          <w:rFonts w:eastAsia="Arial Unicode MS"/>
-          <w:bdr w:val="nil"/>
-          <w:lang w:val="en-GB"/>
-        </w:rPr>
-        <w:t>medRxiv</w:t>
-      </w:r>
-      <w:proofErr w:type="spellEnd"/>
-      <w:r>
-        <w:rPr>
-          <w:rFonts w:eastAsia="Arial Unicode MS"/>
-          <w:bdr w:val="nil"/>
-          <w:lang w:val="en-GB"/>
-        </w:rPr>
-        <w:t>; 2024 [cited 2024 Nov 11]. p. 2024.02.20.24302971. Available from: https://www.medrxiv.org/content/10.1101/2024.02.20.24302971v2</w:t>
+        <w:t>David S, Gerdin Wärnberg M, Trauma life support training Effectiveness Research Network (TERN) Collaborators. Patient-reported outcomes relevant to post-discharge trauma patients in urban India [Internet]. medRxiv; 2024 [cited 2024 Nov 11]. p. 2024.02.20.24302971. Available from: https://www.medrxiv.org/content/10.1101/2024.02.20.24302971v2</w:t>
       </w:r>
     </w:p>
     <w:p>
@@ -8657,25 +7687,7 @@
           <w:lang w:val="en-GB"/>
         </w:rPr>
         <w:tab/>
-        <w:t xml:space="preserve">Hemming K, Haines TP, Chilton PJ, Girling AJ, </w:t>
-      </w:r>
-      <w:proofErr w:type="spellStart"/>
-      <w:r>
-        <w:rPr>
-          <w:rFonts w:eastAsia="Arial Unicode MS"/>
-          <w:bdr w:val="nil"/>
-          <w:lang w:val="en-GB"/>
-        </w:rPr>
-        <w:t>Lilford</w:t>
-      </w:r>
-      <w:proofErr w:type="spellEnd"/>
-      <w:r>
-        <w:rPr>
-          <w:rFonts w:eastAsia="Arial Unicode MS"/>
-          <w:bdr w:val="nil"/>
-          <w:lang w:val="en-GB"/>
-        </w:rPr>
-        <w:t xml:space="preserve"> RJ. The stepped wedge cluster randomised trial: rationale, design, analysis, and reporting. BMJ. 2015 Feb 6;350(feb06 1):h391–h391. </w:t>
+        <w:t xml:space="preserve">Hemming K, Haines TP, Chilton PJ, Girling AJ, Lilford RJ. The stepped wedge cluster randomised trial: rationale, design, analysis, and reporting. BMJ. 2015 Feb 6;350(feb06 1):h391–h391. </w:t>
       </w:r>
     </w:p>
     <w:p>
@@ -8810,43 +7822,7 @@
           <w:lang w:val="en-GB"/>
         </w:rPr>
         <w:tab/>
-        <w:t xml:space="preserve">Campbell MK, </w:t>
-      </w:r>
-      <w:proofErr w:type="spellStart"/>
-      <w:r>
-        <w:rPr>
-          <w:rFonts w:eastAsia="Arial Unicode MS"/>
-          <w:bdr w:val="nil"/>
-          <w:lang w:val="en-GB"/>
-        </w:rPr>
-        <w:t>Fayers</w:t>
-      </w:r>
-      <w:proofErr w:type="spellEnd"/>
-      <w:r>
-        <w:rPr>
-          <w:rFonts w:eastAsia="Arial Unicode MS"/>
-          <w:bdr w:val="nil"/>
-          <w:lang w:val="en-GB"/>
-        </w:rPr>
-        <w:t xml:space="preserve"> PM, Grimshaw JM. Determinants of the </w:t>
-      </w:r>
-      <w:proofErr w:type="spellStart"/>
-      <w:r>
-        <w:rPr>
-          <w:rFonts w:eastAsia="Arial Unicode MS"/>
-          <w:bdr w:val="nil"/>
-          <w:lang w:val="en-GB"/>
-        </w:rPr>
-        <w:t>intracluster</w:t>
-      </w:r>
-      <w:proofErr w:type="spellEnd"/>
-      <w:r>
-        <w:rPr>
-          <w:rFonts w:eastAsia="Arial Unicode MS"/>
-          <w:bdr w:val="nil"/>
-          <w:lang w:val="en-GB"/>
-        </w:rPr>
-        <w:t xml:space="preserve"> correlation coefficient in cluster randomized trials: the case of implementation research. Clinical Trials. 2005 Apr;2(2):99–107. </w:t>
+        <w:t xml:space="preserve">Campbell MK, Fayers PM, Grimshaw JM. Determinants of the intracluster correlation coefficient in cluster randomized trials: the case of implementation research. Clinical Trials. 2005 Apr;2(2):99–107. </w:t>
       </w:r>
     </w:p>
     <w:p>
@@ -8900,25 +7876,7 @@
           <w:lang w:val="en-GB"/>
         </w:rPr>
         <w:tab/>
-        <w:t xml:space="preserve">Martin J, Girling A, </w:t>
-      </w:r>
-      <w:proofErr w:type="spellStart"/>
-      <w:r>
-        <w:rPr>
-          <w:rFonts w:eastAsia="Arial Unicode MS"/>
-          <w:bdr w:val="nil"/>
-          <w:lang w:val="en-GB"/>
-        </w:rPr>
-        <w:t>Nirantharakumar</w:t>
-      </w:r>
-      <w:proofErr w:type="spellEnd"/>
-      <w:r>
-        <w:rPr>
-          <w:rFonts w:eastAsia="Arial Unicode MS"/>
-          <w:bdr w:val="nil"/>
-          <w:lang w:val="en-GB"/>
-        </w:rPr>
-        <w:t xml:space="preserve"> K, Ryan R, Marshall T, Hemming K. Intra-cluster and inter-period correlation coefficients for cross-sectional cluster randomised controlled trials for type-2 diabetes in UK primary care. Trials [Internet]. 2016 Aug;17(1). Available from: http://dx.doi.org/10.1186/s13063-016-1532-9</w:t>
+        <w:t>Martin J, Girling A, Nirantharakumar K, Ryan R, Marshall T, Hemming K. Intra-cluster and inter-period correlation coefficients for cross-sectional cluster randomised controlled trials for type-2 diabetes in UK primary care. Trials [Internet]. 2016 Aug;17(1). Available from: http://dx.doi.org/10.1186/s13063-016-1532-9</w:t>
       </w:r>
     </w:p>
     <w:p>
@@ -8945,308 +7903,77 @@
           <w:lang w:val="sv-SE"/>
         </w:rPr>
         <w:tab/>
-      </w:r>
-      <w:proofErr w:type="spellStart"/>
-      <w:r>
+        <w:t xml:space="preserve">Korevaar E, Kasza J, Taljaard M, Hemming K, Haines T, Turner EL, et al. </w:t>
+      </w:r>
+      <w:r>
+        <w:rPr>
+          <w:rFonts w:eastAsia="Arial Unicode MS"/>
+          <w:bdr w:val="nil"/>
+          <w:lang w:val="en-GB"/>
+        </w:rPr>
+        <w:t xml:space="preserve">Intra-cluster correlations from the CLustered OUtcome Dataset bank to inform the design of longitudinal cluster trials. Clinical Trials. 2021 June;18(5):529–40. </w:t>
+      </w:r>
+    </w:p>
+    <w:p>
+      <w:pPr>
+        <w:pStyle w:val="Bibliography"/>
         <w:rPr>
           <w:rFonts w:eastAsia="Arial Unicode MS"/>
           <w:bdr w:val="nil"/>
           <w:lang w:val="sv-SE"/>
         </w:rPr>
-        <w:t>Korevaar</w:t>
-      </w:r>
-      <w:proofErr w:type="spellEnd"/>
+      </w:pPr>
+      <w:r>
+        <w:rPr>
+          <w:rFonts w:eastAsia="Arial Unicode MS"/>
+          <w:bdr w:val="nil"/>
+          <w:lang w:val="en-GB"/>
+        </w:rPr>
+        <w:t>41.</w:t>
+      </w:r>
+      <w:r>
+        <w:rPr>
+          <w:rFonts w:eastAsia="Arial Unicode MS"/>
+          <w:bdr w:val="nil"/>
+          <w:lang w:val="en-GB"/>
+        </w:rPr>
+        <w:tab/>
+        <w:t xml:space="preserve">Lashoher A, Schneider EB, Juillard C, Stevens K, Colantuoni E, Berry WR, et al. Implementation of the World Health Organization Trauma Care Checklist Program in 11 Centers Across Multiple Economic Strata: Effect on Care Process Measures. </w:t>
+      </w:r>
       <w:r>
         <w:rPr>
           <w:rFonts w:eastAsia="Arial Unicode MS"/>
           <w:bdr w:val="nil"/>
           <w:lang w:val="sv-SE"/>
         </w:rPr>
-        <w:t xml:space="preserve"> E, </w:t>
-      </w:r>
-      <w:proofErr w:type="spellStart"/>
+        <w:t xml:space="preserve">World J Surg. 2017 Apr;41(4):954–62. </w:t>
+      </w:r>
+    </w:p>
+    <w:p>
+      <w:pPr>
+        <w:pStyle w:val="Bibliography"/>
+        <w:rPr>
+          <w:rFonts w:eastAsia="Arial Unicode MS"/>
+          <w:bdr w:val="nil"/>
+          <w:lang w:val="en-GB"/>
+        </w:rPr>
+      </w:pPr>
       <w:r>
         <w:rPr>
           <w:rFonts w:eastAsia="Arial Unicode MS"/>
           <w:bdr w:val="nil"/>
           <w:lang w:val="sv-SE"/>
         </w:rPr>
-        <w:t>Kasza</w:t>
-      </w:r>
-      <w:proofErr w:type="spellEnd"/>
+        <w:t>42.</w:t>
+      </w:r>
       <w:r>
         <w:rPr>
           <w:rFonts w:eastAsia="Arial Unicode MS"/>
           <w:bdr w:val="nil"/>
           <w:lang w:val="sv-SE"/>
         </w:rPr>
-        <w:t xml:space="preserve"> J, </w:t>
-      </w:r>
-      <w:proofErr w:type="spellStart"/>
-      <w:r>
-        <w:rPr>
-          <w:rFonts w:eastAsia="Arial Unicode MS"/>
-          <w:bdr w:val="nil"/>
-          <w:lang w:val="sv-SE"/>
-        </w:rPr>
-        <w:t>Taljaard</w:t>
-      </w:r>
-      <w:proofErr w:type="spellEnd"/>
-      <w:r>
-        <w:rPr>
-          <w:rFonts w:eastAsia="Arial Unicode MS"/>
-          <w:bdr w:val="nil"/>
-          <w:lang w:val="sv-SE"/>
-        </w:rPr>
-        <w:t xml:space="preserve"> M, Hemming K, Haines T, Turner EL, et al. </w:t>
-      </w:r>
-      <w:r>
-        <w:rPr>
-          <w:rFonts w:eastAsia="Arial Unicode MS"/>
-          <w:bdr w:val="nil"/>
-          <w:lang w:val="en-GB"/>
-        </w:rPr>
-        <w:t xml:space="preserve">Intra-cluster correlations from the </w:t>
-      </w:r>
-      <w:proofErr w:type="spellStart"/>
-      <w:r>
-        <w:rPr>
-          <w:rFonts w:eastAsia="Arial Unicode MS"/>
-          <w:bdr w:val="nil"/>
-          <w:lang w:val="en-GB"/>
-        </w:rPr>
-        <w:t>CLustered</w:t>
-      </w:r>
-      <w:proofErr w:type="spellEnd"/>
-      <w:r>
-        <w:rPr>
-          <w:rFonts w:eastAsia="Arial Unicode MS"/>
-          <w:bdr w:val="nil"/>
-          <w:lang w:val="en-GB"/>
-        </w:rPr>
-        <w:t xml:space="preserve"> </w:t>
-      </w:r>
-      <w:proofErr w:type="spellStart"/>
-      <w:r>
-        <w:rPr>
-          <w:rFonts w:eastAsia="Arial Unicode MS"/>
-          <w:bdr w:val="nil"/>
-          <w:lang w:val="en-GB"/>
-        </w:rPr>
-        <w:t>OUtcome</w:t>
-      </w:r>
-      <w:proofErr w:type="spellEnd"/>
-      <w:r>
-        <w:rPr>
-          <w:rFonts w:eastAsia="Arial Unicode MS"/>
-          <w:bdr w:val="nil"/>
-          <w:lang w:val="en-GB"/>
-        </w:rPr>
-        <w:t xml:space="preserve"> Dataset bank to inform the design of longitudinal cluster trials. Clinical Trials. 2021 June;18(5):529–40. </w:t>
-      </w:r>
-    </w:p>
-    <w:p>
-      <w:pPr>
-        <w:pStyle w:val="Bibliography"/>
-        <w:rPr>
-          <w:rFonts w:eastAsia="Arial Unicode MS"/>
-          <w:bdr w:val="nil"/>
-          <w:lang w:val="sv-SE"/>
-        </w:rPr>
-      </w:pPr>
-      <w:r>
-        <w:rPr>
-          <w:rFonts w:eastAsia="Arial Unicode MS"/>
-          <w:bdr w:val="nil"/>
-          <w:lang w:val="en-GB"/>
-        </w:rPr>
-        <w:t>41.</w:t>
-      </w:r>
-      <w:r>
-        <w:rPr>
-          <w:rFonts w:eastAsia="Arial Unicode MS"/>
-          <w:bdr w:val="nil"/>
-          <w:lang w:val="en-GB"/>
-        </w:rPr>
         <w:tab/>
-      </w:r>
-      <w:proofErr w:type="spellStart"/>
-      <w:r>
-        <w:rPr>
-          <w:rFonts w:eastAsia="Arial Unicode MS"/>
-          <w:bdr w:val="nil"/>
-          <w:lang w:val="en-GB"/>
-        </w:rPr>
-        <w:t>Lashoher</w:t>
-      </w:r>
-      <w:proofErr w:type="spellEnd"/>
-      <w:r>
-        <w:rPr>
-          <w:rFonts w:eastAsia="Arial Unicode MS"/>
-          <w:bdr w:val="nil"/>
-          <w:lang w:val="en-GB"/>
-        </w:rPr>
-        <w:t xml:space="preserve"> A, Schneider EB, </w:t>
-      </w:r>
-      <w:proofErr w:type="spellStart"/>
-      <w:r>
-        <w:rPr>
-          <w:rFonts w:eastAsia="Arial Unicode MS"/>
-          <w:bdr w:val="nil"/>
-          <w:lang w:val="en-GB"/>
-        </w:rPr>
-        <w:t>Juillard</w:t>
-      </w:r>
-      <w:proofErr w:type="spellEnd"/>
-      <w:r>
-        <w:rPr>
-          <w:rFonts w:eastAsia="Arial Unicode MS"/>
-          <w:bdr w:val="nil"/>
-          <w:lang w:val="en-GB"/>
-        </w:rPr>
-        <w:t xml:space="preserve"> C, Stevens K, Colantuoni E, Berry WR, et al. Implementation of the World Health Organization Trauma Care Checklist Program in 11 </w:t>
-      </w:r>
-      <w:proofErr w:type="spellStart"/>
-      <w:r>
-        <w:rPr>
-          <w:rFonts w:eastAsia="Arial Unicode MS"/>
-          <w:bdr w:val="nil"/>
-          <w:lang w:val="en-GB"/>
-        </w:rPr>
-        <w:t>Centers</w:t>
-      </w:r>
-      <w:proofErr w:type="spellEnd"/>
-      <w:r>
-        <w:rPr>
-          <w:rFonts w:eastAsia="Arial Unicode MS"/>
-          <w:bdr w:val="nil"/>
-          <w:lang w:val="en-GB"/>
-        </w:rPr>
-        <w:t xml:space="preserve"> Across Multiple Economic Strata: Effect on Care Process Measures. </w:t>
-      </w:r>
-      <w:r>
-        <w:rPr>
-          <w:rFonts w:eastAsia="Arial Unicode MS"/>
-          <w:bdr w:val="nil"/>
-          <w:lang w:val="sv-SE"/>
-        </w:rPr>
-        <w:t xml:space="preserve">World J </w:t>
-      </w:r>
-      <w:proofErr w:type="spellStart"/>
-      <w:r>
-        <w:rPr>
-          <w:rFonts w:eastAsia="Arial Unicode MS"/>
-          <w:bdr w:val="nil"/>
-          <w:lang w:val="sv-SE"/>
-        </w:rPr>
-        <w:t>Surg</w:t>
-      </w:r>
-      <w:proofErr w:type="spellEnd"/>
-      <w:r>
-        <w:rPr>
-          <w:rFonts w:eastAsia="Arial Unicode MS"/>
-          <w:bdr w:val="nil"/>
-          <w:lang w:val="sv-SE"/>
-        </w:rPr>
-        <w:t xml:space="preserve">. 2017 </w:t>
-      </w:r>
-      <w:proofErr w:type="gramStart"/>
-      <w:r>
-        <w:rPr>
-          <w:rFonts w:eastAsia="Arial Unicode MS"/>
-          <w:bdr w:val="nil"/>
-          <w:lang w:val="sv-SE"/>
-        </w:rPr>
-        <w:t>Apr</w:t>
-      </w:r>
-      <w:proofErr w:type="gramEnd"/>
-      <w:r>
-        <w:rPr>
-          <w:rFonts w:eastAsia="Arial Unicode MS"/>
-          <w:bdr w:val="nil"/>
-          <w:lang w:val="sv-SE"/>
-        </w:rPr>
-        <w:t xml:space="preserve">;41(4):954–62. </w:t>
-      </w:r>
-    </w:p>
-    <w:p>
-      <w:pPr>
-        <w:pStyle w:val="Bibliography"/>
-        <w:rPr>
-          <w:rFonts w:eastAsia="Arial Unicode MS"/>
-          <w:bdr w:val="nil"/>
-          <w:lang w:val="en-GB"/>
-        </w:rPr>
-      </w:pPr>
-      <w:r>
-        <w:rPr>
-          <w:rFonts w:eastAsia="Arial Unicode MS"/>
-          <w:bdr w:val="nil"/>
-          <w:lang w:val="sv-SE"/>
-        </w:rPr>
-        <w:t>42.</w:t>
-      </w:r>
-      <w:r>
-        <w:rPr>
-          <w:rFonts w:eastAsia="Arial Unicode MS"/>
-          <w:bdr w:val="nil"/>
-          <w:lang w:val="sv-SE"/>
-        </w:rPr>
-        <w:tab/>
-      </w:r>
-      <w:proofErr w:type="spellStart"/>
-      <w:r>
-        <w:rPr>
-          <w:rFonts w:eastAsia="Arial Unicode MS"/>
-          <w:bdr w:val="nil"/>
-          <w:lang w:val="sv-SE"/>
-        </w:rPr>
-        <w:t>Kapitan</w:t>
-      </w:r>
-      <w:proofErr w:type="spellEnd"/>
-      <w:r>
-        <w:rPr>
-          <w:rFonts w:eastAsia="Arial Unicode MS"/>
-          <w:bdr w:val="nil"/>
-          <w:lang w:val="sv-SE"/>
-        </w:rPr>
-        <w:t xml:space="preserve"> E, Berg J, David S, N ML, </w:t>
-      </w:r>
-      <w:proofErr w:type="spellStart"/>
-      <w:r>
-        <w:rPr>
-          <w:rFonts w:eastAsia="Arial Unicode MS"/>
-          <w:bdr w:val="nil"/>
-          <w:lang w:val="sv-SE"/>
-        </w:rPr>
-        <w:t>Felländer-Tsai</w:t>
-      </w:r>
-      <w:proofErr w:type="spellEnd"/>
-      <w:r>
-        <w:rPr>
-          <w:rFonts w:eastAsia="Arial Unicode MS"/>
-          <w:bdr w:val="nil"/>
-          <w:lang w:val="sv-SE"/>
-        </w:rPr>
-        <w:t xml:space="preserve"> L, </w:t>
-      </w:r>
-      <w:proofErr w:type="spellStart"/>
-      <w:r>
-        <w:rPr>
-          <w:rFonts w:eastAsia="Arial Unicode MS"/>
-          <w:bdr w:val="nil"/>
-          <w:lang w:val="sv-SE"/>
-        </w:rPr>
-        <w:t>Chatterjee</w:t>
-      </w:r>
-      <w:proofErr w:type="spellEnd"/>
-      <w:r>
-        <w:rPr>
-          <w:rFonts w:eastAsia="Arial Unicode MS"/>
-          <w:bdr w:val="nil"/>
-          <w:lang w:val="sv-SE"/>
-        </w:rPr>
-        <w:t xml:space="preserve"> S, et al. </w:t>
+        <w:t xml:space="preserve">Kapitan E, Berg J, David S, N ML, Felländer-Tsai L, Chatterjee S, et al. </w:t>
       </w:r>
       <w:r>
         <w:rPr>
@@ -9309,25 +8036,7 @@
           <w:lang w:val="en-GB"/>
         </w:rPr>
         <w:tab/>
-        <w:t>Harris PA, Taylor R, Thielke R, Payne J, Gonzalez N, Conde JG. Research electronic data capture (</w:t>
-      </w:r>
-      <w:proofErr w:type="spellStart"/>
-      <w:r>
-        <w:rPr>
-          <w:rFonts w:eastAsia="Arial Unicode MS"/>
-          <w:bdr w:val="nil"/>
-          <w:lang w:val="en-GB"/>
-        </w:rPr>
-        <w:t>REDCap</w:t>
-      </w:r>
-      <w:proofErr w:type="spellEnd"/>
-      <w:r>
-        <w:rPr>
-          <w:rFonts w:eastAsia="Arial Unicode MS"/>
-          <w:bdr w:val="nil"/>
-          <w:lang w:val="en-GB"/>
-        </w:rPr>
-        <w:t xml:space="preserve">)--a metadata-driven methodology and workflow process for providing translational research informatics support. </w:t>
+        <w:t xml:space="preserve">Harris PA, Taylor R, Thielke R, Payne J, Gonzalez N, Conde JG. Research electronic data capture (REDCap)--a metadata-driven methodology and workflow process for providing translational research informatics support. </w:t>
       </w:r>
       <w:r>
         <w:rPr>
@@ -9335,61 +8044,7 @@
           <w:bdr w:val="nil"/>
           <w:lang w:val="sv-SE"/>
         </w:rPr>
-        <w:t xml:space="preserve">J </w:t>
-      </w:r>
-      <w:proofErr w:type="spellStart"/>
-      <w:r>
-        <w:rPr>
-          <w:rFonts w:eastAsia="Arial Unicode MS"/>
-          <w:bdr w:val="nil"/>
-          <w:lang w:val="sv-SE"/>
-        </w:rPr>
-        <w:t>Biomed</w:t>
-      </w:r>
-      <w:proofErr w:type="spellEnd"/>
-      <w:r>
-        <w:rPr>
-          <w:rFonts w:eastAsia="Arial Unicode MS"/>
-          <w:bdr w:val="nil"/>
-          <w:lang w:val="sv-SE"/>
-        </w:rPr>
-        <w:t xml:space="preserve"> </w:t>
-      </w:r>
-      <w:proofErr w:type="spellStart"/>
-      <w:r>
-        <w:rPr>
-          <w:rFonts w:eastAsia="Arial Unicode MS"/>
-          <w:bdr w:val="nil"/>
-          <w:lang w:val="sv-SE"/>
-        </w:rPr>
-        <w:t>Inform</w:t>
-      </w:r>
-      <w:proofErr w:type="spellEnd"/>
-      <w:r>
-        <w:rPr>
-          <w:rFonts w:eastAsia="Arial Unicode MS"/>
-          <w:bdr w:val="nil"/>
-          <w:lang w:val="sv-SE"/>
-        </w:rPr>
-        <w:t xml:space="preserve">. 2009 </w:t>
-      </w:r>
-      <w:proofErr w:type="gramStart"/>
-      <w:r>
-        <w:rPr>
-          <w:rFonts w:eastAsia="Arial Unicode MS"/>
-          <w:bdr w:val="nil"/>
-          <w:lang w:val="sv-SE"/>
-        </w:rPr>
-        <w:t>Apr</w:t>
-      </w:r>
-      <w:proofErr w:type="gramEnd"/>
-      <w:r>
-        <w:rPr>
-          <w:rFonts w:eastAsia="Arial Unicode MS"/>
-          <w:bdr w:val="nil"/>
-          <w:lang w:val="sv-SE"/>
-        </w:rPr>
-        <w:t xml:space="preserve">;42(2):377–81. </w:t>
+        <w:t xml:space="preserve">J Biomed Inform. 2009 Apr;42(2):377–81. </w:t>
       </w:r>
     </w:p>
     <w:p>
@@ -9424,43 +8079,7 @@
           <w:bdr w:val="nil"/>
           <w:lang w:val="en-GB"/>
         </w:rPr>
-        <w:t xml:space="preserve">The </w:t>
-      </w:r>
-      <w:proofErr w:type="spellStart"/>
-      <w:r>
-        <w:rPr>
-          <w:rFonts w:eastAsia="Arial Unicode MS"/>
-          <w:bdr w:val="nil"/>
-          <w:lang w:val="en-GB"/>
-        </w:rPr>
-        <w:t>REDCap</w:t>
-      </w:r>
-      <w:proofErr w:type="spellEnd"/>
-      <w:r>
-        <w:rPr>
-          <w:rFonts w:eastAsia="Arial Unicode MS"/>
-          <w:bdr w:val="nil"/>
-          <w:lang w:val="en-GB"/>
-        </w:rPr>
-        <w:t xml:space="preserve"> consortium: Building an international community of software platform partners. J Biomed Inform. 2019 </w:t>
-      </w:r>
-      <w:proofErr w:type="gramStart"/>
-      <w:r>
-        <w:rPr>
-          <w:rFonts w:eastAsia="Arial Unicode MS"/>
-          <w:bdr w:val="nil"/>
-          <w:lang w:val="en-GB"/>
-        </w:rPr>
-        <w:t>July;95:103208</w:t>
-      </w:r>
-      <w:proofErr w:type="gramEnd"/>
-      <w:r>
-        <w:rPr>
-          <w:rFonts w:eastAsia="Arial Unicode MS"/>
-          <w:bdr w:val="nil"/>
-          <w:lang w:val="en-GB"/>
-        </w:rPr>
-        <w:t xml:space="preserve">. </w:t>
+        <w:t xml:space="preserve">The REDCap consortium: Building an international community of software platform partners. J Biomed Inform. 2019 July;95:103208. </w:t>
       </w:r>
     </w:p>
     <w:p>
@@ -9514,24 +8133,7 @@
           <w:lang w:val="en-GB"/>
         </w:rPr>
         <w:tab/>
-      </w:r>
-      <w:proofErr w:type="spellStart"/>
-      <w:r>
-        <w:rPr>
-          <w:rFonts w:eastAsia="Arial Unicode MS"/>
-          <w:bdr w:val="nil"/>
-          <w:lang w:val="en-GB"/>
-        </w:rPr>
-        <w:t>Voldal</w:t>
-      </w:r>
-      <w:proofErr w:type="spellEnd"/>
-      <w:r>
-        <w:rPr>
-          <w:rFonts w:eastAsia="Arial Unicode MS"/>
-          <w:bdr w:val="nil"/>
-          <w:lang w:val="en-GB"/>
-        </w:rPr>
-        <w:t xml:space="preserve"> EC, Xia F, Kenny A, Heagerty PJ, Hughes JP. Model misspecification in stepped wedge trials: Random effects for time or treatment. Stat Med. 2022 May 10;41(10):1751–66. </w:t>
+        <w:t xml:space="preserve">Voldal EC, Xia F, Kenny A, Heagerty PJ, Hughes JP. Model misspecification in stepped wedge trials: Random effects for time or treatment. Stat Med. 2022 May 10;41(10):1751–66. </w:t>
       </w:r>
     </w:p>
     <w:p>
@@ -9558,25 +8160,7 @@
           <w:lang w:val="en-GB"/>
         </w:rPr>
         <w:tab/>
-        <w:t xml:space="preserve">Grantham KL, Kasza J, Heritier S, Carlin JB, Forbes AB. Evaluating the performance of Bayesian and restricted maximum likelihood estimation for stepped wedge cluster randomized trials with a small number of clusters. BMC Med Res </w:t>
-      </w:r>
-      <w:proofErr w:type="spellStart"/>
-      <w:r>
-        <w:rPr>
-          <w:rFonts w:eastAsia="Arial Unicode MS"/>
-          <w:bdr w:val="nil"/>
-          <w:lang w:val="en-GB"/>
-        </w:rPr>
-        <w:t>Methodol</w:t>
-      </w:r>
-      <w:proofErr w:type="spellEnd"/>
-      <w:r>
-        <w:rPr>
-          <w:rFonts w:eastAsia="Arial Unicode MS"/>
-          <w:bdr w:val="nil"/>
-          <w:lang w:val="en-GB"/>
-        </w:rPr>
-        <w:t xml:space="preserve">. 2022 Apr 13;22(1):112. </w:t>
+        <w:t xml:space="preserve">Grantham KL, Kasza J, Heritier S, Carlin JB, Forbes AB. Evaluating the performance of Bayesian and restricted maximum likelihood estimation for stepped wedge cluster randomized trials with a small number of clusters. BMC Med Res Methodol. 2022 Apr 13;22(1):112. </w:t>
       </w:r>
     </w:p>
     <w:p>
@@ -9603,43 +8187,7 @@
           <w:lang w:val="en-GB"/>
         </w:rPr>
         <w:tab/>
-        <w:t xml:space="preserve">Diaz T, Strong KL, Cao B, </w:t>
-      </w:r>
-      <w:proofErr w:type="spellStart"/>
-      <w:r>
-        <w:rPr>
-          <w:rFonts w:eastAsia="Arial Unicode MS"/>
-          <w:bdr w:val="nil"/>
-          <w:lang w:val="en-GB"/>
-        </w:rPr>
-        <w:t>Guthold</w:t>
-      </w:r>
-      <w:proofErr w:type="spellEnd"/>
-      <w:r>
-        <w:rPr>
-          <w:rFonts w:eastAsia="Arial Unicode MS"/>
-          <w:bdr w:val="nil"/>
-          <w:lang w:val="en-GB"/>
-        </w:rPr>
-        <w:t xml:space="preserve"> R, Moran AC, Moller AB, et al. A call for standardised age-disaggregated health data. The Lancet Healthy Longevity. 2021 July 1;2(7</w:t>
-      </w:r>
-      <w:proofErr w:type="gramStart"/>
-      <w:r>
-        <w:rPr>
-          <w:rFonts w:eastAsia="Arial Unicode MS"/>
-          <w:bdr w:val="nil"/>
-          <w:lang w:val="en-GB"/>
-        </w:rPr>
-        <w:t>):e</w:t>
-      </w:r>
-      <w:proofErr w:type="gramEnd"/>
-      <w:r>
-        <w:rPr>
-          <w:rFonts w:eastAsia="Arial Unicode MS"/>
-          <w:bdr w:val="nil"/>
-          <w:lang w:val="en-GB"/>
-        </w:rPr>
-        <w:t xml:space="preserve">436–43. </w:t>
+        <w:t xml:space="preserve">Diaz T, Strong KL, Cao B, Guthold R, Moran AC, Moller AB, et al. A call for standardised age-disaggregated health data. The Lancet Healthy Longevity. 2021 July 1;2(7):e436–43. </w:t>
       </w:r>
     </w:p>
     <w:p>
@@ -9666,25 +8214,7 @@
           <w:lang w:val="en-GB"/>
         </w:rPr>
         <w:tab/>
-        <w:t xml:space="preserve">Hornor MA, Hoeft C, </w:t>
-      </w:r>
-      <w:proofErr w:type="spellStart"/>
-      <w:r>
-        <w:rPr>
-          <w:rFonts w:eastAsia="Arial Unicode MS"/>
-          <w:bdr w:val="nil"/>
-          <w:lang w:val="en-GB"/>
-        </w:rPr>
-        <w:t>Nathens</w:t>
-      </w:r>
-      <w:proofErr w:type="spellEnd"/>
-      <w:r>
-        <w:rPr>
-          <w:rFonts w:eastAsia="Arial Unicode MS"/>
-          <w:bdr w:val="nil"/>
-          <w:lang w:val="en-GB"/>
-        </w:rPr>
-        <w:t xml:space="preserve"> AB. Quality Benchmarking in Trauma: from the NTDB to TQIP. Current Trauma Reports. 2018 Apr;4(2):160–9. </w:t>
+        <w:t xml:space="preserve">Hornor MA, Hoeft C, Nathens AB. Quality Benchmarking in Trauma: from the NTDB to TQIP. Current Trauma Reports. 2018 Apr;4(2):160–9. </w:t>
       </w:r>
     </w:p>
     <w:p>
@@ -9711,43 +8241,7 @@
           <w:lang w:val="en-GB"/>
         </w:rPr>
         <w:tab/>
-        <w:t xml:space="preserve">Kamp CB, Dankiewicz J, Harboe Olsen M, Holgersson J, Saxena M, Young P, et al. Sedation, temperature and pressure after cardiac arrest and resuscitation—The STEPCARE trial: A statistical analysis plan. Acta </w:t>
-      </w:r>
-      <w:proofErr w:type="spellStart"/>
-      <w:r>
-        <w:rPr>
-          <w:rFonts w:eastAsia="Arial Unicode MS"/>
-          <w:bdr w:val="nil"/>
-          <w:lang w:val="en-GB"/>
-        </w:rPr>
-        <w:t>Anaesthesiologica</w:t>
-      </w:r>
-      <w:proofErr w:type="spellEnd"/>
-      <w:r>
-        <w:rPr>
-          <w:rFonts w:eastAsia="Arial Unicode MS"/>
-          <w:bdr w:val="nil"/>
-          <w:lang w:val="en-GB"/>
-        </w:rPr>
-        <w:t xml:space="preserve"> Scandinavica. 2025;69(5</w:t>
-      </w:r>
-      <w:proofErr w:type="gramStart"/>
-      <w:r>
-        <w:rPr>
-          <w:rFonts w:eastAsia="Arial Unicode MS"/>
-          <w:bdr w:val="nil"/>
-          <w:lang w:val="en-GB"/>
-        </w:rPr>
-        <w:t>):e</w:t>
-      </w:r>
-      <w:proofErr w:type="gramEnd"/>
-      <w:r>
-        <w:rPr>
-          <w:rFonts w:eastAsia="Arial Unicode MS"/>
-          <w:bdr w:val="nil"/>
-          <w:lang w:val="en-GB"/>
-        </w:rPr>
-        <w:t xml:space="preserve">70033. </w:t>
+        <w:t xml:space="preserve">Kamp CB, Dankiewicz J, Harboe Olsen M, Holgersson J, Saxena M, Young P, et al. Sedation, temperature and pressure after cardiac arrest and resuscitation—The STEPCARE trial: A statistical analysis plan. Acta Anaesthesiologica Scandinavica. 2025;69(5):e70033. </w:t>
       </w:r>
     </w:p>
     <w:p>
@@ -12593,6 +11087,7 @@
   <w:style w:type="character" w:default="1" w:styleId="DefaultParagraphFont">
     <w:name w:val="Default Paragraph Font"/>
     <w:uiPriority w:val="1"/>
+    <w:semiHidden/>
     <w:unhideWhenUsed/>
   </w:style>
   <w:style w:type="table" w:default="1" w:styleId="TableNormal">
